--- a/src/templates/template_usulan_penguji.docx
+++ b/src/templates/template_usulan_penguji.docx
@@ -19,6 +19,7 @@
           <w:szCs w:val="20"/>
         </w:rPr>
       </w:pPr>
+      <w:proofErr w:type="spellStart"/>
       <w:r>
         <w:rPr>
           <w:color w:val="000000"/>
@@ -28,6 +29,7 @@
         </w:rPr>
         <w:t>Yth</w:t>
       </w:r>
+      <w:proofErr w:type="spellEnd"/>
       <w:r>
         <w:rPr>
           <w:color w:val="000000"/>
@@ -46,16 +48,55 @@
           <w:szCs w:val="20"/>
         </w:rPr>
         <w:tab/>
-        <w:t xml:space="preserve">Ketua Program Studi </w:t>
-      </w:r>
-      <w:r>
-        <w:rPr>
-          <w:color w:val="000000"/>
-          <w:spacing w:val="15"/>
-          <w:sz w:val="20"/>
-          <w:szCs w:val="20"/>
-        </w:rPr>
-        <w:t>{{prodi}}</w:t>
+      </w:r>
+      <w:proofErr w:type="spellStart"/>
+      <w:r>
+        <w:rPr>
+          <w:color w:val="000000"/>
+          <w:spacing w:val="15"/>
+          <w:sz w:val="20"/>
+          <w:szCs w:val="20"/>
+        </w:rPr>
+        <w:t>Ketua</w:t>
+      </w:r>
+      <w:proofErr w:type="spellEnd"/>
+      <w:r>
+        <w:rPr>
+          <w:color w:val="000000"/>
+          <w:spacing w:val="15"/>
+          <w:sz w:val="20"/>
+          <w:szCs w:val="20"/>
+        </w:rPr>
+        <w:t xml:space="preserve"> Program Studi </w:t>
+      </w:r>
+      <w:r>
+        <w:rPr>
+          <w:color w:val="000000"/>
+          <w:spacing w:val="15"/>
+          <w:sz w:val="20"/>
+          <w:szCs w:val="20"/>
+        </w:rPr>
+        <w:t>{{</w:t>
+      </w:r>
+      <w:proofErr w:type="spellStart"/>
+      <w:r>
+        <w:rPr>
+          <w:color w:val="000000"/>
+          <w:spacing w:val="15"/>
+          <w:sz w:val="20"/>
+          <w:szCs w:val="20"/>
+        </w:rPr>
+        <w:t>prodi</w:t>
+      </w:r>
+      <w:proofErr w:type="spellEnd"/>
+      <w:r>
+        <w:rPr>
+          <w:color w:val="000000"/>
+          <w:spacing w:val="15"/>
+          <w:sz w:val="20"/>
+          <w:szCs w:val="20"/>
+        </w:rPr>
+        <w:t>}}</w:t>
       </w:r>
     </w:p>
     <w:p>
@@ -100,7 +141,27 @@
           <w:sz w:val="20"/>
           <w:szCs w:val="20"/>
         </w:rPr>
-        <w:t>{{fakultas}}</w:t>
+        <w:t>{{</w:t>
+      </w:r>
+      <w:proofErr w:type="spellStart"/>
+      <w:r>
+        <w:rPr>
+          <w:color w:val="000000"/>
+          <w:spacing w:val="15"/>
+          <w:sz w:val="20"/>
+          <w:szCs w:val="20"/>
+        </w:rPr>
+        <w:t>fakultas</w:t>
+      </w:r>
+      <w:proofErr w:type="spellEnd"/>
+      <w:r>
+        <w:rPr>
+          <w:color w:val="000000"/>
+          <w:spacing w:val="15"/>
+          <w:sz w:val="20"/>
+          <w:szCs w:val="20"/>
+        </w:rPr>
+        <w:t>}}</w:t>
       </w:r>
     </w:p>
     <w:p>
@@ -165,14 +226,25 @@
           <w:szCs w:val="20"/>
         </w:rPr>
       </w:pPr>
-      <w:r>
-        <w:rPr>
-          <w:color w:val="000000"/>
-          <w:spacing w:val="15"/>
-          <w:sz w:val="20"/>
-          <w:szCs w:val="20"/>
-        </w:rPr>
-        <w:t>u.p.</w:t>
+      <w:proofErr w:type="spellStart"/>
+      <w:r>
+        <w:rPr>
+          <w:color w:val="000000"/>
+          <w:spacing w:val="15"/>
+          <w:sz w:val="20"/>
+          <w:szCs w:val="20"/>
+        </w:rPr>
+        <w:t>u.p</w:t>
+      </w:r>
+      <w:proofErr w:type="spellEnd"/>
+      <w:r>
+        <w:rPr>
+          <w:color w:val="000000"/>
+          <w:spacing w:val="15"/>
+          <w:sz w:val="20"/>
+          <w:szCs w:val="20"/>
+        </w:rPr>
+        <w:t>.</w:t>
       </w:r>
       <w:r>
         <w:rPr>
@@ -200,7 +272,27 @@
           <w:sz w:val="20"/>
           <w:szCs w:val="20"/>
         </w:rPr>
-        <w:t>{{nama_kaprodi}}</w:t>
+        <w:t>{{</w:t>
+      </w:r>
+      <w:proofErr w:type="spellStart"/>
+      <w:r>
+        <w:rPr>
+          <w:color w:val="000000"/>
+          <w:spacing w:val="15"/>
+          <w:sz w:val="20"/>
+          <w:szCs w:val="20"/>
+        </w:rPr>
+        <w:t>nama_kaprodi</w:t>
+      </w:r>
+      <w:proofErr w:type="spellEnd"/>
+      <w:r>
+        <w:rPr>
+          <w:color w:val="000000"/>
+          <w:spacing w:val="15"/>
+          <w:sz w:val="20"/>
+          <w:szCs w:val="20"/>
+        </w:rPr>
+        <w:t>}}</w:t>
       </w:r>
     </w:p>
     <w:p>
@@ -278,14 +370,45 @@
           <w:szCs w:val="20"/>
         </w:rPr>
       </w:pPr>
-      <w:r>
-        <w:rPr>
-          <w:color w:val="000000"/>
-          <w:spacing w:val="15"/>
-          <w:sz w:val="20"/>
-          <w:szCs w:val="20"/>
-        </w:rPr>
-        <w:t>Dengan hormat,</w:t>
+      <w:proofErr w:type="spellStart"/>
+      <w:r>
+        <w:rPr>
+          <w:color w:val="000000"/>
+          <w:spacing w:val="15"/>
+          <w:sz w:val="20"/>
+          <w:szCs w:val="20"/>
+        </w:rPr>
+        <w:t>Dengan</w:t>
+      </w:r>
+      <w:proofErr w:type="spellEnd"/>
+      <w:r>
+        <w:rPr>
+          <w:color w:val="000000"/>
+          <w:spacing w:val="15"/>
+          <w:sz w:val="20"/>
+          <w:szCs w:val="20"/>
+        </w:rPr>
+        <w:t xml:space="preserve"> </w:t>
+      </w:r>
+      <w:proofErr w:type="spellStart"/>
+      <w:r>
+        <w:rPr>
+          <w:color w:val="000000"/>
+          <w:spacing w:val="15"/>
+          <w:sz w:val="20"/>
+          <w:szCs w:val="20"/>
+        </w:rPr>
+        <w:t>hormat</w:t>
+      </w:r>
+      <w:proofErr w:type="spellEnd"/>
+      <w:r>
+        <w:rPr>
+          <w:color w:val="000000"/>
+          <w:spacing w:val="15"/>
+          <w:sz w:val="20"/>
+          <w:szCs w:val="20"/>
+        </w:rPr>
+        <w:t>,</w:t>
       </w:r>
     </w:p>
     <w:p>
@@ -302,15 +425,208 @@
           <w:szCs w:val="20"/>
         </w:rPr>
       </w:pPr>
-      <w:r>
-        <w:rPr>
-          <w:color w:val="000000"/>
-          <w:spacing w:val="15"/>
-          <w:sz w:val="20"/>
-          <w:szCs w:val="20"/>
-        </w:rPr>
-        <w:t>Sehubungan dengan telah siap diujinya skripsi/komprehensif, maka perkenankan saya :</w:t>
-      </w:r>
+      <w:proofErr w:type="spellStart"/>
+      <w:r>
+        <w:rPr>
+          <w:color w:val="000000"/>
+          <w:spacing w:val="15"/>
+          <w:sz w:val="20"/>
+          <w:szCs w:val="20"/>
+        </w:rPr>
+        <w:t>Sehubungan</w:t>
+      </w:r>
+      <w:proofErr w:type="spellEnd"/>
+      <w:r>
+        <w:rPr>
+          <w:color w:val="000000"/>
+          <w:spacing w:val="15"/>
+          <w:sz w:val="20"/>
+          <w:szCs w:val="20"/>
+        </w:rPr>
+        <w:t xml:space="preserve"> </w:t>
+      </w:r>
+      <w:proofErr w:type="spellStart"/>
+      <w:r>
+        <w:rPr>
+          <w:color w:val="000000"/>
+          <w:spacing w:val="15"/>
+          <w:sz w:val="20"/>
+          <w:szCs w:val="20"/>
+        </w:rPr>
+        <w:t>dengan</w:t>
+      </w:r>
+      <w:proofErr w:type="spellEnd"/>
+      <w:r>
+        <w:rPr>
+          <w:color w:val="000000"/>
+          <w:spacing w:val="15"/>
+          <w:sz w:val="20"/>
+          <w:szCs w:val="20"/>
+        </w:rPr>
+        <w:t xml:space="preserve"> </w:t>
+      </w:r>
+      <w:proofErr w:type="spellStart"/>
+      <w:r>
+        <w:rPr>
+          <w:color w:val="000000"/>
+          <w:spacing w:val="15"/>
+          <w:sz w:val="20"/>
+          <w:szCs w:val="20"/>
+        </w:rPr>
+        <w:t>telah</w:t>
+      </w:r>
+      <w:proofErr w:type="spellEnd"/>
+      <w:r>
+        <w:rPr>
+          <w:color w:val="000000"/>
+          <w:spacing w:val="15"/>
+          <w:sz w:val="20"/>
+          <w:szCs w:val="20"/>
+        </w:rPr>
+        <w:t xml:space="preserve"> </w:t>
+      </w:r>
+      <w:proofErr w:type="spellStart"/>
+      <w:r>
+        <w:rPr>
+          <w:color w:val="000000"/>
+          <w:spacing w:val="15"/>
+          <w:sz w:val="20"/>
+          <w:szCs w:val="20"/>
+        </w:rPr>
+        <w:t>siap</w:t>
+      </w:r>
+      <w:proofErr w:type="spellEnd"/>
+      <w:r>
+        <w:rPr>
+          <w:color w:val="000000"/>
+          <w:spacing w:val="15"/>
+          <w:sz w:val="20"/>
+          <w:szCs w:val="20"/>
+        </w:rPr>
+        <w:t xml:space="preserve"> </w:t>
+      </w:r>
+      <w:proofErr w:type="spellStart"/>
+      <w:r>
+        <w:rPr>
+          <w:color w:val="000000"/>
+          <w:spacing w:val="15"/>
+          <w:sz w:val="20"/>
+          <w:szCs w:val="20"/>
+        </w:rPr>
+        <w:t>diujinya</w:t>
+      </w:r>
+      <w:proofErr w:type="spellEnd"/>
+      <w:r>
+        <w:rPr>
+          <w:color w:val="000000"/>
+          <w:spacing w:val="15"/>
+          <w:sz w:val="20"/>
+          <w:szCs w:val="20"/>
+        </w:rPr>
+        <w:t xml:space="preserve"> </w:t>
+      </w:r>
+      <w:proofErr w:type="spellStart"/>
+      <w:r>
+        <w:rPr>
+          <w:color w:val="000000"/>
+          <w:spacing w:val="15"/>
+          <w:sz w:val="20"/>
+          <w:szCs w:val="20"/>
+        </w:rPr>
+        <w:t>skripsi</w:t>
+      </w:r>
+      <w:proofErr w:type="spellEnd"/>
+      <w:r>
+        <w:rPr>
+          <w:color w:val="000000"/>
+          <w:spacing w:val="15"/>
+          <w:sz w:val="20"/>
+          <w:szCs w:val="20"/>
+        </w:rPr>
+        <w:t>/</w:t>
+      </w:r>
+      <w:proofErr w:type="spellStart"/>
+      <w:r>
+        <w:rPr>
+          <w:color w:val="000000"/>
+          <w:spacing w:val="15"/>
+          <w:sz w:val="20"/>
+          <w:szCs w:val="20"/>
+        </w:rPr>
+        <w:t>komprehensif</w:t>
+      </w:r>
+      <w:proofErr w:type="spellEnd"/>
+      <w:r>
+        <w:rPr>
+          <w:color w:val="000000"/>
+          <w:spacing w:val="15"/>
+          <w:sz w:val="20"/>
+          <w:szCs w:val="20"/>
+        </w:rPr>
+        <w:t xml:space="preserve">, </w:t>
+      </w:r>
+      <w:proofErr w:type="spellStart"/>
+      <w:r>
+        <w:rPr>
+          <w:color w:val="000000"/>
+          <w:spacing w:val="15"/>
+          <w:sz w:val="20"/>
+          <w:szCs w:val="20"/>
+        </w:rPr>
+        <w:t>maka</w:t>
+      </w:r>
+      <w:proofErr w:type="spellEnd"/>
+      <w:r>
+        <w:rPr>
+          <w:color w:val="000000"/>
+          <w:spacing w:val="15"/>
+          <w:sz w:val="20"/>
+          <w:szCs w:val="20"/>
+        </w:rPr>
+        <w:t xml:space="preserve"> </w:t>
+      </w:r>
+      <w:proofErr w:type="spellStart"/>
+      <w:r>
+        <w:rPr>
+          <w:color w:val="000000"/>
+          <w:spacing w:val="15"/>
+          <w:sz w:val="20"/>
+          <w:szCs w:val="20"/>
+        </w:rPr>
+        <w:t>perkenankan</w:t>
+      </w:r>
+      <w:proofErr w:type="spellEnd"/>
+      <w:r>
+        <w:rPr>
+          <w:color w:val="000000"/>
+          <w:spacing w:val="15"/>
+          <w:sz w:val="20"/>
+          <w:szCs w:val="20"/>
+        </w:rPr>
+        <w:t xml:space="preserve"> </w:t>
+      </w:r>
+      <w:proofErr w:type="spellStart"/>
+      <w:proofErr w:type="gramStart"/>
+      <w:r>
+        <w:rPr>
+          <w:color w:val="000000"/>
+          <w:spacing w:val="15"/>
+          <w:sz w:val="20"/>
+          <w:szCs w:val="20"/>
+        </w:rPr>
+        <w:t>saya</w:t>
+      </w:r>
+      <w:proofErr w:type="spellEnd"/>
+      <w:r>
+        <w:rPr>
+          <w:color w:val="000000"/>
+          <w:spacing w:val="15"/>
+          <w:sz w:val="20"/>
+          <w:szCs w:val="20"/>
+        </w:rPr>
+        <w:t xml:space="preserve"> :</w:t>
+      </w:r>
+      <w:proofErr w:type="gramEnd"/>
     </w:p>
     <w:p>
       <w:pPr>
@@ -385,8 +701,19 @@
                 <w:sz w:val="20"/>
                 <w:szCs w:val="20"/>
               </w:rPr>
-              <w:t>Nama Mahasiswa</w:t>
-            </w:r>
+              <w:t xml:space="preserve">Nama </w:t>
+            </w:r>
+            <w:proofErr w:type="spellStart"/>
+            <w:r>
+              <w:rPr>
+                <w:color w:val="000000"/>
+                <w:spacing w:val="15"/>
+                <w:sz w:val="20"/>
+                <w:szCs w:val="20"/>
+              </w:rPr>
+              <w:t>Mahasiswa</w:t>
+            </w:r>
+            <w:proofErr w:type="spellEnd"/>
           </w:p>
         </w:tc>
         <w:tc>
@@ -453,7 +780,27 @@
                 <w:sz w:val="20"/>
                 <w:szCs w:val="20"/>
               </w:rPr>
-              <w:t>{{nama_mahasiswa}}</w:t>
+              <w:t>{{</w:t>
+            </w:r>
+            <w:proofErr w:type="spellStart"/>
+            <w:r>
+              <w:rPr>
+                <w:color w:val="000000"/>
+                <w:spacing w:val="15"/>
+                <w:sz w:val="20"/>
+                <w:szCs w:val="20"/>
+              </w:rPr>
+              <w:t>nama_mahasiswa</w:t>
+            </w:r>
+            <w:proofErr w:type="spellEnd"/>
+            <w:r>
+              <w:rPr>
+                <w:color w:val="000000"/>
+                <w:spacing w:val="15"/>
+                <w:sz w:val="20"/>
+                <w:szCs w:val="20"/>
+              </w:rPr>
+              <w:t>}}</w:t>
             </w:r>
           </w:p>
         </w:tc>
@@ -560,6 +907,7 @@
               </w:rPr>
               <w:t>{{</w:t>
             </w:r>
+            <w:proofErr w:type="spellStart"/>
             <w:r>
               <w:rPr>
                 <w:color w:val="000000"/>
@@ -569,6 +917,7 @@
               </w:rPr>
               <w:t>npm</w:t>
             </w:r>
+            <w:proofErr w:type="spellEnd"/>
             <w:r>
               <w:rPr>
                 <w:color w:val="000000"/>
@@ -606,6 +955,7 @@
                 <w:szCs w:val="20"/>
               </w:rPr>
             </w:pPr>
+            <w:proofErr w:type="spellStart"/>
             <w:r>
               <w:rPr>
                 <w:color w:val="000000"/>
@@ -613,8 +963,9 @@
                 <w:sz w:val="20"/>
                 <w:szCs w:val="20"/>
               </w:rPr>
-              <w:t xml:space="preserve">Pembimbing </w:t>
-            </w:r>
+              <w:t>Pembimbing</w:t>
+            </w:r>
+            <w:proofErr w:type="spellEnd"/>
             <w:r>
               <w:rPr>
                 <w:color w:val="000000"/>
@@ -622,7 +973,7 @@
                 <w:sz w:val="20"/>
                 <w:szCs w:val="20"/>
               </w:rPr>
-              <w:t>Utama</w:t>
+              <w:t xml:space="preserve"> Utama</w:t>
             </w:r>
           </w:p>
         </w:tc>
@@ -690,25 +1041,7 @@
                 <w:sz w:val="20"/>
                 <w:szCs w:val="20"/>
               </w:rPr>
-              <w:t>{{nama_</w:t>
-            </w:r>
-            <w:r>
-              <w:rPr>
-                <w:color w:val="000000"/>
-                <w:spacing w:val="15"/>
-                <w:sz w:val="20"/>
-                <w:szCs w:val="20"/>
-              </w:rPr>
-              <w:t>dospem1</w:t>
-            </w:r>
-            <w:r>
-              <w:rPr>
-                <w:color w:val="000000"/>
-                <w:spacing w:val="15"/>
-                <w:sz w:val="20"/>
-                <w:szCs w:val="20"/>
-              </w:rPr>
-              <w:t>}}</w:t>
+              <w:t>{{nama_dospem1}}</w:t>
             </w:r>
           </w:p>
         </w:tc>
@@ -738,6 +1071,7 @@
                 <w:szCs w:val="20"/>
               </w:rPr>
             </w:pPr>
+            <w:proofErr w:type="spellStart"/>
             <w:r>
               <w:rPr>
                 <w:color w:val="000000"/>
@@ -745,8 +1079,29 @@
                 <w:sz w:val="20"/>
                 <w:szCs w:val="20"/>
               </w:rPr>
-              <w:t>Pembimbing Kedua</w:t>
-            </w:r>
+              <w:t>Pembimbing</w:t>
+            </w:r>
+            <w:proofErr w:type="spellEnd"/>
+            <w:r>
+              <w:rPr>
+                <w:color w:val="000000"/>
+                <w:spacing w:val="15"/>
+                <w:sz w:val="20"/>
+                <w:szCs w:val="20"/>
+              </w:rPr>
+              <w:t xml:space="preserve"> </w:t>
+            </w:r>
+            <w:proofErr w:type="spellStart"/>
+            <w:r>
+              <w:rPr>
+                <w:color w:val="000000"/>
+                <w:spacing w:val="15"/>
+                <w:sz w:val="20"/>
+                <w:szCs w:val="20"/>
+              </w:rPr>
+              <w:t>Kedua</w:t>
+            </w:r>
+            <w:proofErr w:type="spellEnd"/>
           </w:p>
         </w:tc>
         <w:tc>
@@ -813,25 +1168,7 @@
                 <w:sz w:val="20"/>
                 <w:szCs w:val="20"/>
               </w:rPr>
-              <w:t>{{nama_</w:t>
-            </w:r>
-            <w:r>
-              <w:rPr>
-                <w:color w:val="000000"/>
-                <w:spacing w:val="15"/>
-                <w:sz w:val="20"/>
-                <w:szCs w:val="20"/>
-              </w:rPr>
-              <w:t>dospem2</w:t>
-            </w:r>
-            <w:r>
-              <w:rPr>
-                <w:color w:val="000000"/>
-                <w:spacing w:val="15"/>
-                <w:sz w:val="20"/>
-                <w:szCs w:val="20"/>
-              </w:rPr>
-              <w:t>}}</w:t>
+              <w:t>{{nama_dospem2}}</w:t>
             </w:r>
           </w:p>
         </w:tc>
@@ -864,6 +1201,7 @@
                 <w:szCs w:val="20"/>
               </w:rPr>
             </w:pPr>
+            <w:proofErr w:type="spellStart"/>
             <w:r>
               <w:rPr>
                 <w:color w:val="000000"/>
@@ -871,7 +1209,17 @@
                 <w:sz w:val="20"/>
                 <w:szCs w:val="20"/>
               </w:rPr>
-              <w:t>Judul Skripsi</w:t>
+              <w:t>Judul</w:t>
+            </w:r>
+            <w:proofErr w:type="spellEnd"/>
+            <w:r>
+              <w:rPr>
+                <w:color w:val="000000"/>
+                <w:spacing w:val="15"/>
+                <w:sz w:val="20"/>
+                <w:szCs w:val="20"/>
+              </w:rPr>
+              <w:t xml:space="preserve"> Skripsi</w:t>
             </w:r>
           </w:p>
         </w:tc>
@@ -941,6 +1289,7 @@
               </w:rPr>
               <w:t>{{</w:t>
             </w:r>
+            <w:proofErr w:type="spellStart"/>
             <w:r>
               <w:rPr>
                 <w:color w:val="000000"/>
@@ -950,6 +1299,7 @@
               </w:rPr>
               <w:t>judul</w:t>
             </w:r>
+            <w:proofErr w:type="spellEnd"/>
             <w:r>
               <w:rPr>
                 <w:color w:val="000000"/>
@@ -1024,15 +1374,127 @@
           <w:szCs w:val="20"/>
         </w:rPr>
       </w:pPr>
-      <w:r>
-        <w:rPr>
-          <w:color w:val="000000"/>
-          <w:spacing w:val="15"/>
-          <w:sz w:val="20"/>
-          <w:szCs w:val="20"/>
-        </w:rPr>
-        <w:t xml:space="preserve">melalui surat ini mengusulkan Penguji Utama, Penguji </w:t>
-      </w:r>
+      <w:proofErr w:type="spellStart"/>
+      <w:r>
+        <w:rPr>
+          <w:color w:val="000000"/>
+          <w:spacing w:val="15"/>
+          <w:sz w:val="20"/>
+          <w:szCs w:val="20"/>
+        </w:rPr>
+        <w:t>melalui</w:t>
+      </w:r>
+      <w:proofErr w:type="spellEnd"/>
+      <w:r>
+        <w:rPr>
+          <w:color w:val="000000"/>
+          <w:spacing w:val="15"/>
+          <w:sz w:val="20"/>
+          <w:szCs w:val="20"/>
+        </w:rPr>
+        <w:t xml:space="preserve"> </w:t>
+      </w:r>
+      <w:proofErr w:type="spellStart"/>
+      <w:r>
+        <w:rPr>
+          <w:color w:val="000000"/>
+          <w:spacing w:val="15"/>
+          <w:sz w:val="20"/>
+          <w:szCs w:val="20"/>
+        </w:rPr>
+        <w:t>surat</w:t>
+      </w:r>
+      <w:proofErr w:type="spellEnd"/>
+      <w:r>
+        <w:rPr>
+          <w:color w:val="000000"/>
+          <w:spacing w:val="15"/>
+          <w:sz w:val="20"/>
+          <w:szCs w:val="20"/>
+        </w:rPr>
+        <w:t xml:space="preserve"> </w:t>
+      </w:r>
+      <w:proofErr w:type="spellStart"/>
+      <w:r>
+        <w:rPr>
+          <w:color w:val="000000"/>
+          <w:spacing w:val="15"/>
+          <w:sz w:val="20"/>
+          <w:szCs w:val="20"/>
+        </w:rPr>
+        <w:t>ini</w:t>
+      </w:r>
+      <w:proofErr w:type="spellEnd"/>
+      <w:r>
+        <w:rPr>
+          <w:color w:val="000000"/>
+          <w:spacing w:val="15"/>
+          <w:sz w:val="20"/>
+          <w:szCs w:val="20"/>
+        </w:rPr>
+        <w:t xml:space="preserve"> </w:t>
+      </w:r>
+      <w:proofErr w:type="spellStart"/>
+      <w:r>
+        <w:rPr>
+          <w:color w:val="000000"/>
+          <w:spacing w:val="15"/>
+          <w:sz w:val="20"/>
+          <w:szCs w:val="20"/>
+        </w:rPr>
+        <w:t>mengusulkan</w:t>
+      </w:r>
+      <w:proofErr w:type="spellEnd"/>
+      <w:r>
+        <w:rPr>
+          <w:color w:val="000000"/>
+          <w:spacing w:val="15"/>
+          <w:sz w:val="20"/>
+          <w:szCs w:val="20"/>
+        </w:rPr>
+        <w:t xml:space="preserve"> </w:t>
+      </w:r>
+      <w:proofErr w:type="spellStart"/>
+      <w:r>
+        <w:rPr>
+          <w:color w:val="000000"/>
+          <w:spacing w:val="15"/>
+          <w:sz w:val="20"/>
+          <w:szCs w:val="20"/>
+        </w:rPr>
+        <w:t>Penguji</w:t>
+      </w:r>
+      <w:proofErr w:type="spellEnd"/>
+      <w:r>
+        <w:rPr>
+          <w:color w:val="000000"/>
+          <w:spacing w:val="15"/>
+          <w:sz w:val="20"/>
+          <w:szCs w:val="20"/>
+        </w:rPr>
+        <w:t xml:space="preserve"> Utama, </w:t>
+      </w:r>
+      <w:proofErr w:type="spellStart"/>
+      <w:r>
+        <w:rPr>
+          <w:color w:val="000000"/>
+          <w:spacing w:val="15"/>
+          <w:sz w:val="20"/>
+          <w:szCs w:val="20"/>
+        </w:rPr>
+        <w:t>Penguji</w:t>
+      </w:r>
+      <w:proofErr w:type="spellEnd"/>
+      <w:r>
+        <w:rPr>
+          <w:color w:val="000000"/>
+          <w:spacing w:val="15"/>
+          <w:sz w:val="20"/>
+          <w:szCs w:val="20"/>
+        </w:rPr>
+        <w:t xml:space="preserve"> </w:t>
+      </w:r>
+      <w:proofErr w:type="spellStart"/>
       <w:r>
         <w:rPr>
           <w:color w:val="000000"/>
@@ -1042,19 +1504,122 @@
         </w:rPr>
         <w:t>Kedua</w:t>
       </w:r>
-      <w:r>
-        <w:rPr>
-          <w:color w:val="000000"/>
-          <w:spacing w:val="15"/>
-          <w:sz w:val="20"/>
-          <w:szCs w:val="20"/>
-        </w:rPr>
-        <w:t>, Tanggal Ujian, dan Waktu Ujian sebagai berikut :</w:t>
-      </w:r>
+      <w:proofErr w:type="spellEnd"/>
+      <w:r>
+        <w:rPr>
+          <w:color w:val="000000"/>
+          <w:spacing w:val="15"/>
+          <w:sz w:val="20"/>
+          <w:szCs w:val="20"/>
+        </w:rPr>
+        <w:t xml:space="preserve">, </w:t>
+      </w:r>
+      <w:proofErr w:type="spellStart"/>
+      <w:r>
+        <w:rPr>
+          <w:color w:val="000000"/>
+          <w:spacing w:val="15"/>
+          <w:sz w:val="20"/>
+          <w:szCs w:val="20"/>
+        </w:rPr>
+        <w:t>Tanggal</w:t>
+      </w:r>
+      <w:proofErr w:type="spellEnd"/>
+      <w:r>
+        <w:rPr>
+          <w:color w:val="000000"/>
+          <w:spacing w:val="15"/>
+          <w:sz w:val="20"/>
+          <w:szCs w:val="20"/>
+        </w:rPr>
+        <w:t xml:space="preserve"> </w:t>
+      </w:r>
+      <w:proofErr w:type="spellStart"/>
+      <w:r>
+        <w:rPr>
+          <w:color w:val="000000"/>
+          <w:spacing w:val="15"/>
+          <w:sz w:val="20"/>
+          <w:szCs w:val="20"/>
+        </w:rPr>
+        <w:t>Ujian</w:t>
+      </w:r>
+      <w:proofErr w:type="spellEnd"/>
+      <w:r>
+        <w:rPr>
+          <w:color w:val="000000"/>
+          <w:spacing w:val="15"/>
+          <w:sz w:val="20"/>
+          <w:szCs w:val="20"/>
+        </w:rPr>
+        <w:t xml:space="preserve">, dan Waktu </w:t>
+      </w:r>
+      <w:proofErr w:type="spellStart"/>
+      <w:r>
+        <w:rPr>
+          <w:color w:val="000000"/>
+          <w:spacing w:val="15"/>
+          <w:sz w:val="20"/>
+          <w:szCs w:val="20"/>
+        </w:rPr>
+        <w:t>Ujian</w:t>
+      </w:r>
+      <w:proofErr w:type="spellEnd"/>
+      <w:r>
+        <w:rPr>
+          <w:color w:val="000000"/>
+          <w:spacing w:val="15"/>
+          <w:sz w:val="20"/>
+          <w:szCs w:val="20"/>
+        </w:rPr>
+        <w:t xml:space="preserve"> </w:t>
+      </w:r>
+      <w:proofErr w:type="spellStart"/>
+      <w:r>
+        <w:rPr>
+          <w:color w:val="000000"/>
+          <w:spacing w:val="15"/>
+          <w:sz w:val="20"/>
+          <w:szCs w:val="20"/>
+        </w:rPr>
+        <w:t>sebagai</w:t>
+      </w:r>
+      <w:proofErr w:type="spellEnd"/>
+      <w:r>
+        <w:rPr>
+          <w:color w:val="000000"/>
+          <w:spacing w:val="15"/>
+          <w:sz w:val="20"/>
+          <w:szCs w:val="20"/>
+        </w:rPr>
+        <w:t xml:space="preserve"> </w:t>
+      </w:r>
+      <w:proofErr w:type="spellStart"/>
+      <w:proofErr w:type="gramStart"/>
+      <w:r>
+        <w:rPr>
+          <w:color w:val="000000"/>
+          <w:spacing w:val="15"/>
+          <w:sz w:val="20"/>
+          <w:szCs w:val="20"/>
+        </w:rPr>
+        <w:t>berikut</w:t>
+      </w:r>
+      <w:proofErr w:type="spellEnd"/>
+      <w:r>
+        <w:rPr>
+          <w:color w:val="000000"/>
+          <w:spacing w:val="15"/>
+          <w:sz w:val="20"/>
+          <w:szCs w:val="20"/>
+        </w:rPr>
+        <w:t xml:space="preserve"> :</w:t>
+      </w:r>
+      <w:proofErr w:type="gramEnd"/>
     </w:p>
     <w:tbl>
       <w:tblPr>
-        <w:tblW w:w="13629" w:type="dxa"/>
+        <w:tblW w:w="9720" w:type="dxa"/>
         <w:tblInd w:w="198" w:type="dxa"/>
         <w:tblLook w:val="0000" w:firstRow="0" w:lastRow="0" w:firstColumn="0" w:lastColumn="0" w:noHBand="0" w:noVBand="0"/>
       </w:tblPr>
@@ -1065,12 +1630,9 @@
         <w:gridCol w:w="360"/>
         <w:gridCol w:w="540"/>
         <w:gridCol w:w="4050"/>
-        <w:gridCol w:w="3909"/>
       </w:tblGrid>
       <w:tr>
         <w:trPr>
-          <w:gridAfter w:val="1"/>
-          <w:wAfter w:w="3909" w:type="dxa"/>
           <w:trHeight w:val="255"/>
         </w:trPr>
         <w:tc>
@@ -1164,2116 +1726,6 @@
                 <w:szCs w:val="20"/>
               </w:rPr>
               <w:t xml:space="preserve">PENGUJI KEDUA </w:t>
-            </w:r>
-          </w:p>
-        </w:tc>
-      </w:tr>
-      <w:tr>
-        <w:trPr>
-          <w:gridAfter w:val="1"/>
-          <w:wAfter w:w="3909" w:type="dxa"/>
-          <w:trHeight w:val="255"/>
-        </w:trPr>
-        <w:tc>
-          <w:tcPr>
-            <w:tcW w:w="4770" w:type="dxa"/>
-            <w:gridSpan w:val="3"/>
-            <w:tcBorders>
-              <w:top w:val="nil"/>
-              <w:left w:val="nil"/>
-              <w:bottom w:val="nil"/>
-              <w:right w:val="nil"/>
-            </w:tcBorders>
-            <w:noWrap/>
-            <w:vAlign w:val="bottom"/>
-          </w:tcPr>
-          <w:p>
-            <w:pPr>
-              <w:jc w:val="center"/>
-              <w:rPr>
-                <w:rFonts w:ascii="Arial" w:hAnsi="Arial" w:cs="Arial"/>
-                <w:sz w:val="16"/>
-                <w:szCs w:val="16"/>
-              </w:rPr>
-            </w:pPr>
-            <w:r>
-              <w:rPr>
-                <w:rFonts w:ascii="Arial" w:hAnsi="Arial" w:cs="Arial"/>
-                <w:sz w:val="16"/>
-                <w:szCs w:val="16"/>
-              </w:rPr>
-              <w:t>Lingkari hanya satu nomor !</w:t>
-            </w:r>
-          </w:p>
-        </w:tc>
-        <w:tc>
-          <w:tcPr>
-            <w:tcW w:w="360" w:type="dxa"/>
-            <w:tcBorders>
-              <w:top w:val="nil"/>
-              <w:left w:val="nil"/>
-              <w:bottom w:val="nil"/>
-              <w:right w:val="nil"/>
-            </w:tcBorders>
-            <w:noWrap/>
-            <w:vAlign w:val="bottom"/>
-          </w:tcPr>
-          <w:p>
-            <w:pPr>
-              <w:rPr>
-                <w:rFonts w:ascii="Arial" w:hAnsi="Arial" w:cs="Arial"/>
-                <w:sz w:val="20"/>
-                <w:szCs w:val="20"/>
-              </w:rPr>
-            </w:pPr>
-          </w:p>
-        </w:tc>
-        <w:tc>
-          <w:tcPr>
-            <w:tcW w:w="4590" w:type="dxa"/>
-            <w:gridSpan w:val="2"/>
-            <w:tcBorders>
-              <w:top w:val="nil"/>
-              <w:left w:val="nil"/>
-              <w:bottom w:val="nil"/>
-              <w:right w:val="nil"/>
-            </w:tcBorders>
-            <w:noWrap/>
-            <w:vAlign w:val="bottom"/>
-          </w:tcPr>
-          <w:p>
-            <w:pPr>
-              <w:jc w:val="center"/>
-              <w:rPr>
-                <w:rFonts w:ascii="Arial" w:hAnsi="Arial" w:cs="Arial"/>
-                <w:sz w:val="16"/>
-                <w:szCs w:val="16"/>
-              </w:rPr>
-            </w:pPr>
-            <w:r>
-              <w:rPr>
-                <w:rFonts w:ascii="Arial" w:hAnsi="Arial" w:cs="Arial"/>
-                <w:sz w:val="16"/>
-                <w:szCs w:val="16"/>
-              </w:rPr>
-              <w:t>Lingkari hanya satu nomor !</w:t>
-            </w:r>
-          </w:p>
-        </w:tc>
-      </w:tr>
-      <w:tr>
-        <w:trPr>
-          <w:gridAfter w:val="1"/>
-          <w:wAfter w:w="3909" w:type="dxa"/>
-          <w:trHeight w:val="255"/>
-        </w:trPr>
-        <w:tc>
-          <w:tcPr>
-            <w:tcW w:w="540" w:type="dxa"/>
-            <w:tcBorders>
-              <w:top w:val="single" w:sz="4" w:space="0" w:color="auto"/>
-              <w:left w:val="single" w:sz="4" w:space="0" w:color="auto"/>
-              <w:bottom w:val="single" w:sz="4" w:space="0" w:color="auto"/>
-              <w:right w:val="single" w:sz="4" w:space="0" w:color="auto"/>
-            </w:tcBorders>
-            <w:noWrap/>
-            <w:vAlign w:val="bottom"/>
-          </w:tcPr>
-          <w:p>
-            <w:pPr>
-              <w:jc w:val="center"/>
-              <w:rPr>
-                <w:rFonts w:ascii="Arial" w:hAnsi="Arial" w:cs="Arial"/>
-                <w:b/>
-                <w:bCs/>
-                <w:sz w:val="18"/>
-                <w:szCs w:val="18"/>
-              </w:rPr>
-            </w:pPr>
-            <w:r>
-              <w:rPr>
-                <w:rFonts w:ascii="Arial" w:hAnsi="Arial" w:cs="Arial"/>
-                <w:b/>
-                <w:bCs/>
-                <w:sz w:val="18"/>
-                <w:szCs w:val="18"/>
-              </w:rPr>
-              <w:t>NO</w:t>
-            </w:r>
-          </w:p>
-        </w:tc>
-        <w:tc>
-          <w:tcPr>
-            <w:tcW w:w="4230" w:type="dxa"/>
-            <w:gridSpan w:val="2"/>
-            <w:tcBorders>
-              <w:top w:val="single" w:sz="4" w:space="0" w:color="auto"/>
-              <w:left w:val="nil"/>
-              <w:bottom w:val="single" w:sz="4" w:space="0" w:color="auto"/>
-              <w:right w:val="single" w:sz="4" w:space="0" w:color="auto"/>
-            </w:tcBorders>
-            <w:noWrap/>
-            <w:vAlign w:val="bottom"/>
-          </w:tcPr>
-          <w:p>
-            <w:pPr>
-              <w:jc w:val="center"/>
-              <w:rPr>
-                <w:rFonts w:ascii="Arial" w:hAnsi="Arial" w:cs="Arial"/>
-                <w:b/>
-                <w:bCs/>
-                <w:sz w:val="18"/>
-                <w:szCs w:val="18"/>
-              </w:rPr>
-            </w:pPr>
-            <w:r>
-              <w:rPr>
-                <w:rFonts w:ascii="Arial" w:hAnsi="Arial" w:cs="Arial"/>
-                <w:b/>
-                <w:bCs/>
-                <w:sz w:val="18"/>
-                <w:szCs w:val="18"/>
-              </w:rPr>
-              <w:t>NAMA</w:t>
-            </w:r>
-          </w:p>
-        </w:tc>
-        <w:tc>
-          <w:tcPr>
-            <w:tcW w:w="360" w:type="dxa"/>
-            <w:tcBorders>
-              <w:top w:val="nil"/>
-              <w:left w:val="nil"/>
-              <w:bottom w:val="nil"/>
-              <w:right w:val="nil"/>
-            </w:tcBorders>
-            <w:noWrap/>
-            <w:vAlign w:val="bottom"/>
-          </w:tcPr>
-          <w:p>
-            <w:pPr>
-              <w:rPr>
-                <w:rFonts w:ascii="Arial" w:hAnsi="Arial" w:cs="Arial"/>
-                <w:sz w:val="20"/>
-                <w:szCs w:val="20"/>
-              </w:rPr>
-            </w:pPr>
-          </w:p>
-        </w:tc>
-        <w:tc>
-          <w:tcPr>
-            <w:tcW w:w="540" w:type="dxa"/>
-            <w:tcBorders>
-              <w:top w:val="single" w:sz="4" w:space="0" w:color="auto"/>
-              <w:left w:val="single" w:sz="4" w:space="0" w:color="auto"/>
-              <w:bottom w:val="single" w:sz="4" w:space="0" w:color="auto"/>
-              <w:right w:val="single" w:sz="4" w:space="0" w:color="auto"/>
-            </w:tcBorders>
-            <w:noWrap/>
-            <w:vAlign w:val="bottom"/>
-          </w:tcPr>
-          <w:p>
-            <w:pPr>
-              <w:jc w:val="center"/>
-              <w:rPr>
-                <w:rFonts w:ascii="Arial" w:hAnsi="Arial" w:cs="Arial"/>
-                <w:b/>
-                <w:bCs/>
-                <w:sz w:val="18"/>
-                <w:szCs w:val="18"/>
-              </w:rPr>
-            </w:pPr>
-            <w:r>
-              <w:rPr>
-                <w:rFonts w:ascii="Arial" w:hAnsi="Arial" w:cs="Arial"/>
-                <w:b/>
-                <w:bCs/>
-                <w:sz w:val="18"/>
-                <w:szCs w:val="18"/>
-              </w:rPr>
-              <w:t>NO</w:t>
-            </w:r>
-          </w:p>
-        </w:tc>
-        <w:tc>
-          <w:tcPr>
-            <w:tcW w:w="4050" w:type="dxa"/>
-            <w:tcBorders>
-              <w:top w:val="single" w:sz="4" w:space="0" w:color="auto"/>
-              <w:left w:val="nil"/>
-              <w:bottom w:val="single" w:sz="4" w:space="0" w:color="auto"/>
-              <w:right w:val="single" w:sz="4" w:space="0" w:color="auto"/>
-            </w:tcBorders>
-            <w:noWrap/>
-            <w:vAlign w:val="bottom"/>
-          </w:tcPr>
-          <w:p>
-            <w:pPr>
-              <w:jc w:val="center"/>
-              <w:rPr>
-                <w:rFonts w:ascii="Arial" w:hAnsi="Arial" w:cs="Arial"/>
-                <w:b/>
-                <w:bCs/>
-                <w:sz w:val="18"/>
-                <w:szCs w:val="18"/>
-              </w:rPr>
-            </w:pPr>
-            <w:r>
-              <w:rPr>
-                <w:rFonts w:ascii="Arial" w:hAnsi="Arial" w:cs="Arial"/>
-                <w:b/>
-                <w:bCs/>
-                <w:sz w:val="18"/>
-                <w:szCs w:val="18"/>
-              </w:rPr>
-              <w:t>NAMA</w:t>
-            </w:r>
-          </w:p>
-        </w:tc>
-      </w:tr>
-      <w:tr>
-        <w:trPr>
-          <w:gridAfter w:val="1"/>
-          <w:wAfter w:w="3909" w:type="dxa"/>
-          <w:trHeight w:val="255"/>
-        </w:trPr>
-        <w:tc>
-          <w:tcPr>
-            <w:tcW w:w="540" w:type="dxa"/>
-            <w:tcBorders>
-              <w:top w:val="nil"/>
-              <w:left w:val="single" w:sz="4" w:space="0" w:color="auto"/>
-              <w:bottom w:val="single" w:sz="4" w:space="0" w:color="auto"/>
-              <w:right w:val="single" w:sz="4" w:space="0" w:color="auto"/>
-            </w:tcBorders>
-            <w:noWrap/>
-            <w:vAlign w:val="bottom"/>
-          </w:tcPr>
-          <w:p>
-            <w:pPr>
-              <w:jc w:val="center"/>
-              <w:rPr>
-                <w:rFonts w:ascii="Arial" w:hAnsi="Arial" w:cs="Arial"/>
-                <w:b/>
-                <w:bCs/>
-                <w:sz w:val="18"/>
-                <w:szCs w:val="18"/>
-              </w:rPr>
-            </w:pPr>
-            <w:r>
-              <w:rPr>
-                <w:rFonts w:ascii="Arial" w:hAnsi="Arial" w:cs="Arial"/>
-                <w:b/>
-                <w:bCs/>
-                <w:sz w:val="18"/>
-                <w:szCs w:val="18"/>
-              </w:rPr>
-              <w:t>1</w:t>
-            </w:r>
-          </w:p>
-        </w:tc>
-        <w:tc>
-          <w:tcPr>
-            <w:tcW w:w="4230" w:type="dxa"/>
-            <w:gridSpan w:val="2"/>
-            <w:tcBorders>
-              <w:top w:val="nil"/>
-              <w:left w:val="nil"/>
-              <w:bottom w:val="single" w:sz="4" w:space="0" w:color="auto"/>
-              <w:right w:val="single" w:sz="4" w:space="0" w:color="auto"/>
-            </w:tcBorders>
-            <w:noWrap/>
-            <w:vAlign w:val="bottom"/>
-          </w:tcPr>
-          <w:p>
-            <w:pPr>
-              <w:rPr>
-                <w:rFonts w:ascii="Arial" w:hAnsi="Arial" w:cs="Arial"/>
-                <w:sz w:val="18"/>
-                <w:szCs w:val="18"/>
-              </w:rPr>
-            </w:pPr>
-            <w:r>
-              <w:rPr>
-                <w:rFonts w:ascii="Arial" w:hAnsi="Arial" w:cs="Arial"/>
-                <w:sz w:val="18"/>
-                <w:szCs w:val="18"/>
-              </w:rPr>
-              <w:t>RIYADI J. ISKANDAR, S.KOM., M.M., M.KOM.</w:t>
-            </w:r>
-          </w:p>
-        </w:tc>
-        <w:tc>
-          <w:tcPr>
-            <w:tcW w:w="360" w:type="dxa"/>
-            <w:tcBorders>
-              <w:top w:val="nil"/>
-              <w:left w:val="nil"/>
-              <w:bottom w:val="nil"/>
-              <w:right w:val="nil"/>
-            </w:tcBorders>
-            <w:noWrap/>
-            <w:vAlign w:val="bottom"/>
-          </w:tcPr>
-          <w:p>
-            <w:pPr>
-              <w:rPr>
-                <w:rFonts w:ascii="Arial" w:hAnsi="Arial" w:cs="Arial"/>
-                <w:sz w:val="20"/>
-                <w:szCs w:val="20"/>
-              </w:rPr>
-            </w:pPr>
-          </w:p>
-        </w:tc>
-        <w:tc>
-          <w:tcPr>
-            <w:tcW w:w="540" w:type="dxa"/>
-            <w:tcBorders>
-              <w:top w:val="nil"/>
-              <w:left w:val="single" w:sz="4" w:space="0" w:color="auto"/>
-              <w:bottom w:val="single" w:sz="4" w:space="0" w:color="auto"/>
-              <w:right w:val="single" w:sz="4" w:space="0" w:color="auto"/>
-            </w:tcBorders>
-            <w:noWrap/>
-            <w:vAlign w:val="bottom"/>
-          </w:tcPr>
-          <w:p>
-            <w:pPr>
-              <w:jc w:val="center"/>
-              <w:rPr>
-                <w:rFonts w:ascii="Arial" w:hAnsi="Arial" w:cs="Arial"/>
-                <w:b/>
-                <w:bCs/>
-                <w:sz w:val="18"/>
-                <w:szCs w:val="18"/>
-              </w:rPr>
-            </w:pPr>
-            <w:r>
-              <w:rPr>
-                <w:rFonts w:ascii="Arial" w:hAnsi="Arial" w:cs="Arial"/>
-                <w:b/>
-                <w:bCs/>
-                <w:sz w:val="18"/>
-                <w:szCs w:val="18"/>
-              </w:rPr>
-              <w:t>1</w:t>
-            </w:r>
-          </w:p>
-        </w:tc>
-        <w:tc>
-          <w:tcPr>
-            <w:tcW w:w="4050" w:type="dxa"/>
-            <w:tcBorders>
-              <w:top w:val="nil"/>
-              <w:left w:val="nil"/>
-              <w:bottom w:val="single" w:sz="4" w:space="0" w:color="auto"/>
-              <w:right w:val="single" w:sz="4" w:space="0" w:color="auto"/>
-            </w:tcBorders>
-            <w:noWrap/>
-            <w:vAlign w:val="bottom"/>
-          </w:tcPr>
-          <w:p>
-            <w:pPr>
-              <w:rPr>
-                <w:rFonts w:ascii="Arial" w:hAnsi="Arial" w:cs="Arial"/>
-                <w:sz w:val="18"/>
-                <w:szCs w:val="18"/>
-              </w:rPr>
-            </w:pPr>
-            <w:r>
-              <w:rPr>
-                <w:rFonts w:ascii="Arial" w:hAnsi="Arial" w:cs="Arial"/>
-                <w:sz w:val="18"/>
-                <w:szCs w:val="18"/>
-              </w:rPr>
-              <w:t>RIYADI J. ISKANDAR, S.KOM., M.M., M.KOM.</w:t>
-            </w:r>
-          </w:p>
-        </w:tc>
-      </w:tr>
-      <w:tr>
-        <w:trPr>
-          <w:gridAfter w:val="1"/>
-          <w:wAfter w:w="3909" w:type="dxa"/>
-          <w:trHeight w:val="255"/>
-        </w:trPr>
-        <w:tc>
-          <w:tcPr>
-            <w:tcW w:w="540" w:type="dxa"/>
-            <w:tcBorders>
-              <w:top w:val="nil"/>
-              <w:left w:val="single" w:sz="4" w:space="0" w:color="auto"/>
-              <w:bottom w:val="single" w:sz="4" w:space="0" w:color="auto"/>
-              <w:right w:val="single" w:sz="4" w:space="0" w:color="auto"/>
-            </w:tcBorders>
-            <w:noWrap/>
-            <w:vAlign w:val="bottom"/>
-          </w:tcPr>
-          <w:p>
-            <w:pPr>
-              <w:jc w:val="center"/>
-              <w:rPr>
-                <w:rFonts w:ascii="Arial" w:hAnsi="Arial" w:cs="Arial"/>
-                <w:b/>
-                <w:bCs/>
-                <w:sz w:val="18"/>
-                <w:szCs w:val="18"/>
-              </w:rPr>
-            </w:pPr>
-            <w:r>
-              <w:rPr>
-                <w:rFonts w:ascii="Arial" w:hAnsi="Arial" w:cs="Arial"/>
-                <w:b/>
-                <w:bCs/>
-                <w:sz w:val="18"/>
-                <w:szCs w:val="18"/>
-              </w:rPr>
-              <w:t>2</w:t>
-            </w:r>
-          </w:p>
-        </w:tc>
-        <w:tc>
-          <w:tcPr>
-            <w:tcW w:w="4230" w:type="dxa"/>
-            <w:gridSpan w:val="2"/>
-            <w:tcBorders>
-              <w:top w:val="nil"/>
-              <w:left w:val="nil"/>
-              <w:bottom w:val="single" w:sz="4" w:space="0" w:color="auto"/>
-              <w:right w:val="single" w:sz="4" w:space="0" w:color="auto"/>
-            </w:tcBorders>
-            <w:noWrap/>
-            <w:vAlign w:val="bottom"/>
-          </w:tcPr>
-          <w:p>
-            <w:pPr>
-              <w:rPr>
-                <w:rFonts w:ascii="Arial" w:hAnsi="Arial" w:cs="Arial"/>
-                <w:sz w:val="18"/>
-                <w:szCs w:val="18"/>
-              </w:rPr>
-            </w:pPr>
-            <w:r>
-              <w:rPr>
-                <w:rFonts w:ascii="Arial" w:hAnsi="Arial" w:cs="Arial"/>
-                <w:sz w:val="18"/>
-                <w:szCs w:val="18"/>
-              </w:rPr>
-              <w:t>GEN</w:t>
-            </w:r>
-            <w:r>
-              <w:rPr>
-                <w:rFonts w:ascii="Arial" w:hAnsi="Arial" w:cs="Arial"/>
-                <w:sz w:val="18"/>
-                <w:szCs w:val="18"/>
-                <w:lang w:val="id-ID"/>
-              </w:rPr>
-              <w:t>R</w:t>
-            </w:r>
-            <w:r>
-              <w:rPr>
-                <w:rFonts w:ascii="Arial" w:hAnsi="Arial" w:cs="Arial"/>
-                <w:sz w:val="18"/>
-                <w:szCs w:val="18"/>
-              </w:rPr>
-              <w:t>AWAN HOE</w:t>
-            </w:r>
-            <w:r>
-              <w:rPr>
-                <w:rFonts w:ascii="Arial" w:hAnsi="Arial" w:cs="Arial"/>
-                <w:sz w:val="18"/>
-                <w:szCs w:val="18"/>
-                <w:lang w:val="id-ID"/>
-              </w:rPr>
-              <w:t>N</w:t>
-            </w:r>
-            <w:r>
-              <w:rPr>
-                <w:rFonts w:ascii="Arial" w:hAnsi="Arial" w:cs="Arial"/>
-                <w:sz w:val="18"/>
-                <w:szCs w:val="18"/>
-              </w:rPr>
-              <w:t>DARTO, S.T., M.KOM.</w:t>
-            </w:r>
-          </w:p>
-        </w:tc>
-        <w:tc>
-          <w:tcPr>
-            <w:tcW w:w="360" w:type="dxa"/>
-            <w:tcBorders>
-              <w:top w:val="nil"/>
-              <w:left w:val="nil"/>
-              <w:bottom w:val="nil"/>
-              <w:right w:val="nil"/>
-            </w:tcBorders>
-            <w:noWrap/>
-            <w:vAlign w:val="bottom"/>
-          </w:tcPr>
-          <w:p>
-            <w:pPr>
-              <w:rPr>
-                <w:rFonts w:ascii="Arial" w:hAnsi="Arial" w:cs="Arial"/>
-                <w:sz w:val="20"/>
-                <w:szCs w:val="20"/>
-              </w:rPr>
-            </w:pPr>
-          </w:p>
-        </w:tc>
-        <w:tc>
-          <w:tcPr>
-            <w:tcW w:w="540" w:type="dxa"/>
-            <w:tcBorders>
-              <w:top w:val="nil"/>
-              <w:left w:val="single" w:sz="4" w:space="0" w:color="auto"/>
-              <w:bottom w:val="single" w:sz="4" w:space="0" w:color="auto"/>
-              <w:right w:val="single" w:sz="4" w:space="0" w:color="auto"/>
-            </w:tcBorders>
-            <w:noWrap/>
-            <w:vAlign w:val="bottom"/>
-          </w:tcPr>
-          <w:p>
-            <w:pPr>
-              <w:jc w:val="center"/>
-              <w:rPr>
-                <w:rFonts w:ascii="Arial" w:hAnsi="Arial" w:cs="Arial"/>
-                <w:b/>
-                <w:bCs/>
-                <w:sz w:val="18"/>
-                <w:szCs w:val="18"/>
-              </w:rPr>
-            </w:pPr>
-            <w:r>
-              <w:rPr>
-                <w:rFonts w:ascii="Arial" w:hAnsi="Arial" w:cs="Arial"/>
-                <w:b/>
-                <w:bCs/>
-                <w:sz w:val="18"/>
-                <w:szCs w:val="18"/>
-              </w:rPr>
-              <w:t>2</w:t>
-            </w:r>
-          </w:p>
-        </w:tc>
-        <w:tc>
-          <w:tcPr>
-            <w:tcW w:w="4050" w:type="dxa"/>
-            <w:tcBorders>
-              <w:top w:val="nil"/>
-              <w:left w:val="nil"/>
-              <w:bottom w:val="single" w:sz="4" w:space="0" w:color="auto"/>
-              <w:right w:val="single" w:sz="4" w:space="0" w:color="auto"/>
-            </w:tcBorders>
-            <w:noWrap/>
-            <w:vAlign w:val="bottom"/>
-          </w:tcPr>
-          <w:p>
-            <w:pPr>
-              <w:rPr>
-                <w:rFonts w:ascii="Arial" w:hAnsi="Arial" w:cs="Arial"/>
-                <w:sz w:val="18"/>
-                <w:szCs w:val="18"/>
-              </w:rPr>
-            </w:pPr>
-            <w:r>
-              <w:rPr>
-                <w:rFonts w:ascii="Arial" w:hAnsi="Arial" w:cs="Arial"/>
-                <w:sz w:val="18"/>
-                <w:szCs w:val="18"/>
-              </w:rPr>
-              <w:t>GENRAWAN HOE</w:t>
-            </w:r>
-            <w:r>
-              <w:rPr>
-                <w:rFonts w:ascii="Arial" w:hAnsi="Arial" w:cs="Arial"/>
-                <w:sz w:val="18"/>
-                <w:szCs w:val="18"/>
-                <w:lang w:val="id-ID"/>
-              </w:rPr>
-              <w:t>N</w:t>
-            </w:r>
-            <w:r>
-              <w:rPr>
-                <w:rFonts w:ascii="Arial" w:hAnsi="Arial" w:cs="Arial"/>
-                <w:sz w:val="18"/>
-                <w:szCs w:val="18"/>
-              </w:rPr>
-              <w:t>DARTO, S.T., M.KOM.</w:t>
-            </w:r>
-          </w:p>
-        </w:tc>
-      </w:tr>
-      <w:tr>
-        <w:trPr>
-          <w:gridAfter w:val="1"/>
-          <w:wAfter w:w="3909" w:type="dxa"/>
-          <w:trHeight w:val="255"/>
-        </w:trPr>
-        <w:tc>
-          <w:tcPr>
-            <w:tcW w:w="540" w:type="dxa"/>
-            <w:tcBorders>
-              <w:top w:val="nil"/>
-              <w:left w:val="single" w:sz="4" w:space="0" w:color="auto"/>
-              <w:bottom w:val="single" w:sz="4" w:space="0" w:color="auto"/>
-              <w:right w:val="single" w:sz="4" w:space="0" w:color="auto"/>
-            </w:tcBorders>
-            <w:noWrap/>
-            <w:vAlign w:val="bottom"/>
-          </w:tcPr>
-          <w:p>
-            <w:pPr>
-              <w:jc w:val="center"/>
-              <w:rPr>
-                <w:rFonts w:ascii="Arial" w:hAnsi="Arial" w:cs="Arial"/>
-                <w:b/>
-                <w:bCs/>
-                <w:sz w:val="18"/>
-                <w:szCs w:val="18"/>
-              </w:rPr>
-            </w:pPr>
-            <w:r>
-              <w:rPr>
-                <w:rFonts w:ascii="Arial" w:hAnsi="Arial" w:cs="Arial"/>
-                <w:b/>
-                <w:bCs/>
-                <w:sz w:val="18"/>
-                <w:szCs w:val="18"/>
-              </w:rPr>
-              <w:t>3</w:t>
-            </w:r>
-          </w:p>
-        </w:tc>
-        <w:tc>
-          <w:tcPr>
-            <w:tcW w:w="4230" w:type="dxa"/>
-            <w:gridSpan w:val="2"/>
-            <w:tcBorders>
-              <w:top w:val="nil"/>
-              <w:left w:val="nil"/>
-              <w:bottom w:val="single" w:sz="4" w:space="0" w:color="auto"/>
-              <w:right w:val="single" w:sz="4" w:space="0" w:color="auto"/>
-            </w:tcBorders>
-            <w:noWrap/>
-            <w:vAlign w:val="bottom"/>
-          </w:tcPr>
-          <w:p>
-            <w:pPr>
-              <w:rPr>
-                <w:rFonts w:ascii="Arial" w:hAnsi="Arial" w:cs="Arial"/>
-                <w:sz w:val="18"/>
-                <w:szCs w:val="18"/>
-              </w:rPr>
-            </w:pPr>
-            <w:r>
-              <w:rPr>
-                <w:rFonts w:ascii="Arial" w:hAnsi="Arial" w:cs="Arial"/>
-                <w:sz w:val="18"/>
-                <w:szCs w:val="18"/>
-              </w:rPr>
-              <w:t>TONY DARMANTO, S.T., M.KOM.</w:t>
-            </w:r>
-          </w:p>
-        </w:tc>
-        <w:tc>
-          <w:tcPr>
-            <w:tcW w:w="360" w:type="dxa"/>
-            <w:tcBorders>
-              <w:top w:val="nil"/>
-              <w:left w:val="nil"/>
-              <w:bottom w:val="nil"/>
-              <w:right w:val="nil"/>
-            </w:tcBorders>
-            <w:noWrap/>
-            <w:vAlign w:val="bottom"/>
-          </w:tcPr>
-          <w:p>
-            <w:pPr>
-              <w:rPr>
-                <w:rFonts w:ascii="Arial" w:hAnsi="Arial" w:cs="Arial"/>
-                <w:sz w:val="20"/>
-                <w:szCs w:val="20"/>
-              </w:rPr>
-            </w:pPr>
-          </w:p>
-        </w:tc>
-        <w:tc>
-          <w:tcPr>
-            <w:tcW w:w="540" w:type="dxa"/>
-            <w:tcBorders>
-              <w:top w:val="nil"/>
-              <w:left w:val="single" w:sz="4" w:space="0" w:color="auto"/>
-              <w:bottom w:val="single" w:sz="4" w:space="0" w:color="auto"/>
-              <w:right w:val="single" w:sz="4" w:space="0" w:color="auto"/>
-            </w:tcBorders>
-            <w:noWrap/>
-            <w:vAlign w:val="bottom"/>
-          </w:tcPr>
-          <w:p>
-            <w:pPr>
-              <w:jc w:val="center"/>
-              <w:rPr>
-                <w:rFonts w:ascii="Arial" w:hAnsi="Arial" w:cs="Arial"/>
-                <w:b/>
-                <w:bCs/>
-                <w:sz w:val="18"/>
-                <w:szCs w:val="18"/>
-              </w:rPr>
-            </w:pPr>
-            <w:r>
-              <w:rPr>
-                <w:rFonts w:ascii="Arial" w:hAnsi="Arial" w:cs="Arial"/>
-                <w:b/>
-                <w:bCs/>
-                <w:sz w:val="18"/>
-                <w:szCs w:val="18"/>
-              </w:rPr>
-              <w:t>3</w:t>
-            </w:r>
-          </w:p>
-        </w:tc>
-        <w:tc>
-          <w:tcPr>
-            <w:tcW w:w="4050" w:type="dxa"/>
-            <w:tcBorders>
-              <w:top w:val="nil"/>
-              <w:left w:val="nil"/>
-              <w:bottom w:val="single" w:sz="4" w:space="0" w:color="auto"/>
-              <w:right w:val="single" w:sz="4" w:space="0" w:color="auto"/>
-            </w:tcBorders>
-            <w:noWrap/>
-            <w:vAlign w:val="bottom"/>
-          </w:tcPr>
-          <w:p>
-            <w:pPr>
-              <w:rPr>
-                <w:rFonts w:ascii="Arial" w:hAnsi="Arial" w:cs="Arial"/>
-                <w:sz w:val="18"/>
-                <w:szCs w:val="18"/>
-              </w:rPr>
-            </w:pPr>
-            <w:r>
-              <w:rPr>
-                <w:rFonts w:ascii="Arial" w:hAnsi="Arial" w:cs="Arial"/>
-                <w:sz w:val="18"/>
-                <w:szCs w:val="18"/>
-              </w:rPr>
-              <w:t>THOMMY WILLAY, S.KOM., M</w:t>
-            </w:r>
-            <w:r>
-              <w:rPr>
-                <w:rFonts w:ascii="Arial" w:hAnsi="Arial" w:cs="Arial"/>
-                <w:sz w:val="18"/>
-                <w:szCs w:val="18"/>
-                <w:lang w:val="id-ID"/>
-              </w:rPr>
-              <w:t>.K</w:t>
-            </w:r>
-            <w:r>
-              <w:rPr>
-                <w:rFonts w:ascii="Arial" w:hAnsi="Arial" w:cs="Arial"/>
-                <w:sz w:val="18"/>
-                <w:szCs w:val="18"/>
-              </w:rPr>
-              <w:t>OM.</w:t>
-            </w:r>
-          </w:p>
-        </w:tc>
-      </w:tr>
-      <w:tr>
-        <w:trPr>
-          <w:gridAfter w:val="1"/>
-          <w:wAfter w:w="3909" w:type="dxa"/>
-          <w:trHeight w:val="255"/>
-        </w:trPr>
-        <w:tc>
-          <w:tcPr>
-            <w:tcW w:w="540" w:type="dxa"/>
-            <w:tcBorders>
-              <w:top w:val="nil"/>
-              <w:left w:val="single" w:sz="4" w:space="0" w:color="auto"/>
-              <w:bottom w:val="single" w:sz="4" w:space="0" w:color="auto"/>
-              <w:right w:val="single" w:sz="4" w:space="0" w:color="auto"/>
-            </w:tcBorders>
-            <w:noWrap/>
-            <w:vAlign w:val="bottom"/>
-          </w:tcPr>
-          <w:p>
-            <w:pPr>
-              <w:jc w:val="center"/>
-              <w:rPr>
-                <w:rFonts w:ascii="Arial" w:hAnsi="Arial" w:cs="Arial"/>
-                <w:b/>
-                <w:bCs/>
-                <w:sz w:val="18"/>
-                <w:szCs w:val="18"/>
-              </w:rPr>
-            </w:pPr>
-            <w:r>
-              <w:rPr>
-                <w:rFonts w:ascii="Arial" w:hAnsi="Arial" w:cs="Arial"/>
-                <w:b/>
-                <w:bCs/>
-                <w:sz w:val="18"/>
-                <w:szCs w:val="18"/>
-              </w:rPr>
-              <w:t>4</w:t>
-            </w:r>
-          </w:p>
-        </w:tc>
-        <w:tc>
-          <w:tcPr>
-            <w:tcW w:w="4230" w:type="dxa"/>
-            <w:gridSpan w:val="2"/>
-            <w:tcBorders>
-              <w:top w:val="nil"/>
-              <w:left w:val="nil"/>
-              <w:bottom w:val="single" w:sz="4" w:space="0" w:color="auto"/>
-              <w:right w:val="single" w:sz="4" w:space="0" w:color="auto"/>
-            </w:tcBorders>
-            <w:noWrap/>
-            <w:vAlign w:val="bottom"/>
-          </w:tcPr>
-          <w:p>
-            <w:pPr>
-              <w:rPr>
-                <w:rFonts w:ascii="Arial" w:hAnsi="Arial" w:cs="Arial"/>
-                <w:sz w:val="18"/>
-                <w:szCs w:val="18"/>
-              </w:rPr>
-            </w:pPr>
-            <w:r>
-              <w:rPr>
-                <w:rFonts w:ascii="Arial" w:hAnsi="Arial" w:cs="Arial"/>
-                <w:sz w:val="18"/>
-                <w:szCs w:val="18"/>
-              </w:rPr>
-              <w:t>KRISTINA, S.T., M.KOM.</w:t>
-            </w:r>
-          </w:p>
-        </w:tc>
-        <w:tc>
-          <w:tcPr>
-            <w:tcW w:w="360" w:type="dxa"/>
-            <w:tcBorders>
-              <w:top w:val="nil"/>
-              <w:left w:val="nil"/>
-              <w:bottom w:val="nil"/>
-              <w:right w:val="nil"/>
-            </w:tcBorders>
-            <w:noWrap/>
-            <w:vAlign w:val="bottom"/>
-          </w:tcPr>
-          <w:p>
-            <w:pPr>
-              <w:rPr>
-                <w:rFonts w:ascii="Arial" w:hAnsi="Arial" w:cs="Arial"/>
-                <w:sz w:val="20"/>
-                <w:szCs w:val="20"/>
-              </w:rPr>
-            </w:pPr>
-          </w:p>
-        </w:tc>
-        <w:tc>
-          <w:tcPr>
-            <w:tcW w:w="540" w:type="dxa"/>
-            <w:tcBorders>
-              <w:top w:val="nil"/>
-              <w:left w:val="single" w:sz="4" w:space="0" w:color="auto"/>
-              <w:bottom w:val="single" w:sz="4" w:space="0" w:color="auto"/>
-              <w:right w:val="single" w:sz="4" w:space="0" w:color="auto"/>
-            </w:tcBorders>
-            <w:noWrap/>
-            <w:vAlign w:val="bottom"/>
-          </w:tcPr>
-          <w:p>
-            <w:pPr>
-              <w:jc w:val="center"/>
-              <w:rPr>
-                <w:rFonts w:ascii="Arial" w:hAnsi="Arial" w:cs="Arial"/>
-                <w:b/>
-                <w:bCs/>
-                <w:sz w:val="18"/>
-                <w:szCs w:val="18"/>
-              </w:rPr>
-            </w:pPr>
-            <w:r>
-              <w:rPr>
-                <w:rFonts w:ascii="Arial" w:hAnsi="Arial" w:cs="Arial"/>
-                <w:b/>
-                <w:bCs/>
-                <w:sz w:val="18"/>
-                <w:szCs w:val="18"/>
-              </w:rPr>
-              <w:t>4</w:t>
-            </w:r>
-          </w:p>
-        </w:tc>
-        <w:tc>
-          <w:tcPr>
-            <w:tcW w:w="4050" w:type="dxa"/>
-            <w:tcBorders>
-              <w:top w:val="nil"/>
-              <w:left w:val="nil"/>
-              <w:bottom w:val="single" w:sz="4" w:space="0" w:color="auto"/>
-              <w:right w:val="single" w:sz="4" w:space="0" w:color="auto"/>
-            </w:tcBorders>
-            <w:noWrap/>
-            <w:vAlign w:val="bottom"/>
-          </w:tcPr>
-          <w:p>
-            <w:pPr>
-              <w:rPr>
-                <w:rFonts w:ascii="Arial" w:hAnsi="Arial" w:cs="Arial"/>
-                <w:sz w:val="18"/>
-                <w:szCs w:val="18"/>
-              </w:rPr>
-            </w:pPr>
-            <w:r>
-              <w:rPr>
-                <w:rFonts w:ascii="Arial" w:hAnsi="Arial" w:cs="Arial"/>
-                <w:sz w:val="18"/>
-                <w:szCs w:val="18"/>
-              </w:rPr>
-              <w:t>SANDI TENDEAN, S.KOM., M.KOM.</w:t>
-            </w:r>
-          </w:p>
-        </w:tc>
-      </w:tr>
-      <w:tr>
-        <w:trPr>
-          <w:gridAfter w:val="1"/>
-          <w:wAfter w:w="3909" w:type="dxa"/>
-          <w:trHeight w:val="255"/>
-        </w:trPr>
-        <w:tc>
-          <w:tcPr>
-            <w:tcW w:w="540" w:type="dxa"/>
-            <w:tcBorders>
-              <w:top w:val="nil"/>
-              <w:left w:val="single" w:sz="4" w:space="0" w:color="auto"/>
-              <w:bottom w:val="single" w:sz="4" w:space="0" w:color="auto"/>
-              <w:right w:val="single" w:sz="4" w:space="0" w:color="auto"/>
-            </w:tcBorders>
-            <w:noWrap/>
-            <w:vAlign w:val="bottom"/>
-          </w:tcPr>
-          <w:p>
-            <w:pPr>
-              <w:jc w:val="center"/>
-              <w:rPr>
-                <w:rFonts w:ascii="Arial" w:hAnsi="Arial" w:cs="Arial"/>
-                <w:b/>
-                <w:bCs/>
-                <w:sz w:val="18"/>
-                <w:szCs w:val="18"/>
-              </w:rPr>
-            </w:pPr>
-            <w:r>
-              <w:rPr>
-                <w:rFonts w:ascii="Arial" w:hAnsi="Arial" w:cs="Arial"/>
-                <w:b/>
-                <w:bCs/>
-                <w:sz w:val="18"/>
-                <w:szCs w:val="18"/>
-              </w:rPr>
-              <w:t>5</w:t>
-            </w:r>
-          </w:p>
-        </w:tc>
-        <w:tc>
-          <w:tcPr>
-            <w:tcW w:w="4230" w:type="dxa"/>
-            <w:gridSpan w:val="2"/>
-            <w:tcBorders>
-              <w:top w:val="nil"/>
-              <w:left w:val="nil"/>
-              <w:bottom w:val="single" w:sz="4" w:space="0" w:color="auto"/>
-              <w:right w:val="single" w:sz="4" w:space="0" w:color="auto"/>
-            </w:tcBorders>
-            <w:noWrap/>
-            <w:vAlign w:val="bottom"/>
-          </w:tcPr>
-          <w:p>
-            <w:pPr>
-              <w:rPr>
-                <w:rFonts w:ascii="Arial" w:hAnsi="Arial" w:cs="Arial"/>
-                <w:sz w:val="18"/>
-                <w:szCs w:val="18"/>
-              </w:rPr>
-            </w:pPr>
-            <w:r>
-              <w:rPr>
-                <w:rFonts w:ascii="Arial" w:hAnsi="Arial" w:cs="Arial"/>
-                <w:sz w:val="18"/>
-                <w:szCs w:val="18"/>
-              </w:rPr>
-              <w:t>ALFRED YULIUS A.P., S.T., M.KOM.</w:t>
-            </w:r>
-          </w:p>
-        </w:tc>
-        <w:tc>
-          <w:tcPr>
-            <w:tcW w:w="360" w:type="dxa"/>
-            <w:tcBorders>
-              <w:top w:val="nil"/>
-              <w:left w:val="nil"/>
-              <w:bottom w:val="nil"/>
-              <w:right w:val="nil"/>
-            </w:tcBorders>
-            <w:noWrap/>
-            <w:vAlign w:val="bottom"/>
-          </w:tcPr>
-          <w:p>
-            <w:pPr>
-              <w:rPr>
-                <w:rFonts w:ascii="Arial" w:hAnsi="Arial" w:cs="Arial"/>
-                <w:sz w:val="20"/>
-                <w:szCs w:val="20"/>
-              </w:rPr>
-            </w:pPr>
-          </w:p>
-        </w:tc>
-        <w:tc>
-          <w:tcPr>
-            <w:tcW w:w="540" w:type="dxa"/>
-            <w:tcBorders>
-              <w:top w:val="nil"/>
-              <w:left w:val="single" w:sz="4" w:space="0" w:color="auto"/>
-              <w:bottom w:val="single" w:sz="4" w:space="0" w:color="auto"/>
-              <w:right w:val="single" w:sz="4" w:space="0" w:color="auto"/>
-            </w:tcBorders>
-            <w:noWrap/>
-            <w:vAlign w:val="bottom"/>
-          </w:tcPr>
-          <w:p>
-            <w:pPr>
-              <w:jc w:val="center"/>
-              <w:rPr>
-                <w:rFonts w:ascii="Arial" w:hAnsi="Arial" w:cs="Arial"/>
-                <w:b/>
-                <w:bCs/>
-                <w:sz w:val="18"/>
-                <w:szCs w:val="18"/>
-              </w:rPr>
-            </w:pPr>
-            <w:r>
-              <w:rPr>
-                <w:rFonts w:ascii="Arial" w:hAnsi="Arial" w:cs="Arial"/>
-                <w:b/>
-                <w:bCs/>
-                <w:sz w:val="18"/>
-                <w:szCs w:val="18"/>
-              </w:rPr>
-              <w:t>5</w:t>
-            </w:r>
-          </w:p>
-        </w:tc>
-        <w:tc>
-          <w:tcPr>
-            <w:tcW w:w="4050" w:type="dxa"/>
-            <w:tcBorders>
-              <w:top w:val="nil"/>
-              <w:left w:val="nil"/>
-              <w:bottom w:val="single" w:sz="4" w:space="0" w:color="auto"/>
-              <w:right w:val="single" w:sz="4" w:space="0" w:color="auto"/>
-            </w:tcBorders>
-            <w:noWrap/>
-            <w:vAlign w:val="bottom"/>
-          </w:tcPr>
-          <w:p>
-            <w:pPr>
-              <w:rPr>
-                <w:rFonts w:ascii="Arial" w:hAnsi="Arial" w:cs="Arial"/>
-                <w:sz w:val="18"/>
-                <w:szCs w:val="18"/>
-              </w:rPr>
-            </w:pPr>
-            <w:r>
-              <w:rPr>
-                <w:rFonts w:ascii="Arial" w:hAnsi="Arial" w:cs="Arial"/>
-                <w:sz w:val="18"/>
-                <w:szCs w:val="18"/>
-              </w:rPr>
-              <w:t>TONY DARMANTO, S.T., M.KOM.</w:t>
-            </w:r>
-          </w:p>
-        </w:tc>
-      </w:tr>
-      <w:tr>
-        <w:trPr>
-          <w:gridAfter w:val="1"/>
-          <w:wAfter w:w="3909" w:type="dxa"/>
-          <w:trHeight w:val="255"/>
-        </w:trPr>
-        <w:tc>
-          <w:tcPr>
-            <w:tcW w:w="540" w:type="dxa"/>
-            <w:tcBorders>
-              <w:top w:val="nil"/>
-              <w:left w:val="single" w:sz="4" w:space="0" w:color="auto"/>
-              <w:bottom w:val="single" w:sz="4" w:space="0" w:color="auto"/>
-              <w:right w:val="single" w:sz="4" w:space="0" w:color="auto"/>
-            </w:tcBorders>
-            <w:noWrap/>
-            <w:vAlign w:val="bottom"/>
-          </w:tcPr>
-          <w:p>
-            <w:pPr>
-              <w:jc w:val="center"/>
-              <w:rPr>
-                <w:rFonts w:ascii="Arial" w:hAnsi="Arial" w:cs="Arial"/>
-                <w:b/>
-                <w:bCs/>
-                <w:sz w:val="18"/>
-                <w:szCs w:val="18"/>
-              </w:rPr>
-            </w:pPr>
-            <w:r>
-              <w:rPr>
-                <w:rFonts w:ascii="Arial" w:hAnsi="Arial" w:cs="Arial"/>
-                <w:b/>
-                <w:bCs/>
-                <w:sz w:val="18"/>
-                <w:szCs w:val="18"/>
-              </w:rPr>
-              <w:t>6</w:t>
-            </w:r>
-          </w:p>
-        </w:tc>
-        <w:tc>
-          <w:tcPr>
-            <w:tcW w:w="4230" w:type="dxa"/>
-            <w:gridSpan w:val="2"/>
-            <w:tcBorders>
-              <w:top w:val="nil"/>
-              <w:left w:val="nil"/>
-              <w:bottom w:val="single" w:sz="4" w:space="0" w:color="auto"/>
-              <w:right w:val="single" w:sz="4" w:space="0" w:color="auto"/>
-            </w:tcBorders>
-            <w:noWrap/>
-            <w:vAlign w:val="bottom"/>
-          </w:tcPr>
-          <w:p>
-            <w:pPr>
-              <w:rPr>
-                <w:rFonts w:ascii="Arial" w:hAnsi="Arial" w:cs="Arial"/>
-                <w:sz w:val="18"/>
-                <w:szCs w:val="18"/>
-              </w:rPr>
-            </w:pPr>
-            <w:r>
-              <w:rPr>
-                <w:rFonts w:ascii="Arial" w:hAnsi="Arial" w:cs="Arial"/>
-                <w:sz w:val="18"/>
-                <w:szCs w:val="18"/>
-                <w:lang w:val="id-ID"/>
-              </w:rPr>
-              <w:t>ANTONIUS</w:t>
-            </w:r>
-            <w:r>
-              <w:rPr>
-                <w:rFonts w:ascii="Arial" w:hAnsi="Arial" w:cs="Arial"/>
-                <w:sz w:val="18"/>
-                <w:szCs w:val="18"/>
-              </w:rPr>
-              <w:t>, S.KOM., M.KOM.</w:t>
-            </w:r>
-          </w:p>
-        </w:tc>
-        <w:tc>
-          <w:tcPr>
-            <w:tcW w:w="360" w:type="dxa"/>
-            <w:tcBorders>
-              <w:top w:val="nil"/>
-              <w:left w:val="nil"/>
-              <w:bottom w:val="nil"/>
-              <w:right w:val="nil"/>
-            </w:tcBorders>
-            <w:noWrap/>
-            <w:vAlign w:val="bottom"/>
-          </w:tcPr>
-          <w:p>
-            <w:pPr>
-              <w:rPr>
-                <w:rFonts w:ascii="Arial" w:hAnsi="Arial" w:cs="Arial"/>
-                <w:sz w:val="20"/>
-                <w:szCs w:val="20"/>
-              </w:rPr>
-            </w:pPr>
-          </w:p>
-        </w:tc>
-        <w:tc>
-          <w:tcPr>
-            <w:tcW w:w="540" w:type="dxa"/>
-            <w:tcBorders>
-              <w:top w:val="nil"/>
-              <w:left w:val="single" w:sz="4" w:space="0" w:color="auto"/>
-              <w:bottom w:val="single" w:sz="4" w:space="0" w:color="auto"/>
-              <w:right w:val="single" w:sz="4" w:space="0" w:color="auto"/>
-            </w:tcBorders>
-            <w:noWrap/>
-            <w:vAlign w:val="bottom"/>
-          </w:tcPr>
-          <w:p>
-            <w:pPr>
-              <w:jc w:val="center"/>
-              <w:rPr>
-                <w:rFonts w:ascii="Arial" w:hAnsi="Arial" w:cs="Arial"/>
-                <w:b/>
-                <w:bCs/>
-                <w:sz w:val="18"/>
-                <w:szCs w:val="18"/>
-              </w:rPr>
-            </w:pPr>
-            <w:r>
-              <w:rPr>
-                <w:rFonts w:ascii="Arial" w:hAnsi="Arial" w:cs="Arial"/>
-                <w:b/>
-                <w:bCs/>
-                <w:sz w:val="18"/>
-                <w:szCs w:val="18"/>
-              </w:rPr>
-              <w:t>6</w:t>
-            </w:r>
-          </w:p>
-        </w:tc>
-        <w:tc>
-          <w:tcPr>
-            <w:tcW w:w="4050" w:type="dxa"/>
-            <w:tcBorders>
-              <w:top w:val="nil"/>
-              <w:left w:val="nil"/>
-              <w:bottom w:val="single" w:sz="4" w:space="0" w:color="auto"/>
-              <w:right w:val="single" w:sz="4" w:space="0" w:color="auto"/>
-            </w:tcBorders>
-            <w:noWrap/>
-            <w:vAlign w:val="bottom"/>
-          </w:tcPr>
-          <w:p>
-            <w:pPr>
-              <w:rPr>
-                <w:rFonts w:ascii="Arial" w:hAnsi="Arial" w:cs="Arial"/>
-                <w:sz w:val="18"/>
-                <w:szCs w:val="18"/>
-              </w:rPr>
-            </w:pPr>
-            <w:r>
-              <w:rPr>
-                <w:rFonts w:ascii="Arial" w:hAnsi="Arial" w:cs="Arial"/>
-                <w:sz w:val="18"/>
-                <w:szCs w:val="18"/>
-              </w:rPr>
-              <w:t>KRISTINA, S.T., M.KOM.</w:t>
-            </w:r>
-          </w:p>
-        </w:tc>
-      </w:tr>
-      <w:tr>
-        <w:trPr>
-          <w:gridAfter w:val="1"/>
-          <w:wAfter w:w="3909" w:type="dxa"/>
-          <w:trHeight w:val="255"/>
-        </w:trPr>
-        <w:tc>
-          <w:tcPr>
-            <w:tcW w:w="540" w:type="dxa"/>
-            <w:tcBorders>
-              <w:top w:val="nil"/>
-              <w:left w:val="single" w:sz="4" w:space="0" w:color="auto"/>
-              <w:bottom w:val="single" w:sz="4" w:space="0" w:color="auto"/>
-              <w:right w:val="single" w:sz="4" w:space="0" w:color="auto"/>
-            </w:tcBorders>
-            <w:noWrap/>
-            <w:vAlign w:val="bottom"/>
-          </w:tcPr>
-          <w:p>
-            <w:pPr>
-              <w:jc w:val="center"/>
-              <w:rPr>
-                <w:rFonts w:ascii="Arial" w:hAnsi="Arial" w:cs="Arial"/>
-                <w:b/>
-                <w:bCs/>
-                <w:sz w:val="18"/>
-                <w:szCs w:val="18"/>
-              </w:rPr>
-            </w:pPr>
-            <w:r>
-              <w:rPr>
-                <w:rFonts w:ascii="Arial" w:hAnsi="Arial" w:cs="Arial"/>
-                <w:b/>
-                <w:bCs/>
-                <w:sz w:val="18"/>
-                <w:szCs w:val="18"/>
-              </w:rPr>
-              <w:t>7</w:t>
-            </w:r>
-          </w:p>
-        </w:tc>
-        <w:tc>
-          <w:tcPr>
-            <w:tcW w:w="4230" w:type="dxa"/>
-            <w:gridSpan w:val="2"/>
-            <w:tcBorders>
-              <w:top w:val="nil"/>
-              <w:left w:val="nil"/>
-              <w:bottom w:val="single" w:sz="4" w:space="0" w:color="auto"/>
-              <w:right w:val="single" w:sz="4" w:space="0" w:color="auto"/>
-            </w:tcBorders>
-            <w:noWrap/>
-            <w:vAlign w:val="bottom"/>
-          </w:tcPr>
-          <w:p>
-            <w:pPr>
-              <w:rPr>
-                <w:rFonts w:ascii="Arial" w:hAnsi="Arial" w:cs="Arial"/>
-                <w:sz w:val="18"/>
-                <w:szCs w:val="18"/>
-              </w:rPr>
-            </w:pPr>
-            <w:r>
-              <w:rPr>
-                <w:rFonts w:ascii="Arial" w:hAnsi="Arial" w:cs="Arial"/>
-                <w:sz w:val="18"/>
-                <w:szCs w:val="18"/>
-              </w:rPr>
-              <w:t>MANORANG GULTOM, S.T.,M.T</w:t>
-            </w:r>
-          </w:p>
-        </w:tc>
-        <w:tc>
-          <w:tcPr>
-            <w:tcW w:w="360" w:type="dxa"/>
-            <w:tcBorders>
-              <w:top w:val="nil"/>
-              <w:left w:val="nil"/>
-              <w:bottom w:val="nil"/>
-              <w:right w:val="nil"/>
-            </w:tcBorders>
-            <w:noWrap/>
-            <w:vAlign w:val="bottom"/>
-          </w:tcPr>
-          <w:p>
-            <w:pPr>
-              <w:rPr>
-                <w:rFonts w:ascii="Arial" w:hAnsi="Arial" w:cs="Arial"/>
-                <w:sz w:val="20"/>
-                <w:szCs w:val="20"/>
-              </w:rPr>
-            </w:pPr>
-          </w:p>
-        </w:tc>
-        <w:tc>
-          <w:tcPr>
-            <w:tcW w:w="540" w:type="dxa"/>
-            <w:tcBorders>
-              <w:top w:val="nil"/>
-              <w:left w:val="single" w:sz="4" w:space="0" w:color="auto"/>
-              <w:bottom w:val="single" w:sz="4" w:space="0" w:color="auto"/>
-              <w:right w:val="single" w:sz="4" w:space="0" w:color="auto"/>
-            </w:tcBorders>
-            <w:noWrap/>
-            <w:vAlign w:val="bottom"/>
-          </w:tcPr>
-          <w:p>
-            <w:pPr>
-              <w:jc w:val="center"/>
-              <w:rPr>
-                <w:rFonts w:ascii="Arial" w:hAnsi="Arial" w:cs="Arial"/>
-                <w:b/>
-                <w:bCs/>
-                <w:sz w:val="18"/>
-                <w:szCs w:val="18"/>
-              </w:rPr>
-            </w:pPr>
-            <w:r>
-              <w:rPr>
-                <w:rFonts w:ascii="Arial" w:hAnsi="Arial" w:cs="Arial"/>
-                <w:b/>
-                <w:bCs/>
-                <w:sz w:val="18"/>
-                <w:szCs w:val="18"/>
-              </w:rPr>
-              <w:t>7</w:t>
-            </w:r>
-          </w:p>
-        </w:tc>
-        <w:tc>
-          <w:tcPr>
-            <w:tcW w:w="4050" w:type="dxa"/>
-            <w:tcBorders>
-              <w:top w:val="nil"/>
-              <w:left w:val="nil"/>
-              <w:bottom w:val="single" w:sz="4" w:space="0" w:color="auto"/>
-              <w:right w:val="single" w:sz="4" w:space="0" w:color="auto"/>
-            </w:tcBorders>
-            <w:noWrap/>
-            <w:vAlign w:val="bottom"/>
-          </w:tcPr>
-          <w:p>
-            <w:pPr>
-              <w:rPr>
-                <w:rFonts w:ascii="Arial" w:hAnsi="Arial" w:cs="Arial"/>
-                <w:sz w:val="18"/>
-                <w:szCs w:val="18"/>
-              </w:rPr>
-            </w:pPr>
-            <w:r>
-              <w:rPr>
-                <w:rFonts w:ascii="Arial" w:hAnsi="Arial" w:cs="Arial"/>
-                <w:sz w:val="18"/>
-                <w:szCs w:val="18"/>
-                <w:lang w:val="id-ID"/>
-              </w:rPr>
-              <w:t>ANTONIUS</w:t>
-            </w:r>
-            <w:r>
-              <w:rPr>
-                <w:rFonts w:ascii="Arial" w:hAnsi="Arial" w:cs="Arial"/>
-                <w:sz w:val="18"/>
-                <w:szCs w:val="18"/>
-              </w:rPr>
-              <w:t>, S.KOM., M.KOM.</w:t>
-            </w:r>
-          </w:p>
-        </w:tc>
-      </w:tr>
-      <w:tr>
-        <w:trPr>
-          <w:gridAfter w:val="1"/>
-          <w:wAfter w:w="3909" w:type="dxa"/>
-          <w:trHeight w:val="255"/>
-        </w:trPr>
-        <w:tc>
-          <w:tcPr>
-            <w:tcW w:w="540" w:type="dxa"/>
-            <w:tcBorders>
-              <w:top w:val="nil"/>
-              <w:left w:val="single" w:sz="4" w:space="0" w:color="auto"/>
-              <w:bottom w:val="single" w:sz="4" w:space="0" w:color="auto"/>
-              <w:right w:val="single" w:sz="4" w:space="0" w:color="auto"/>
-            </w:tcBorders>
-            <w:noWrap/>
-            <w:vAlign w:val="bottom"/>
-          </w:tcPr>
-          <w:p>
-            <w:pPr>
-              <w:jc w:val="center"/>
-              <w:rPr>
-                <w:rFonts w:ascii="Arial" w:hAnsi="Arial" w:cs="Arial"/>
-                <w:b/>
-                <w:bCs/>
-                <w:sz w:val="18"/>
-                <w:szCs w:val="18"/>
-              </w:rPr>
-            </w:pPr>
-            <w:r>
-              <w:rPr>
-                <w:rFonts w:ascii="Arial" w:hAnsi="Arial" w:cs="Arial"/>
-                <w:b/>
-                <w:bCs/>
-                <w:sz w:val="18"/>
-                <w:szCs w:val="18"/>
-              </w:rPr>
-              <w:t>8</w:t>
-            </w:r>
-          </w:p>
-        </w:tc>
-        <w:tc>
-          <w:tcPr>
-            <w:tcW w:w="4230" w:type="dxa"/>
-            <w:gridSpan w:val="2"/>
-            <w:tcBorders>
-              <w:top w:val="nil"/>
-              <w:left w:val="nil"/>
-              <w:bottom w:val="single" w:sz="4" w:space="0" w:color="auto"/>
-              <w:right w:val="single" w:sz="4" w:space="0" w:color="auto"/>
-            </w:tcBorders>
-            <w:noWrap/>
-            <w:vAlign w:val="bottom"/>
-          </w:tcPr>
-          <w:p>
-            <w:pPr>
-              <w:rPr>
-                <w:rFonts w:ascii="Arial" w:hAnsi="Arial" w:cs="Arial"/>
-                <w:sz w:val="18"/>
-                <w:szCs w:val="18"/>
-              </w:rPr>
-            </w:pPr>
-            <w:r>
-              <w:rPr>
-                <w:rFonts w:ascii="Arial" w:hAnsi="Arial" w:cs="Arial"/>
-                <w:sz w:val="18"/>
-                <w:szCs w:val="18"/>
-              </w:rPr>
-              <w:t>THOMMY WILLAY, S.KOM.,M.KOM.</w:t>
-            </w:r>
-          </w:p>
-        </w:tc>
-        <w:tc>
-          <w:tcPr>
-            <w:tcW w:w="360" w:type="dxa"/>
-            <w:tcBorders>
-              <w:top w:val="nil"/>
-              <w:left w:val="nil"/>
-              <w:bottom w:val="nil"/>
-              <w:right w:val="nil"/>
-            </w:tcBorders>
-            <w:noWrap/>
-            <w:vAlign w:val="bottom"/>
-          </w:tcPr>
-          <w:p>
-            <w:pPr>
-              <w:rPr>
-                <w:rFonts w:ascii="Arial" w:hAnsi="Arial" w:cs="Arial"/>
-                <w:sz w:val="20"/>
-                <w:szCs w:val="20"/>
-              </w:rPr>
-            </w:pPr>
-          </w:p>
-        </w:tc>
-        <w:tc>
-          <w:tcPr>
-            <w:tcW w:w="540" w:type="dxa"/>
-            <w:tcBorders>
-              <w:top w:val="nil"/>
-              <w:left w:val="single" w:sz="4" w:space="0" w:color="auto"/>
-              <w:bottom w:val="single" w:sz="4" w:space="0" w:color="auto"/>
-              <w:right w:val="single" w:sz="4" w:space="0" w:color="auto"/>
-            </w:tcBorders>
-            <w:noWrap/>
-            <w:vAlign w:val="bottom"/>
-          </w:tcPr>
-          <w:p>
-            <w:pPr>
-              <w:jc w:val="center"/>
-              <w:rPr>
-                <w:rFonts w:ascii="Arial" w:hAnsi="Arial" w:cs="Arial"/>
-                <w:b/>
-                <w:bCs/>
-                <w:sz w:val="18"/>
-                <w:szCs w:val="18"/>
-              </w:rPr>
-            </w:pPr>
-            <w:r>
-              <w:rPr>
-                <w:rFonts w:ascii="Arial" w:hAnsi="Arial" w:cs="Arial"/>
-                <w:b/>
-                <w:bCs/>
-                <w:sz w:val="18"/>
-                <w:szCs w:val="18"/>
-              </w:rPr>
-              <w:t>8</w:t>
-            </w:r>
-          </w:p>
-        </w:tc>
-        <w:tc>
-          <w:tcPr>
-            <w:tcW w:w="4050" w:type="dxa"/>
-            <w:tcBorders>
-              <w:top w:val="nil"/>
-              <w:left w:val="nil"/>
-              <w:bottom w:val="single" w:sz="4" w:space="0" w:color="auto"/>
-              <w:right w:val="single" w:sz="4" w:space="0" w:color="auto"/>
-            </w:tcBorders>
-            <w:noWrap/>
-            <w:vAlign w:val="bottom"/>
-          </w:tcPr>
-          <w:p>
-            <w:pPr>
-              <w:rPr>
-                <w:rFonts w:ascii="Arial" w:hAnsi="Arial" w:cs="Arial"/>
-                <w:sz w:val="18"/>
-                <w:szCs w:val="18"/>
-              </w:rPr>
-            </w:pPr>
-            <w:r>
-              <w:rPr>
-                <w:rFonts w:ascii="Arial" w:hAnsi="Arial" w:cs="Arial"/>
-                <w:sz w:val="18"/>
-                <w:szCs w:val="18"/>
-              </w:rPr>
-              <w:t>ALFRED YULIUS A.P., S.T.,M.KOM.</w:t>
-            </w:r>
-          </w:p>
-        </w:tc>
-      </w:tr>
-      <w:tr>
-        <w:trPr>
-          <w:gridAfter w:val="1"/>
-          <w:wAfter w:w="3909" w:type="dxa"/>
-          <w:trHeight w:val="255"/>
-        </w:trPr>
-        <w:tc>
-          <w:tcPr>
-            <w:tcW w:w="540" w:type="dxa"/>
-            <w:tcBorders>
-              <w:top w:val="nil"/>
-              <w:left w:val="single" w:sz="4" w:space="0" w:color="auto"/>
-              <w:bottom w:val="single" w:sz="4" w:space="0" w:color="auto"/>
-              <w:right w:val="single" w:sz="4" w:space="0" w:color="auto"/>
-            </w:tcBorders>
-            <w:noWrap/>
-            <w:vAlign w:val="bottom"/>
-          </w:tcPr>
-          <w:p>
-            <w:pPr>
-              <w:jc w:val="center"/>
-              <w:rPr>
-                <w:rFonts w:ascii="Arial" w:hAnsi="Arial" w:cs="Arial"/>
-                <w:b/>
-                <w:bCs/>
-                <w:sz w:val="18"/>
-                <w:szCs w:val="18"/>
-              </w:rPr>
-            </w:pPr>
-            <w:r>
-              <w:rPr>
-                <w:rFonts w:ascii="Arial" w:hAnsi="Arial" w:cs="Arial"/>
-                <w:b/>
-                <w:bCs/>
-                <w:sz w:val="18"/>
-                <w:szCs w:val="18"/>
-              </w:rPr>
-              <w:t>9</w:t>
-            </w:r>
-          </w:p>
-        </w:tc>
-        <w:tc>
-          <w:tcPr>
-            <w:tcW w:w="4230" w:type="dxa"/>
-            <w:gridSpan w:val="2"/>
-            <w:tcBorders>
-              <w:top w:val="nil"/>
-              <w:left w:val="nil"/>
-              <w:bottom w:val="single" w:sz="4" w:space="0" w:color="auto"/>
-              <w:right w:val="single" w:sz="4" w:space="0" w:color="auto"/>
-            </w:tcBorders>
-            <w:noWrap/>
-            <w:vAlign w:val="bottom"/>
-          </w:tcPr>
-          <w:p>
-            <w:pPr>
-              <w:rPr>
-                <w:rFonts w:ascii="Arial" w:hAnsi="Arial" w:cs="Arial"/>
-                <w:sz w:val="18"/>
-                <w:szCs w:val="18"/>
-              </w:rPr>
-            </w:pPr>
-            <w:r>
-              <w:rPr>
-                <w:rFonts w:ascii="Arial" w:hAnsi="Arial" w:cs="Arial"/>
-                <w:sz w:val="18"/>
-                <w:szCs w:val="18"/>
-              </w:rPr>
-              <w:t>SANDI TENDEAN, S.KOM.,M.KOM.</w:t>
-            </w:r>
-          </w:p>
-        </w:tc>
-        <w:tc>
-          <w:tcPr>
-            <w:tcW w:w="360" w:type="dxa"/>
-            <w:tcBorders>
-              <w:top w:val="nil"/>
-              <w:left w:val="nil"/>
-              <w:bottom w:val="nil"/>
-              <w:right w:val="nil"/>
-            </w:tcBorders>
-            <w:noWrap/>
-            <w:vAlign w:val="bottom"/>
-          </w:tcPr>
-          <w:p>
-            <w:pPr>
-              <w:rPr>
-                <w:rFonts w:ascii="Arial" w:hAnsi="Arial" w:cs="Arial"/>
-                <w:sz w:val="20"/>
-                <w:szCs w:val="20"/>
-              </w:rPr>
-            </w:pPr>
-          </w:p>
-        </w:tc>
-        <w:tc>
-          <w:tcPr>
-            <w:tcW w:w="540" w:type="dxa"/>
-            <w:tcBorders>
-              <w:top w:val="nil"/>
-              <w:left w:val="single" w:sz="4" w:space="0" w:color="auto"/>
-              <w:bottom w:val="single" w:sz="4" w:space="0" w:color="auto"/>
-              <w:right w:val="single" w:sz="4" w:space="0" w:color="auto"/>
-            </w:tcBorders>
-            <w:noWrap/>
-            <w:vAlign w:val="bottom"/>
-          </w:tcPr>
-          <w:p>
-            <w:pPr>
-              <w:jc w:val="center"/>
-              <w:rPr>
-                <w:rFonts w:ascii="Arial" w:hAnsi="Arial" w:cs="Arial"/>
-                <w:b/>
-                <w:bCs/>
-                <w:sz w:val="18"/>
-                <w:szCs w:val="18"/>
-              </w:rPr>
-            </w:pPr>
-            <w:r>
-              <w:rPr>
-                <w:rFonts w:ascii="Arial" w:hAnsi="Arial" w:cs="Arial"/>
-                <w:b/>
-                <w:bCs/>
-                <w:sz w:val="18"/>
-                <w:szCs w:val="18"/>
-              </w:rPr>
-              <w:t>9</w:t>
-            </w:r>
-          </w:p>
-        </w:tc>
-        <w:tc>
-          <w:tcPr>
-            <w:tcW w:w="4050" w:type="dxa"/>
-            <w:tcBorders>
-              <w:top w:val="nil"/>
-              <w:left w:val="nil"/>
-              <w:bottom w:val="single" w:sz="4" w:space="0" w:color="auto"/>
-              <w:right w:val="single" w:sz="4" w:space="0" w:color="auto"/>
-            </w:tcBorders>
-            <w:noWrap/>
-            <w:vAlign w:val="bottom"/>
-          </w:tcPr>
-          <w:p>
-            <w:pPr>
-              <w:rPr>
-                <w:rFonts w:ascii="Arial" w:hAnsi="Arial" w:cs="Arial"/>
-                <w:sz w:val="18"/>
-                <w:szCs w:val="18"/>
-                <w:lang w:val="id-ID"/>
-              </w:rPr>
-            </w:pPr>
-            <w:r>
-              <w:rPr>
-                <w:rFonts w:ascii="Arial" w:hAnsi="Arial" w:cs="Arial"/>
-                <w:sz w:val="18"/>
-                <w:szCs w:val="18"/>
-              </w:rPr>
-              <w:t>KARTONO, S.KOM., M.KOM.</w:t>
-            </w:r>
-          </w:p>
-        </w:tc>
-      </w:tr>
-      <w:tr>
-        <w:trPr>
-          <w:gridAfter w:val="1"/>
-          <w:wAfter w:w="3909" w:type="dxa"/>
-          <w:trHeight w:val="255"/>
-        </w:trPr>
-        <w:tc>
-          <w:tcPr>
-            <w:tcW w:w="540" w:type="dxa"/>
-            <w:tcBorders>
-              <w:top w:val="nil"/>
-              <w:left w:val="single" w:sz="4" w:space="0" w:color="auto"/>
-              <w:bottom w:val="single" w:sz="4" w:space="0" w:color="auto"/>
-              <w:right w:val="single" w:sz="4" w:space="0" w:color="auto"/>
-            </w:tcBorders>
-            <w:noWrap/>
-            <w:vAlign w:val="bottom"/>
-          </w:tcPr>
-          <w:p>
-            <w:pPr>
-              <w:jc w:val="center"/>
-              <w:rPr>
-                <w:rFonts w:ascii="Arial" w:hAnsi="Arial" w:cs="Arial"/>
-                <w:b/>
-                <w:bCs/>
-                <w:sz w:val="18"/>
-                <w:szCs w:val="18"/>
-              </w:rPr>
-            </w:pPr>
-            <w:r>
-              <w:rPr>
-                <w:rFonts w:ascii="Arial" w:hAnsi="Arial" w:cs="Arial"/>
-                <w:b/>
-                <w:bCs/>
-                <w:sz w:val="18"/>
-                <w:szCs w:val="18"/>
-              </w:rPr>
-              <w:t>10</w:t>
-            </w:r>
-          </w:p>
-        </w:tc>
-        <w:tc>
-          <w:tcPr>
-            <w:tcW w:w="4230" w:type="dxa"/>
-            <w:gridSpan w:val="2"/>
-            <w:tcBorders>
-              <w:top w:val="nil"/>
-              <w:left w:val="nil"/>
-              <w:bottom w:val="single" w:sz="4" w:space="0" w:color="auto"/>
-              <w:right w:val="single" w:sz="4" w:space="0" w:color="auto"/>
-            </w:tcBorders>
-            <w:noWrap/>
-            <w:vAlign w:val="bottom"/>
-          </w:tcPr>
-          <w:p>
-            <w:pPr>
-              <w:rPr>
-                <w:rFonts w:ascii="Arial" w:hAnsi="Arial" w:cs="Arial"/>
-                <w:sz w:val="18"/>
-                <w:szCs w:val="18"/>
-              </w:rPr>
-            </w:pPr>
-            <w:r>
-              <w:rPr>
-                <w:rFonts w:ascii="Arial" w:hAnsi="Arial" w:cs="Arial"/>
-                <w:sz w:val="18"/>
-                <w:szCs w:val="18"/>
-              </w:rPr>
-              <w:t>RICKY I. NDAUMANU, S.KOM.,M.KOM.</w:t>
-            </w:r>
-          </w:p>
-        </w:tc>
-        <w:tc>
-          <w:tcPr>
-            <w:tcW w:w="360" w:type="dxa"/>
-            <w:tcBorders>
-              <w:top w:val="nil"/>
-              <w:left w:val="nil"/>
-              <w:bottom w:val="nil"/>
-              <w:right w:val="nil"/>
-            </w:tcBorders>
-            <w:noWrap/>
-            <w:vAlign w:val="bottom"/>
-          </w:tcPr>
-          <w:p>
-            <w:pPr>
-              <w:rPr>
-                <w:rFonts w:ascii="Arial" w:hAnsi="Arial" w:cs="Arial"/>
-                <w:sz w:val="20"/>
-                <w:szCs w:val="20"/>
-              </w:rPr>
-            </w:pPr>
-          </w:p>
-        </w:tc>
-        <w:tc>
-          <w:tcPr>
-            <w:tcW w:w="540" w:type="dxa"/>
-            <w:tcBorders>
-              <w:top w:val="nil"/>
-              <w:left w:val="single" w:sz="4" w:space="0" w:color="auto"/>
-              <w:bottom w:val="single" w:sz="4" w:space="0" w:color="auto"/>
-              <w:right w:val="single" w:sz="4" w:space="0" w:color="auto"/>
-            </w:tcBorders>
-            <w:noWrap/>
-            <w:vAlign w:val="bottom"/>
-          </w:tcPr>
-          <w:p>
-            <w:pPr>
-              <w:jc w:val="center"/>
-              <w:rPr>
-                <w:rFonts w:ascii="Arial" w:hAnsi="Arial" w:cs="Arial"/>
-                <w:b/>
-                <w:bCs/>
-                <w:sz w:val="18"/>
-                <w:szCs w:val="18"/>
-              </w:rPr>
-            </w:pPr>
-            <w:r>
-              <w:rPr>
-                <w:rFonts w:ascii="Arial" w:hAnsi="Arial" w:cs="Arial"/>
-                <w:b/>
-                <w:bCs/>
-                <w:sz w:val="18"/>
-                <w:szCs w:val="18"/>
-              </w:rPr>
-              <w:t>10</w:t>
-            </w:r>
-          </w:p>
-        </w:tc>
-        <w:tc>
-          <w:tcPr>
-            <w:tcW w:w="4050" w:type="dxa"/>
-            <w:tcBorders>
-              <w:top w:val="nil"/>
-              <w:left w:val="nil"/>
-              <w:bottom w:val="single" w:sz="4" w:space="0" w:color="auto"/>
-              <w:right w:val="single" w:sz="4" w:space="0" w:color="auto"/>
-            </w:tcBorders>
-            <w:noWrap/>
-            <w:vAlign w:val="bottom"/>
-          </w:tcPr>
-          <w:p>
-            <w:pPr>
-              <w:rPr>
-                <w:rFonts w:ascii="Arial" w:hAnsi="Arial" w:cs="Arial"/>
-                <w:sz w:val="18"/>
-                <w:szCs w:val="18"/>
-              </w:rPr>
-            </w:pPr>
-            <w:r>
-              <w:rPr>
-                <w:rFonts w:ascii="Arial" w:hAnsi="Arial" w:cs="Arial"/>
-                <w:sz w:val="18"/>
-                <w:szCs w:val="18"/>
-              </w:rPr>
-              <w:t>RICKY I. NDAUMANU, S.KOM.,M.KOM.</w:t>
-            </w:r>
-          </w:p>
-        </w:tc>
-      </w:tr>
-      <w:tr>
-        <w:trPr>
-          <w:gridAfter w:val="1"/>
-          <w:wAfter w:w="3909" w:type="dxa"/>
-          <w:trHeight w:val="255"/>
-        </w:trPr>
-        <w:tc>
-          <w:tcPr>
-            <w:tcW w:w="540" w:type="dxa"/>
-            <w:tcBorders>
-              <w:top w:val="nil"/>
-              <w:left w:val="single" w:sz="4" w:space="0" w:color="auto"/>
-              <w:bottom w:val="single" w:sz="4" w:space="0" w:color="auto"/>
-              <w:right w:val="single" w:sz="4" w:space="0" w:color="auto"/>
-            </w:tcBorders>
-            <w:noWrap/>
-            <w:vAlign w:val="bottom"/>
-          </w:tcPr>
-          <w:p>
-            <w:pPr>
-              <w:jc w:val="center"/>
-              <w:rPr>
-                <w:rFonts w:ascii="Arial" w:hAnsi="Arial" w:cs="Arial"/>
-                <w:b/>
-                <w:bCs/>
-                <w:sz w:val="18"/>
-                <w:szCs w:val="18"/>
-              </w:rPr>
-            </w:pPr>
-            <w:r>
-              <w:rPr>
-                <w:rFonts w:ascii="Arial" w:hAnsi="Arial" w:cs="Arial"/>
-                <w:b/>
-                <w:bCs/>
-                <w:sz w:val="18"/>
-                <w:szCs w:val="18"/>
-              </w:rPr>
-              <w:t>11</w:t>
-            </w:r>
-          </w:p>
-        </w:tc>
-        <w:tc>
-          <w:tcPr>
-            <w:tcW w:w="4230" w:type="dxa"/>
-            <w:gridSpan w:val="2"/>
-            <w:tcBorders>
-              <w:top w:val="nil"/>
-              <w:left w:val="nil"/>
-              <w:bottom w:val="single" w:sz="4" w:space="0" w:color="auto"/>
-              <w:right w:val="single" w:sz="4" w:space="0" w:color="auto"/>
-            </w:tcBorders>
-            <w:noWrap/>
-            <w:vAlign w:val="bottom"/>
-          </w:tcPr>
-          <w:p>
-            <w:pPr>
-              <w:rPr>
-                <w:rFonts w:ascii="Arial" w:hAnsi="Arial" w:cs="Arial"/>
-                <w:sz w:val="18"/>
-                <w:szCs w:val="18"/>
-              </w:rPr>
-            </w:pPr>
-            <w:r>
-              <w:rPr>
-                <w:rFonts w:ascii="Arial" w:hAnsi="Arial" w:cs="Arial"/>
-                <w:sz w:val="18"/>
-                <w:szCs w:val="18"/>
-              </w:rPr>
-              <w:t>JIMMY TJEN, PH.D.</w:t>
-            </w:r>
-          </w:p>
-        </w:tc>
-        <w:tc>
-          <w:tcPr>
-            <w:tcW w:w="360" w:type="dxa"/>
-            <w:tcBorders>
-              <w:top w:val="nil"/>
-              <w:left w:val="nil"/>
-              <w:bottom w:val="nil"/>
-              <w:right w:val="nil"/>
-            </w:tcBorders>
-            <w:noWrap/>
-            <w:vAlign w:val="bottom"/>
-          </w:tcPr>
-          <w:p>
-            <w:pPr>
-              <w:rPr>
-                <w:rFonts w:ascii="Arial" w:hAnsi="Arial" w:cs="Arial"/>
-                <w:sz w:val="20"/>
-                <w:szCs w:val="20"/>
-              </w:rPr>
-            </w:pPr>
-          </w:p>
-        </w:tc>
-        <w:tc>
-          <w:tcPr>
-            <w:tcW w:w="540" w:type="dxa"/>
-            <w:tcBorders>
-              <w:top w:val="nil"/>
-              <w:left w:val="single" w:sz="4" w:space="0" w:color="auto"/>
-              <w:bottom w:val="single" w:sz="4" w:space="0" w:color="auto"/>
-              <w:right w:val="single" w:sz="4" w:space="0" w:color="auto"/>
-            </w:tcBorders>
-            <w:noWrap/>
-            <w:vAlign w:val="bottom"/>
-          </w:tcPr>
-          <w:p>
-            <w:pPr>
-              <w:jc w:val="center"/>
-              <w:rPr>
-                <w:rFonts w:ascii="Arial" w:hAnsi="Arial" w:cs="Arial"/>
-                <w:b/>
-                <w:bCs/>
-                <w:sz w:val="18"/>
-                <w:szCs w:val="18"/>
-              </w:rPr>
-            </w:pPr>
-            <w:r>
-              <w:rPr>
-                <w:rFonts w:ascii="Arial" w:hAnsi="Arial" w:cs="Arial"/>
-                <w:b/>
-                <w:bCs/>
-                <w:sz w:val="18"/>
-                <w:szCs w:val="18"/>
-              </w:rPr>
-              <w:t>11</w:t>
-            </w:r>
-          </w:p>
-        </w:tc>
-        <w:tc>
-          <w:tcPr>
-            <w:tcW w:w="4050" w:type="dxa"/>
-            <w:tcBorders>
-              <w:top w:val="nil"/>
-              <w:left w:val="nil"/>
-              <w:bottom w:val="single" w:sz="4" w:space="0" w:color="auto"/>
-              <w:right w:val="single" w:sz="4" w:space="0" w:color="auto"/>
-            </w:tcBorders>
-            <w:noWrap/>
-            <w:vAlign w:val="bottom"/>
-          </w:tcPr>
-          <w:p>
-            <w:pPr>
-              <w:rPr>
-                <w:rFonts w:ascii="Arial" w:hAnsi="Arial" w:cs="Arial"/>
-                <w:sz w:val="18"/>
-                <w:szCs w:val="18"/>
-              </w:rPr>
-            </w:pPr>
-            <w:r>
-              <w:rPr>
-                <w:rFonts w:ascii="Arial" w:hAnsi="Arial" w:cs="Arial"/>
-                <w:sz w:val="18"/>
-                <w:szCs w:val="18"/>
-              </w:rPr>
-              <w:t>MANORANG GULTOM, S.T.,M.T</w:t>
             </w:r>
           </w:p>
         </w:tc>
@@ -3304,6 +1756,80 @@
                 <w:szCs w:val="16"/>
               </w:rPr>
             </w:pPr>
+            <w:proofErr w:type="spellStart"/>
+            <w:r>
+              <w:rPr>
+                <w:rFonts w:ascii="Arial" w:hAnsi="Arial" w:cs="Arial"/>
+                <w:sz w:val="16"/>
+                <w:szCs w:val="16"/>
+              </w:rPr>
+              <w:t>Lingkari</w:t>
+            </w:r>
+            <w:proofErr w:type="spellEnd"/>
+            <w:r>
+              <w:rPr>
+                <w:rFonts w:ascii="Arial" w:hAnsi="Arial" w:cs="Arial"/>
+                <w:sz w:val="16"/>
+                <w:szCs w:val="16"/>
+              </w:rPr>
+              <w:t xml:space="preserve"> </w:t>
+            </w:r>
+            <w:proofErr w:type="spellStart"/>
+            <w:r>
+              <w:rPr>
+                <w:rFonts w:ascii="Arial" w:hAnsi="Arial" w:cs="Arial"/>
+                <w:sz w:val="16"/>
+                <w:szCs w:val="16"/>
+              </w:rPr>
+              <w:t>hanya</w:t>
+            </w:r>
+            <w:proofErr w:type="spellEnd"/>
+            <w:r>
+              <w:rPr>
+                <w:rFonts w:ascii="Arial" w:hAnsi="Arial" w:cs="Arial"/>
+                <w:sz w:val="16"/>
+                <w:szCs w:val="16"/>
+              </w:rPr>
+              <w:t xml:space="preserve"> </w:t>
+            </w:r>
+            <w:proofErr w:type="spellStart"/>
+            <w:r>
+              <w:rPr>
+                <w:rFonts w:ascii="Arial" w:hAnsi="Arial" w:cs="Arial"/>
+                <w:sz w:val="16"/>
+                <w:szCs w:val="16"/>
+              </w:rPr>
+              <w:t>satu</w:t>
+            </w:r>
+            <w:proofErr w:type="spellEnd"/>
+            <w:r>
+              <w:rPr>
+                <w:rFonts w:ascii="Arial" w:hAnsi="Arial" w:cs="Arial"/>
+                <w:sz w:val="16"/>
+                <w:szCs w:val="16"/>
+              </w:rPr>
+              <w:t xml:space="preserve"> </w:t>
+            </w:r>
+            <w:proofErr w:type="spellStart"/>
+            <w:proofErr w:type="gramStart"/>
+            <w:r>
+              <w:rPr>
+                <w:rFonts w:ascii="Arial" w:hAnsi="Arial" w:cs="Arial"/>
+                <w:sz w:val="16"/>
+                <w:szCs w:val="16"/>
+              </w:rPr>
+              <w:t>nomor</w:t>
+            </w:r>
+            <w:proofErr w:type="spellEnd"/>
+            <w:r>
+              <w:rPr>
+                <w:rFonts w:ascii="Arial" w:hAnsi="Arial" w:cs="Arial"/>
+                <w:sz w:val="16"/>
+                <w:szCs w:val="16"/>
+              </w:rPr>
+              <w:t xml:space="preserve"> !</w:t>
+            </w:r>
+            <w:proofErr w:type="gramEnd"/>
           </w:p>
         </w:tc>
         <w:tc>
@@ -3330,12 +1856,13 @@
         </w:tc>
         <w:tc>
           <w:tcPr>
-            <w:tcW w:w="540" w:type="dxa"/>
-            <w:tcBorders>
-              <w:top w:val="nil"/>
-              <w:left w:val="single" w:sz="4" w:space="0" w:color="auto"/>
-              <w:bottom w:val="single" w:sz="4" w:space="0" w:color="auto"/>
-              <w:right w:val="single" w:sz="4" w:space="0" w:color="auto"/>
+            <w:tcW w:w="4590" w:type="dxa"/>
+            <w:gridSpan w:val="2"/>
+            <w:tcBorders>
+              <w:top w:val="nil"/>
+              <w:left w:val="nil"/>
+              <w:bottom w:val="nil"/>
+              <w:right w:val="nil"/>
             </w:tcBorders>
             <w:noWrap/>
             <w:vAlign w:val="bottom"/>
@@ -3345,67 +1872,84 @@
               <w:jc w:val="center"/>
               <w:rPr>
                 <w:rFonts w:ascii="Arial" w:hAnsi="Arial" w:cs="Arial"/>
-                <w:b/>
-                <w:bCs/>
-                <w:sz w:val="18"/>
-                <w:szCs w:val="18"/>
-              </w:rPr>
-            </w:pPr>
-            <w:r>
-              <w:rPr>
-                <w:rFonts w:ascii="Arial" w:hAnsi="Arial" w:cs="Arial"/>
-                <w:b/>
-                <w:bCs/>
-                <w:sz w:val="18"/>
-                <w:szCs w:val="18"/>
-              </w:rPr>
-              <w:t>12</w:t>
-            </w:r>
-          </w:p>
-        </w:tc>
-        <w:tc>
-          <w:tcPr>
-            <w:tcW w:w="4050" w:type="dxa"/>
-            <w:tcBorders>
-              <w:top w:val="nil"/>
-              <w:left w:val="nil"/>
-              <w:bottom w:val="single" w:sz="4" w:space="0" w:color="auto"/>
-              <w:right w:val="single" w:sz="4" w:space="0" w:color="auto"/>
-            </w:tcBorders>
-            <w:noWrap/>
-            <w:vAlign w:val="bottom"/>
-          </w:tcPr>
-          <w:p>
-            <w:pPr>
-              <w:rPr>
-                <w:rFonts w:ascii="Arial" w:hAnsi="Arial" w:cs="Arial"/>
-                <w:sz w:val="18"/>
-                <w:szCs w:val="18"/>
-              </w:rPr>
-            </w:pPr>
-            <w:r>
-              <w:rPr>
-                <w:rFonts w:ascii="Arial" w:hAnsi="Arial" w:cs="Arial"/>
-                <w:sz w:val="18"/>
-                <w:szCs w:val="18"/>
-              </w:rPr>
-              <w:t>SUSANA, S.KOM.,M.TI.</w:t>
-            </w:r>
-          </w:p>
-        </w:tc>
-        <w:tc>
-          <w:tcPr>
-            <w:tcW w:w="3909" w:type="dxa"/>
-            <w:vAlign w:val="bottom"/>
-          </w:tcPr>
-          <w:p>
-            <w:pPr>
-              <w:rPr>
-                <w:rFonts w:ascii="Arial" w:hAnsi="Arial" w:cs="Arial"/>
-                <w:sz w:val="18"/>
-                <w:szCs w:val="18"/>
-              </w:rPr>
-            </w:pPr>
+                <w:sz w:val="16"/>
+                <w:szCs w:val="16"/>
+              </w:rPr>
+            </w:pPr>
+            <w:proofErr w:type="spellStart"/>
+            <w:r>
+              <w:rPr>
+                <w:rFonts w:ascii="Arial" w:hAnsi="Arial" w:cs="Arial"/>
+                <w:sz w:val="16"/>
+                <w:szCs w:val="16"/>
+              </w:rPr>
+              <w:t>Lingkari</w:t>
+            </w:r>
+            <w:proofErr w:type="spellEnd"/>
+            <w:r>
+              <w:rPr>
+                <w:rFonts w:ascii="Arial" w:hAnsi="Arial" w:cs="Arial"/>
+                <w:sz w:val="16"/>
+                <w:szCs w:val="16"/>
+              </w:rPr>
+              <w:t xml:space="preserve"> </w:t>
+            </w:r>
+            <w:proofErr w:type="spellStart"/>
+            <w:r>
+              <w:rPr>
+                <w:rFonts w:ascii="Arial" w:hAnsi="Arial" w:cs="Arial"/>
+                <w:sz w:val="16"/>
+                <w:szCs w:val="16"/>
+              </w:rPr>
+              <w:t>hanya</w:t>
+            </w:r>
+            <w:proofErr w:type="spellEnd"/>
+            <w:r>
+              <w:rPr>
+                <w:rFonts w:ascii="Arial" w:hAnsi="Arial" w:cs="Arial"/>
+                <w:sz w:val="16"/>
+                <w:szCs w:val="16"/>
+              </w:rPr>
+              <w:t xml:space="preserve"> </w:t>
+            </w:r>
+            <w:proofErr w:type="spellStart"/>
+            <w:r>
+              <w:rPr>
+                <w:rFonts w:ascii="Arial" w:hAnsi="Arial" w:cs="Arial"/>
+                <w:sz w:val="16"/>
+                <w:szCs w:val="16"/>
+              </w:rPr>
+              <w:t>satu</w:t>
+            </w:r>
+            <w:proofErr w:type="spellEnd"/>
+            <w:r>
+              <w:rPr>
+                <w:rFonts w:ascii="Arial" w:hAnsi="Arial" w:cs="Arial"/>
+                <w:sz w:val="16"/>
+                <w:szCs w:val="16"/>
+              </w:rPr>
+              <w:t xml:space="preserve"> </w:t>
+            </w:r>
+            <w:proofErr w:type="spellStart"/>
+            <w:proofErr w:type="gramStart"/>
+            <w:r>
+              <w:rPr>
+                <w:rFonts w:ascii="Arial" w:hAnsi="Arial" w:cs="Arial"/>
+                <w:sz w:val="16"/>
+                <w:szCs w:val="16"/>
+              </w:rPr>
+              <w:t>nomor</w:t>
+            </w:r>
+            <w:proofErr w:type="spellEnd"/>
+            <w:r>
+              <w:rPr>
+                <w:rFonts w:ascii="Arial" w:hAnsi="Arial" w:cs="Arial"/>
+                <w:sz w:val="16"/>
+                <w:szCs w:val="16"/>
+              </w:rPr>
+              <w:t xml:space="preserve"> !</w:t>
+            </w:r>
+            <w:proofErr w:type="gramEnd"/>
           </w:p>
         </w:tc>
       </w:tr>
@@ -3415,8 +1959,78 @@
         </w:trPr>
         <w:tc>
           <w:tcPr>
-            <w:tcW w:w="4770" w:type="dxa"/>
-            <w:gridSpan w:val="3"/>
+            <w:tcW w:w="540" w:type="dxa"/>
+            <w:tcBorders>
+              <w:top w:val="single" w:sz="4" w:space="0" w:color="auto"/>
+              <w:left w:val="single" w:sz="4" w:space="0" w:color="auto"/>
+              <w:bottom w:val="single" w:sz="4" w:space="0" w:color="auto"/>
+              <w:right w:val="single" w:sz="4" w:space="0" w:color="auto"/>
+            </w:tcBorders>
+            <w:noWrap/>
+            <w:vAlign w:val="bottom"/>
+          </w:tcPr>
+          <w:p>
+            <w:pPr>
+              <w:jc w:val="center"/>
+              <w:rPr>
+                <w:rFonts w:ascii="Arial" w:hAnsi="Arial" w:cs="Arial"/>
+                <w:b/>
+                <w:bCs/>
+                <w:sz w:val="18"/>
+                <w:szCs w:val="18"/>
+              </w:rPr>
+            </w:pPr>
+            <w:r>
+              <w:rPr>
+                <w:rFonts w:ascii="Arial" w:hAnsi="Arial" w:cs="Arial"/>
+                <w:b/>
+                <w:bCs/>
+                <w:sz w:val="18"/>
+                <w:szCs w:val="18"/>
+              </w:rPr>
+              <w:t>NO</w:t>
+            </w:r>
+          </w:p>
+        </w:tc>
+        <w:tc>
+          <w:tcPr>
+            <w:tcW w:w="4230" w:type="dxa"/>
+            <w:gridSpan w:val="2"/>
+            <w:tcBorders>
+              <w:top w:val="single" w:sz="4" w:space="0" w:color="auto"/>
+              <w:left w:val="nil"/>
+              <w:bottom w:val="single" w:sz="4" w:space="0" w:color="auto"/>
+              <w:right w:val="single" w:sz="4" w:space="0" w:color="auto"/>
+            </w:tcBorders>
+            <w:noWrap/>
+            <w:vAlign w:val="bottom"/>
+          </w:tcPr>
+          <w:p>
+            <w:pPr>
+              <w:jc w:val="center"/>
+              <w:rPr>
+                <w:rFonts w:ascii="Arial" w:hAnsi="Arial" w:cs="Arial"/>
+                <w:b/>
+                <w:bCs/>
+                <w:sz w:val="18"/>
+                <w:szCs w:val="18"/>
+              </w:rPr>
+            </w:pPr>
+            <w:r>
+              <w:rPr>
+                <w:rFonts w:ascii="Arial" w:hAnsi="Arial" w:cs="Arial"/>
+                <w:b/>
+                <w:bCs/>
+                <w:sz w:val="18"/>
+                <w:szCs w:val="18"/>
+              </w:rPr>
+              <w:t>NAMA</w:t>
+            </w:r>
+          </w:p>
+        </w:tc>
+        <w:tc>
+          <w:tcPr>
+            <w:tcW w:w="360" w:type="dxa"/>
             <w:tcBorders>
               <w:top w:val="nil"/>
               <w:left w:val="nil"/>
@@ -3428,29 +2042,6 @@
           </w:tcPr>
           <w:p>
             <w:pPr>
-              <w:jc w:val="center"/>
-              <w:rPr>
-                <w:rFonts w:ascii="Arial" w:hAnsi="Arial" w:cs="Arial"/>
-                <w:sz w:val="16"/>
-                <w:szCs w:val="16"/>
-              </w:rPr>
-            </w:pPr>
-          </w:p>
-        </w:tc>
-        <w:tc>
-          <w:tcPr>
-            <w:tcW w:w="360" w:type="dxa"/>
-            <w:tcBorders>
-              <w:top w:val="nil"/>
-              <w:left w:val="nil"/>
-              <w:bottom w:val="nil"/>
-              <w:right w:val="nil"/>
-            </w:tcBorders>
-            <w:noWrap/>
-            <w:vAlign w:val="bottom"/>
-          </w:tcPr>
-          <w:p>
-            <w:pPr>
               <w:rPr>
                 <w:rFonts w:ascii="Arial" w:hAnsi="Arial" w:cs="Arial"/>
                 <w:sz w:val="20"/>
@@ -3463,7 +2054,7 @@
           <w:tcPr>
             <w:tcW w:w="540" w:type="dxa"/>
             <w:tcBorders>
-              <w:top w:val="nil"/>
+              <w:top w:val="single" w:sz="4" w:space="0" w:color="auto"/>
               <w:left w:val="single" w:sz="4" w:space="0" w:color="auto"/>
               <w:bottom w:val="single" w:sz="4" w:space="0" w:color="auto"/>
               <w:right w:val="single" w:sz="4" w:space="0" w:color="auto"/>
@@ -3490,7 +2081,7 @@
                 <w:sz w:val="18"/>
                 <w:szCs w:val="18"/>
               </w:rPr>
-              <w:t>13</w:t>
+              <w:t>NO</w:t>
             </w:r>
           </w:p>
         </w:tc>
@@ -3498,7 +2089,7 @@
           <w:tcPr>
             <w:tcW w:w="4050" w:type="dxa"/>
             <w:tcBorders>
-              <w:top w:val="nil"/>
+              <w:top w:val="single" w:sz="4" w:space="0" w:color="auto"/>
               <w:left w:val="nil"/>
               <w:bottom w:val="single" w:sz="4" w:space="0" w:color="auto"/>
               <w:right w:val="single" w:sz="4" w:space="0" w:color="auto"/>
@@ -3508,35 +2099,25 @@
           </w:tcPr>
           <w:p>
             <w:pPr>
-              <w:rPr>
-                <w:rFonts w:ascii="Arial" w:hAnsi="Arial" w:cs="Arial"/>
-                <w:sz w:val="18"/>
-                <w:szCs w:val="18"/>
-              </w:rPr>
-            </w:pPr>
-            <w:r>
-              <w:rPr>
-                <w:rFonts w:ascii="Arial" w:hAnsi="Arial" w:cs="Arial"/>
-                <w:sz w:val="18"/>
-                <w:szCs w:val="18"/>
-              </w:rPr>
-              <w:t>HENDRO, S.KOM.,M.M.,M.TI.</w:t>
-            </w:r>
-          </w:p>
-        </w:tc>
-        <w:tc>
-          <w:tcPr>
-            <w:tcW w:w="3909" w:type="dxa"/>
-            <w:vAlign w:val="bottom"/>
-          </w:tcPr>
-          <w:p>
-            <w:pPr>
-              <w:rPr>
-                <w:rFonts w:ascii="Arial" w:hAnsi="Arial" w:cs="Arial"/>
-                <w:sz w:val="18"/>
-                <w:szCs w:val="18"/>
-              </w:rPr>
-            </w:pPr>
+              <w:jc w:val="center"/>
+              <w:rPr>
+                <w:rFonts w:ascii="Arial" w:hAnsi="Arial" w:cs="Arial"/>
+                <w:b/>
+                <w:bCs/>
+                <w:sz w:val="18"/>
+                <w:szCs w:val="18"/>
+              </w:rPr>
+            </w:pPr>
+            <w:r>
+              <w:rPr>
+                <w:rFonts w:ascii="Arial" w:hAnsi="Arial" w:cs="Arial"/>
+                <w:b/>
+                <w:bCs/>
+                <w:sz w:val="18"/>
+                <w:szCs w:val="18"/>
+              </w:rPr>
+              <w:t>NAMA</w:t>
+            </w:r>
           </w:p>
         </w:tc>
       </w:tr>
@@ -3546,8 +2127,73 @@
         </w:trPr>
         <w:tc>
           <w:tcPr>
-            <w:tcW w:w="4770" w:type="dxa"/>
-            <w:gridSpan w:val="3"/>
+            <w:tcW w:w="540" w:type="dxa"/>
+            <w:tcBorders>
+              <w:top w:val="nil"/>
+              <w:left w:val="single" w:sz="4" w:space="0" w:color="auto"/>
+              <w:bottom w:val="single" w:sz="4" w:space="0" w:color="auto"/>
+              <w:right w:val="single" w:sz="4" w:space="0" w:color="auto"/>
+            </w:tcBorders>
+            <w:noWrap/>
+            <w:vAlign w:val="bottom"/>
+          </w:tcPr>
+          <w:p>
+            <w:pPr>
+              <w:jc w:val="center"/>
+              <w:rPr>
+                <w:rFonts w:ascii="Arial" w:hAnsi="Arial" w:cs="Arial"/>
+                <w:b/>
+                <w:bCs/>
+                <w:sz w:val="18"/>
+                <w:szCs w:val="18"/>
+              </w:rPr>
+            </w:pPr>
+            <w:r>
+              <w:rPr>
+                <w:rFonts w:ascii="Arial" w:hAnsi="Arial" w:cs="Arial"/>
+                <w:b/>
+                <w:bCs/>
+                <w:sz w:val="18"/>
+                <w:szCs w:val="18"/>
+              </w:rPr>
+              <w:t>1</w:t>
+            </w:r>
+          </w:p>
+        </w:tc>
+        <w:tc>
+          <w:tcPr>
+            <w:tcW w:w="4230" w:type="dxa"/>
+            <w:gridSpan w:val="2"/>
+            <w:tcBorders>
+              <w:top w:val="nil"/>
+              <w:left w:val="nil"/>
+              <w:bottom w:val="single" w:sz="4" w:space="0" w:color="auto"/>
+              <w:right w:val="single" w:sz="4" w:space="0" w:color="auto"/>
+            </w:tcBorders>
+            <w:noWrap/>
+            <w:vAlign w:val="bottom"/>
+          </w:tcPr>
+          <w:p>
+            <w:pPr>
+              <w:rPr>
+                <w:rFonts w:ascii="Arial" w:hAnsi="Arial" w:cs="Arial"/>
+                <w:sz w:val="18"/>
+                <w:szCs w:val="18"/>
+              </w:rPr>
+            </w:pPr>
+            <w:r>
+              <w:rPr>
+                <w:rFonts w:ascii="Arial" w:hAnsi="Arial" w:cs="Arial"/>
+                <w:sz w:val="18"/>
+                <w:szCs w:val="18"/>
+              </w:rPr>
+              <w:t>RIYADI J. ISKANDAR, S.KOM., M.M., M.KOM.</w:t>
+            </w:r>
+          </w:p>
+        </w:tc>
+        <w:tc>
+          <w:tcPr>
+            <w:tcW w:w="360" w:type="dxa"/>
             <w:tcBorders>
               <w:top w:val="nil"/>
               <w:left w:val="nil"/>
@@ -3559,29 +2205,6 @@
           </w:tcPr>
           <w:p>
             <w:pPr>
-              <w:jc w:val="center"/>
-              <w:rPr>
-                <w:rFonts w:ascii="Arial" w:hAnsi="Arial" w:cs="Arial"/>
-                <w:sz w:val="16"/>
-                <w:szCs w:val="16"/>
-              </w:rPr>
-            </w:pPr>
-          </w:p>
-        </w:tc>
-        <w:tc>
-          <w:tcPr>
-            <w:tcW w:w="360" w:type="dxa"/>
-            <w:tcBorders>
-              <w:top w:val="nil"/>
-              <w:left w:val="nil"/>
-              <w:bottom w:val="nil"/>
-              <w:right w:val="nil"/>
-            </w:tcBorders>
-            <w:noWrap/>
-            <w:vAlign w:val="bottom"/>
-          </w:tcPr>
-          <w:p>
-            <w:pPr>
               <w:rPr>
                 <w:rFonts w:ascii="Arial" w:hAnsi="Arial" w:cs="Arial"/>
                 <w:sz w:val="20"/>
@@ -3621,7 +2244,7 @@
                 <w:sz w:val="18"/>
                 <w:szCs w:val="18"/>
               </w:rPr>
-              <w:t>14</w:t>
+              <w:t>1</w:t>
             </w:r>
           </w:p>
         </w:tc>
@@ -3651,23 +2274,8 @@
                 <w:sz w:val="18"/>
                 <w:szCs w:val="18"/>
               </w:rPr>
-              <w:t>PASKALIA KARTINI, S.T., M.T</w:t>
-            </w:r>
-          </w:p>
-        </w:tc>
-        <w:tc>
-          <w:tcPr>
-            <w:tcW w:w="3909" w:type="dxa"/>
-            <w:vAlign w:val="bottom"/>
-          </w:tcPr>
-          <w:p>
-            <w:pPr>
-              <w:rPr>
-                <w:rFonts w:ascii="Arial" w:hAnsi="Arial" w:cs="Arial"/>
-                <w:sz w:val="18"/>
-                <w:szCs w:val="18"/>
-              </w:rPr>
-            </w:pPr>
+              <w:t>RIYADI J. ISKANDAR, S.KOM., M.M., M.KOM.</w:t>
+            </w:r>
           </w:p>
         </w:tc>
       </w:tr>
@@ -3677,8 +2285,107 @@
         </w:trPr>
         <w:tc>
           <w:tcPr>
-            <w:tcW w:w="4770" w:type="dxa"/>
-            <w:gridSpan w:val="3"/>
+            <w:tcW w:w="540" w:type="dxa"/>
+            <w:tcBorders>
+              <w:top w:val="nil"/>
+              <w:left w:val="single" w:sz="4" w:space="0" w:color="auto"/>
+              <w:bottom w:val="single" w:sz="4" w:space="0" w:color="auto"/>
+              <w:right w:val="single" w:sz="4" w:space="0" w:color="auto"/>
+            </w:tcBorders>
+            <w:noWrap/>
+            <w:vAlign w:val="bottom"/>
+          </w:tcPr>
+          <w:p>
+            <w:pPr>
+              <w:jc w:val="center"/>
+              <w:rPr>
+                <w:rFonts w:ascii="Arial" w:hAnsi="Arial" w:cs="Arial"/>
+                <w:b/>
+                <w:bCs/>
+                <w:sz w:val="18"/>
+                <w:szCs w:val="18"/>
+              </w:rPr>
+            </w:pPr>
+            <w:r>
+              <w:rPr>
+                <w:rFonts w:ascii="Arial" w:hAnsi="Arial" w:cs="Arial"/>
+                <w:b/>
+                <w:bCs/>
+                <w:sz w:val="18"/>
+                <w:szCs w:val="18"/>
+              </w:rPr>
+              <w:t>2</w:t>
+            </w:r>
+          </w:p>
+        </w:tc>
+        <w:tc>
+          <w:tcPr>
+            <w:tcW w:w="4230" w:type="dxa"/>
+            <w:gridSpan w:val="2"/>
+            <w:tcBorders>
+              <w:top w:val="nil"/>
+              <w:left w:val="nil"/>
+              <w:bottom w:val="single" w:sz="4" w:space="0" w:color="auto"/>
+              <w:right w:val="single" w:sz="4" w:space="0" w:color="auto"/>
+            </w:tcBorders>
+            <w:noWrap/>
+            <w:vAlign w:val="bottom"/>
+          </w:tcPr>
+          <w:p>
+            <w:pPr>
+              <w:rPr>
+                <w:rFonts w:ascii="Arial" w:hAnsi="Arial" w:cs="Arial"/>
+                <w:sz w:val="18"/>
+                <w:szCs w:val="18"/>
+              </w:rPr>
+            </w:pPr>
+            <w:r>
+              <w:rPr>
+                <w:rFonts w:ascii="Arial" w:hAnsi="Arial" w:cs="Arial"/>
+                <w:sz w:val="18"/>
+                <w:szCs w:val="18"/>
+              </w:rPr>
+              <w:t>GEN</w:t>
+            </w:r>
+            <w:r>
+              <w:rPr>
+                <w:rFonts w:ascii="Arial" w:hAnsi="Arial" w:cs="Arial"/>
+                <w:sz w:val="18"/>
+                <w:szCs w:val="18"/>
+                <w:lang w:val="id-ID"/>
+              </w:rPr>
+              <w:t>R</w:t>
+            </w:r>
+            <w:r>
+              <w:rPr>
+                <w:rFonts w:ascii="Arial" w:hAnsi="Arial" w:cs="Arial"/>
+                <w:sz w:val="18"/>
+                <w:szCs w:val="18"/>
+              </w:rPr>
+              <w:t>AWAN HOE</w:t>
+            </w:r>
+            <w:r>
+              <w:rPr>
+                <w:rFonts w:ascii="Arial" w:hAnsi="Arial" w:cs="Arial"/>
+                <w:sz w:val="18"/>
+                <w:szCs w:val="18"/>
+                <w:lang w:val="id-ID"/>
+              </w:rPr>
+              <w:t>N</w:t>
+            </w:r>
+            <w:r>
+              <w:rPr>
+                <w:rFonts w:ascii="Arial" w:hAnsi="Arial" w:cs="Arial"/>
+                <w:sz w:val="18"/>
+                <w:szCs w:val="18"/>
+              </w:rPr>
+              <w:t>DARTO, S.T., M.KOM.</w:t>
+            </w:r>
+          </w:p>
+        </w:tc>
+        <w:tc>
+          <w:tcPr>
+            <w:tcW w:w="360" w:type="dxa"/>
             <w:tcBorders>
               <w:top w:val="nil"/>
               <w:left w:val="nil"/>
@@ -3690,29 +2397,6 @@
           </w:tcPr>
           <w:p>
             <w:pPr>
-              <w:jc w:val="center"/>
-              <w:rPr>
-                <w:rFonts w:ascii="Arial" w:hAnsi="Arial" w:cs="Arial"/>
-                <w:sz w:val="16"/>
-                <w:szCs w:val="16"/>
-              </w:rPr>
-            </w:pPr>
-          </w:p>
-        </w:tc>
-        <w:tc>
-          <w:tcPr>
-            <w:tcW w:w="360" w:type="dxa"/>
-            <w:tcBorders>
-              <w:top w:val="nil"/>
-              <w:left w:val="nil"/>
-              <w:bottom w:val="nil"/>
-              <w:right w:val="nil"/>
-            </w:tcBorders>
-            <w:noWrap/>
-            <w:vAlign w:val="bottom"/>
-          </w:tcPr>
-          <w:p>
-            <w:pPr>
               <w:rPr>
                 <w:rFonts w:ascii="Arial" w:hAnsi="Arial" w:cs="Arial"/>
                 <w:sz w:val="20"/>
@@ -3752,7 +2436,7 @@
                 <w:sz w:val="18"/>
                 <w:szCs w:val="18"/>
               </w:rPr>
-              <w:t>15</w:t>
+              <w:t>2</w:t>
             </w:r>
           </w:p>
         </w:tc>
@@ -3782,23 +2466,25 @@
                 <w:sz w:val="18"/>
                 <w:szCs w:val="18"/>
               </w:rPr>
-              <w:t>KRISYESIKA, S.KOM., M.T.I.</w:t>
-            </w:r>
-          </w:p>
-        </w:tc>
-        <w:tc>
-          <w:tcPr>
-            <w:tcW w:w="3909" w:type="dxa"/>
-            <w:vAlign w:val="bottom"/>
-          </w:tcPr>
-          <w:p>
-            <w:pPr>
-              <w:rPr>
-                <w:rFonts w:ascii="Arial" w:hAnsi="Arial" w:cs="Arial"/>
-                <w:sz w:val="18"/>
-                <w:szCs w:val="18"/>
-              </w:rPr>
-            </w:pPr>
+              <w:t>GENRAWAN HOE</w:t>
+            </w:r>
+            <w:r>
+              <w:rPr>
+                <w:rFonts w:ascii="Arial" w:hAnsi="Arial" w:cs="Arial"/>
+                <w:sz w:val="18"/>
+                <w:szCs w:val="18"/>
+                <w:lang w:val="id-ID"/>
+              </w:rPr>
+              <w:t>N</w:t>
+            </w:r>
+            <w:r>
+              <w:rPr>
+                <w:rFonts w:ascii="Arial" w:hAnsi="Arial" w:cs="Arial"/>
+                <w:sz w:val="18"/>
+                <w:szCs w:val="18"/>
+              </w:rPr>
+              <w:t>DARTO, S.T., M.KOM.</w:t>
+            </w:r>
           </w:p>
         </w:tc>
       </w:tr>
@@ -3808,8 +2494,73 @@
         </w:trPr>
         <w:tc>
           <w:tcPr>
-            <w:tcW w:w="4770" w:type="dxa"/>
-            <w:gridSpan w:val="3"/>
+            <w:tcW w:w="540" w:type="dxa"/>
+            <w:tcBorders>
+              <w:top w:val="nil"/>
+              <w:left w:val="single" w:sz="4" w:space="0" w:color="auto"/>
+              <w:bottom w:val="single" w:sz="4" w:space="0" w:color="auto"/>
+              <w:right w:val="single" w:sz="4" w:space="0" w:color="auto"/>
+            </w:tcBorders>
+            <w:noWrap/>
+            <w:vAlign w:val="bottom"/>
+          </w:tcPr>
+          <w:p>
+            <w:pPr>
+              <w:jc w:val="center"/>
+              <w:rPr>
+                <w:rFonts w:ascii="Arial" w:hAnsi="Arial" w:cs="Arial"/>
+                <w:b/>
+                <w:bCs/>
+                <w:sz w:val="18"/>
+                <w:szCs w:val="18"/>
+              </w:rPr>
+            </w:pPr>
+            <w:r>
+              <w:rPr>
+                <w:rFonts w:ascii="Arial" w:hAnsi="Arial" w:cs="Arial"/>
+                <w:b/>
+                <w:bCs/>
+                <w:sz w:val="18"/>
+                <w:szCs w:val="18"/>
+              </w:rPr>
+              <w:t>3</w:t>
+            </w:r>
+          </w:p>
+        </w:tc>
+        <w:tc>
+          <w:tcPr>
+            <w:tcW w:w="4230" w:type="dxa"/>
+            <w:gridSpan w:val="2"/>
+            <w:tcBorders>
+              <w:top w:val="nil"/>
+              <w:left w:val="nil"/>
+              <w:bottom w:val="single" w:sz="4" w:space="0" w:color="auto"/>
+              <w:right w:val="single" w:sz="4" w:space="0" w:color="auto"/>
+            </w:tcBorders>
+            <w:noWrap/>
+            <w:vAlign w:val="bottom"/>
+          </w:tcPr>
+          <w:p>
+            <w:pPr>
+              <w:rPr>
+                <w:rFonts w:ascii="Arial" w:hAnsi="Arial" w:cs="Arial"/>
+                <w:sz w:val="18"/>
+                <w:szCs w:val="18"/>
+              </w:rPr>
+            </w:pPr>
+            <w:r>
+              <w:rPr>
+                <w:rFonts w:ascii="Arial" w:hAnsi="Arial" w:cs="Arial"/>
+                <w:sz w:val="18"/>
+                <w:szCs w:val="18"/>
+              </w:rPr>
+              <w:t>TONY DARMANTO, S.T., M.KOM.</w:t>
+            </w:r>
+          </w:p>
+        </w:tc>
+        <w:tc>
+          <w:tcPr>
+            <w:tcW w:w="360" w:type="dxa"/>
             <w:tcBorders>
               <w:top w:val="nil"/>
               <w:left w:val="nil"/>
@@ -3821,29 +2572,6 @@
           </w:tcPr>
           <w:p>
             <w:pPr>
-              <w:jc w:val="center"/>
-              <w:rPr>
-                <w:rFonts w:ascii="Arial" w:hAnsi="Arial" w:cs="Arial"/>
-                <w:sz w:val="16"/>
-                <w:szCs w:val="16"/>
-              </w:rPr>
-            </w:pPr>
-          </w:p>
-        </w:tc>
-        <w:tc>
-          <w:tcPr>
-            <w:tcW w:w="360" w:type="dxa"/>
-            <w:tcBorders>
-              <w:top w:val="nil"/>
-              <w:left w:val="nil"/>
-              <w:bottom w:val="nil"/>
-              <w:right w:val="nil"/>
-            </w:tcBorders>
-            <w:noWrap/>
-            <w:vAlign w:val="bottom"/>
-          </w:tcPr>
-          <w:p>
-            <w:pPr>
               <w:rPr>
                 <w:rFonts w:ascii="Arial" w:hAnsi="Arial" w:cs="Arial"/>
                 <w:sz w:val="20"/>
@@ -3883,7 +2611,7 @@
                 <w:sz w:val="18"/>
                 <w:szCs w:val="18"/>
               </w:rPr>
-              <w:t>16</w:t>
+              <w:t>3</w:t>
             </w:r>
           </w:p>
         </w:tc>
@@ -3913,23 +2641,25 @@
                 <w:sz w:val="18"/>
                 <w:szCs w:val="18"/>
               </w:rPr>
-              <w:t>JIMMY TJEN, PH.D.</w:t>
-            </w:r>
-          </w:p>
-        </w:tc>
-        <w:tc>
-          <w:tcPr>
-            <w:tcW w:w="3909" w:type="dxa"/>
-            <w:vAlign w:val="bottom"/>
-          </w:tcPr>
-          <w:p>
-            <w:pPr>
-              <w:rPr>
-                <w:rFonts w:ascii="Arial" w:hAnsi="Arial" w:cs="Arial"/>
-                <w:sz w:val="18"/>
-                <w:szCs w:val="18"/>
-              </w:rPr>
-            </w:pPr>
+              <w:t>THOMMY WILLAY, S.KOM., M</w:t>
+            </w:r>
+            <w:r>
+              <w:rPr>
+                <w:rFonts w:ascii="Arial" w:hAnsi="Arial" w:cs="Arial"/>
+                <w:sz w:val="18"/>
+                <w:szCs w:val="18"/>
+                <w:lang w:val="id-ID"/>
+              </w:rPr>
+              <w:t>.K</w:t>
+            </w:r>
+            <w:r>
+              <w:rPr>
+                <w:rFonts w:ascii="Arial" w:hAnsi="Arial" w:cs="Arial"/>
+                <w:sz w:val="18"/>
+                <w:szCs w:val="18"/>
+              </w:rPr>
+              <w:t>OM.</w:t>
+            </w:r>
           </w:p>
         </w:tc>
       </w:tr>
@@ -3939,8 +2669,73 @@
         </w:trPr>
         <w:tc>
           <w:tcPr>
-            <w:tcW w:w="4770" w:type="dxa"/>
-            <w:gridSpan w:val="3"/>
+            <w:tcW w:w="540" w:type="dxa"/>
+            <w:tcBorders>
+              <w:top w:val="nil"/>
+              <w:left w:val="single" w:sz="4" w:space="0" w:color="auto"/>
+              <w:bottom w:val="single" w:sz="4" w:space="0" w:color="auto"/>
+              <w:right w:val="single" w:sz="4" w:space="0" w:color="auto"/>
+            </w:tcBorders>
+            <w:noWrap/>
+            <w:vAlign w:val="bottom"/>
+          </w:tcPr>
+          <w:p>
+            <w:pPr>
+              <w:jc w:val="center"/>
+              <w:rPr>
+                <w:rFonts w:ascii="Arial" w:hAnsi="Arial" w:cs="Arial"/>
+                <w:b/>
+                <w:bCs/>
+                <w:sz w:val="18"/>
+                <w:szCs w:val="18"/>
+              </w:rPr>
+            </w:pPr>
+            <w:r>
+              <w:rPr>
+                <w:rFonts w:ascii="Arial" w:hAnsi="Arial" w:cs="Arial"/>
+                <w:b/>
+                <w:bCs/>
+                <w:sz w:val="18"/>
+                <w:szCs w:val="18"/>
+              </w:rPr>
+              <w:t>4</w:t>
+            </w:r>
+          </w:p>
+        </w:tc>
+        <w:tc>
+          <w:tcPr>
+            <w:tcW w:w="4230" w:type="dxa"/>
+            <w:gridSpan w:val="2"/>
+            <w:tcBorders>
+              <w:top w:val="nil"/>
+              <w:left w:val="nil"/>
+              <w:bottom w:val="single" w:sz="4" w:space="0" w:color="auto"/>
+              <w:right w:val="single" w:sz="4" w:space="0" w:color="auto"/>
+            </w:tcBorders>
+            <w:noWrap/>
+            <w:vAlign w:val="bottom"/>
+          </w:tcPr>
+          <w:p>
+            <w:pPr>
+              <w:rPr>
+                <w:rFonts w:ascii="Arial" w:hAnsi="Arial" w:cs="Arial"/>
+                <w:sz w:val="18"/>
+                <w:szCs w:val="18"/>
+              </w:rPr>
+            </w:pPr>
+            <w:r>
+              <w:rPr>
+                <w:rFonts w:ascii="Arial" w:hAnsi="Arial" w:cs="Arial"/>
+                <w:sz w:val="18"/>
+                <w:szCs w:val="18"/>
+              </w:rPr>
+              <w:t>KRISTINA, S.T., M.KOM.</w:t>
+            </w:r>
+          </w:p>
+        </w:tc>
+        <w:tc>
+          <w:tcPr>
+            <w:tcW w:w="360" w:type="dxa"/>
             <w:tcBorders>
               <w:top w:val="nil"/>
               <w:left w:val="nil"/>
@@ -3952,13 +2747,148 @@
           </w:tcPr>
           <w:p>
             <w:pPr>
+              <w:rPr>
+                <w:rFonts w:ascii="Arial" w:hAnsi="Arial" w:cs="Arial"/>
+                <w:sz w:val="20"/>
+                <w:szCs w:val="20"/>
+              </w:rPr>
+            </w:pPr>
+          </w:p>
+        </w:tc>
+        <w:tc>
+          <w:tcPr>
+            <w:tcW w:w="540" w:type="dxa"/>
+            <w:tcBorders>
+              <w:top w:val="nil"/>
+              <w:left w:val="single" w:sz="4" w:space="0" w:color="auto"/>
+              <w:bottom w:val="single" w:sz="4" w:space="0" w:color="auto"/>
+              <w:right w:val="single" w:sz="4" w:space="0" w:color="auto"/>
+            </w:tcBorders>
+            <w:noWrap/>
+            <w:vAlign w:val="bottom"/>
+          </w:tcPr>
+          <w:p>
+            <w:pPr>
               <w:jc w:val="center"/>
               <w:rPr>
                 <w:rFonts w:ascii="Arial" w:hAnsi="Arial" w:cs="Arial"/>
-                <w:sz w:val="16"/>
-                <w:szCs w:val="16"/>
-              </w:rPr>
-            </w:pPr>
+                <w:b/>
+                <w:bCs/>
+                <w:sz w:val="18"/>
+                <w:szCs w:val="18"/>
+              </w:rPr>
+            </w:pPr>
+            <w:r>
+              <w:rPr>
+                <w:rFonts w:ascii="Arial" w:hAnsi="Arial" w:cs="Arial"/>
+                <w:b/>
+                <w:bCs/>
+                <w:sz w:val="18"/>
+                <w:szCs w:val="18"/>
+              </w:rPr>
+              <w:t>4</w:t>
+            </w:r>
+          </w:p>
+        </w:tc>
+        <w:tc>
+          <w:tcPr>
+            <w:tcW w:w="4050" w:type="dxa"/>
+            <w:tcBorders>
+              <w:top w:val="nil"/>
+              <w:left w:val="nil"/>
+              <w:bottom w:val="single" w:sz="4" w:space="0" w:color="auto"/>
+              <w:right w:val="single" w:sz="4" w:space="0" w:color="auto"/>
+            </w:tcBorders>
+            <w:noWrap/>
+            <w:vAlign w:val="bottom"/>
+          </w:tcPr>
+          <w:p>
+            <w:pPr>
+              <w:rPr>
+                <w:rFonts w:ascii="Arial" w:hAnsi="Arial" w:cs="Arial"/>
+                <w:sz w:val="18"/>
+                <w:szCs w:val="18"/>
+              </w:rPr>
+            </w:pPr>
+            <w:r>
+              <w:rPr>
+                <w:rFonts w:ascii="Arial" w:hAnsi="Arial" w:cs="Arial"/>
+                <w:sz w:val="18"/>
+                <w:szCs w:val="18"/>
+              </w:rPr>
+              <w:t>SANDI TENDEAN, S.KOM., M.KOM.</w:t>
+            </w:r>
+          </w:p>
+        </w:tc>
+      </w:tr>
+      <w:tr>
+        <w:trPr>
+          <w:trHeight w:val="255"/>
+        </w:trPr>
+        <w:tc>
+          <w:tcPr>
+            <w:tcW w:w="540" w:type="dxa"/>
+            <w:tcBorders>
+              <w:top w:val="nil"/>
+              <w:left w:val="single" w:sz="4" w:space="0" w:color="auto"/>
+              <w:bottom w:val="single" w:sz="4" w:space="0" w:color="auto"/>
+              <w:right w:val="single" w:sz="4" w:space="0" w:color="auto"/>
+            </w:tcBorders>
+            <w:noWrap/>
+            <w:vAlign w:val="bottom"/>
+          </w:tcPr>
+          <w:p>
+            <w:pPr>
+              <w:jc w:val="center"/>
+              <w:rPr>
+                <w:rFonts w:ascii="Arial" w:hAnsi="Arial" w:cs="Arial"/>
+                <w:b/>
+                <w:bCs/>
+                <w:sz w:val="18"/>
+                <w:szCs w:val="18"/>
+              </w:rPr>
+            </w:pPr>
+            <w:r>
+              <w:rPr>
+                <w:rFonts w:ascii="Arial" w:hAnsi="Arial" w:cs="Arial"/>
+                <w:b/>
+                <w:bCs/>
+                <w:sz w:val="18"/>
+                <w:szCs w:val="18"/>
+              </w:rPr>
+              <w:t>5</w:t>
+            </w:r>
+          </w:p>
+        </w:tc>
+        <w:tc>
+          <w:tcPr>
+            <w:tcW w:w="4230" w:type="dxa"/>
+            <w:gridSpan w:val="2"/>
+            <w:tcBorders>
+              <w:top w:val="nil"/>
+              <w:left w:val="nil"/>
+              <w:bottom w:val="single" w:sz="4" w:space="0" w:color="auto"/>
+              <w:right w:val="single" w:sz="4" w:space="0" w:color="auto"/>
+            </w:tcBorders>
+            <w:noWrap/>
+            <w:vAlign w:val="bottom"/>
+          </w:tcPr>
+          <w:p>
+            <w:pPr>
+              <w:rPr>
+                <w:rFonts w:ascii="Arial" w:hAnsi="Arial" w:cs="Arial"/>
+                <w:sz w:val="18"/>
+                <w:szCs w:val="18"/>
+              </w:rPr>
+            </w:pPr>
+            <w:r>
+              <w:rPr>
+                <w:rFonts w:ascii="Arial" w:hAnsi="Arial" w:cs="Arial"/>
+                <w:sz w:val="18"/>
+                <w:szCs w:val="18"/>
+              </w:rPr>
+              <w:t>ALFRED YULIUS A.P., S.T., M.KOM.</w:t>
+            </w:r>
           </w:p>
         </w:tc>
         <w:tc>
@@ -4014,7 +2944,7 @@
                 <w:sz w:val="18"/>
                 <w:szCs w:val="18"/>
               </w:rPr>
-              <w:t>17</w:t>
+              <w:t>5</w:t>
             </w:r>
           </w:p>
         </w:tc>
@@ -4044,30 +2974,1804 @@
                 <w:sz w:val="18"/>
                 <w:szCs w:val="18"/>
               </w:rPr>
-              <w:t>AMOK DARMIANTO, S.KOM., M.KOM.</w:t>
-            </w:r>
-          </w:p>
-        </w:tc>
-        <w:tc>
-          <w:tcPr>
-            <w:tcW w:w="3909" w:type="dxa"/>
-            <w:vAlign w:val="bottom"/>
-          </w:tcPr>
-          <w:p>
-            <w:pPr>
-              <w:rPr>
-                <w:rFonts w:ascii="Arial" w:hAnsi="Arial" w:cs="Arial"/>
-                <w:sz w:val="18"/>
-                <w:szCs w:val="18"/>
-              </w:rPr>
-            </w:pPr>
+              <w:t>TONY DARMANTO, S.T., M.KOM.</w:t>
+            </w:r>
           </w:p>
         </w:tc>
       </w:tr>
       <w:tr>
         <w:trPr>
-          <w:gridAfter w:val="1"/>
-          <w:wAfter w:w="3909" w:type="dxa"/>
+          <w:trHeight w:val="255"/>
+        </w:trPr>
+        <w:tc>
+          <w:tcPr>
+            <w:tcW w:w="540" w:type="dxa"/>
+            <w:tcBorders>
+              <w:top w:val="nil"/>
+              <w:left w:val="single" w:sz="4" w:space="0" w:color="auto"/>
+              <w:bottom w:val="single" w:sz="4" w:space="0" w:color="auto"/>
+              <w:right w:val="single" w:sz="4" w:space="0" w:color="auto"/>
+            </w:tcBorders>
+            <w:noWrap/>
+            <w:vAlign w:val="bottom"/>
+          </w:tcPr>
+          <w:p>
+            <w:pPr>
+              <w:jc w:val="center"/>
+              <w:rPr>
+                <w:rFonts w:ascii="Arial" w:hAnsi="Arial" w:cs="Arial"/>
+                <w:b/>
+                <w:bCs/>
+                <w:sz w:val="18"/>
+                <w:szCs w:val="18"/>
+              </w:rPr>
+            </w:pPr>
+            <w:r>
+              <w:rPr>
+                <w:rFonts w:ascii="Arial" w:hAnsi="Arial" w:cs="Arial"/>
+                <w:b/>
+                <w:bCs/>
+                <w:sz w:val="18"/>
+                <w:szCs w:val="18"/>
+              </w:rPr>
+              <w:t>6</w:t>
+            </w:r>
+          </w:p>
+        </w:tc>
+        <w:tc>
+          <w:tcPr>
+            <w:tcW w:w="4230" w:type="dxa"/>
+            <w:gridSpan w:val="2"/>
+            <w:tcBorders>
+              <w:top w:val="nil"/>
+              <w:left w:val="nil"/>
+              <w:bottom w:val="single" w:sz="4" w:space="0" w:color="auto"/>
+              <w:right w:val="single" w:sz="4" w:space="0" w:color="auto"/>
+            </w:tcBorders>
+            <w:noWrap/>
+            <w:vAlign w:val="bottom"/>
+          </w:tcPr>
+          <w:p>
+            <w:pPr>
+              <w:rPr>
+                <w:rFonts w:ascii="Arial" w:hAnsi="Arial" w:cs="Arial"/>
+                <w:sz w:val="18"/>
+                <w:szCs w:val="18"/>
+              </w:rPr>
+            </w:pPr>
+            <w:r>
+              <w:rPr>
+                <w:rFonts w:ascii="Arial" w:hAnsi="Arial" w:cs="Arial"/>
+                <w:sz w:val="18"/>
+                <w:szCs w:val="18"/>
+                <w:lang w:val="id-ID"/>
+              </w:rPr>
+              <w:t>ANTONIUS</w:t>
+            </w:r>
+            <w:r>
+              <w:rPr>
+                <w:rFonts w:ascii="Arial" w:hAnsi="Arial" w:cs="Arial"/>
+                <w:sz w:val="18"/>
+                <w:szCs w:val="18"/>
+              </w:rPr>
+              <w:t>, S.KOM., M.KOM.</w:t>
+            </w:r>
+          </w:p>
+        </w:tc>
+        <w:tc>
+          <w:tcPr>
+            <w:tcW w:w="360" w:type="dxa"/>
+            <w:tcBorders>
+              <w:top w:val="nil"/>
+              <w:left w:val="nil"/>
+              <w:bottom w:val="nil"/>
+              <w:right w:val="nil"/>
+            </w:tcBorders>
+            <w:noWrap/>
+            <w:vAlign w:val="bottom"/>
+          </w:tcPr>
+          <w:p>
+            <w:pPr>
+              <w:rPr>
+                <w:rFonts w:ascii="Arial" w:hAnsi="Arial" w:cs="Arial"/>
+                <w:sz w:val="20"/>
+                <w:szCs w:val="20"/>
+              </w:rPr>
+            </w:pPr>
+          </w:p>
+        </w:tc>
+        <w:tc>
+          <w:tcPr>
+            <w:tcW w:w="540" w:type="dxa"/>
+            <w:tcBorders>
+              <w:top w:val="nil"/>
+              <w:left w:val="single" w:sz="4" w:space="0" w:color="auto"/>
+              <w:bottom w:val="single" w:sz="4" w:space="0" w:color="auto"/>
+              <w:right w:val="single" w:sz="4" w:space="0" w:color="auto"/>
+            </w:tcBorders>
+            <w:noWrap/>
+            <w:vAlign w:val="bottom"/>
+          </w:tcPr>
+          <w:p>
+            <w:pPr>
+              <w:jc w:val="center"/>
+              <w:rPr>
+                <w:rFonts w:ascii="Arial" w:hAnsi="Arial" w:cs="Arial"/>
+                <w:b/>
+                <w:bCs/>
+                <w:sz w:val="18"/>
+                <w:szCs w:val="18"/>
+              </w:rPr>
+            </w:pPr>
+            <w:r>
+              <w:rPr>
+                <w:rFonts w:ascii="Arial" w:hAnsi="Arial" w:cs="Arial"/>
+                <w:b/>
+                <w:bCs/>
+                <w:sz w:val="18"/>
+                <w:szCs w:val="18"/>
+              </w:rPr>
+              <w:t>6</w:t>
+            </w:r>
+          </w:p>
+        </w:tc>
+        <w:tc>
+          <w:tcPr>
+            <w:tcW w:w="4050" w:type="dxa"/>
+            <w:tcBorders>
+              <w:top w:val="nil"/>
+              <w:left w:val="nil"/>
+              <w:bottom w:val="single" w:sz="4" w:space="0" w:color="auto"/>
+              <w:right w:val="single" w:sz="4" w:space="0" w:color="auto"/>
+            </w:tcBorders>
+            <w:noWrap/>
+            <w:vAlign w:val="bottom"/>
+          </w:tcPr>
+          <w:p>
+            <w:pPr>
+              <w:rPr>
+                <w:rFonts w:ascii="Arial" w:hAnsi="Arial" w:cs="Arial"/>
+                <w:sz w:val="18"/>
+                <w:szCs w:val="18"/>
+              </w:rPr>
+            </w:pPr>
+            <w:r>
+              <w:rPr>
+                <w:rFonts w:ascii="Arial" w:hAnsi="Arial" w:cs="Arial"/>
+                <w:sz w:val="18"/>
+                <w:szCs w:val="18"/>
+              </w:rPr>
+              <w:t>KRISTINA, S.T., M.KOM.</w:t>
+            </w:r>
+          </w:p>
+        </w:tc>
+      </w:tr>
+      <w:tr>
+        <w:trPr>
+          <w:trHeight w:val="255"/>
+        </w:trPr>
+        <w:tc>
+          <w:tcPr>
+            <w:tcW w:w="540" w:type="dxa"/>
+            <w:tcBorders>
+              <w:top w:val="nil"/>
+              <w:left w:val="single" w:sz="4" w:space="0" w:color="auto"/>
+              <w:bottom w:val="single" w:sz="4" w:space="0" w:color="auto"/>
+              <w:right w:val="single" w:sz="4" w:space="0" w:color="auto"/>
+            </w:tcBorders>
+            <w:noWrap/>
+            <w:vAlign w:val="bottom"/>
+          </w:tcPr>
+          <w:p>
+            <w:pPr>
+              <w:jc w:val="center"/>
+              <w:rPr>
+                <w:rFonts w:ascii="Arial" w:hAnsi="Arial" w:cs="Arial"/>
+                <w:b/>
+                <w:bCs/>
+                <w:sz w:val="18"/>
+                <w:szCs w:val="18"/>
+              </w:rPr>
+            </w:pPr>
+            <w:r>
+              <w:rPr>
+                <w:rFonts w:ascii="Arial" w:hAnsi="Arial" w:cs="Arial"/>
+                <w:b/>
+                <w:bCs/>
+                <w:sz w:val="18"/>
+                <w:szCs w:val="18"/>
+              </w:rPr>
+              <w:t>7</w:t>
+            </w:r>
+          </w:p>
+        </w:tc>
+        <w:tc>
+          <w:tcPr>
+            <w:tcW w:w="4230" w:type="dxa"/>
+            <w:gridSpan w:val="2"/>
+            <w:tcBorders>
+              <w:top w:val="nil"/>
+              <w:left w:val="nil"/>
+              <w:bottom w:val="single" w:sz="4" w:space="0" w:color="auto"/>
+              <w:right w:val="single" w:sz="4" w:space="0" w:color="auto"/>
+            </w:tcBorders>
+            <w:noWrap/>
+            <w:vAlign w:val="bottom"/>
+          </w:tcPr>
+          <w:p>
+            <w:pPr>
+              <w:rPr>
+                <w:rFonts w:ascii="Arial" w:hAnsi="Arial" w:cs="Arial"/>
+                <w:sz w:val="18"/>
+                <w:szCs w:val="18"/>
+              </w:rPr>
+            </w:pPr>
+            <w:r>
+              <w:rPr>
+                <w:rFonts w:ascii="Arial" w:hAnsi="Arial" w:cs="Arial"/>
+                <w:sz w:val="18"/>
+                <w:szCs w:val="18"/>
+              </w:rPr>
+              <w:t>MANORANG GULTOM, S.T.,</w:t>
+            </w:r>
+            <w:r>
+              <w:rPr>
+                <w:rFonts w:ascii="Arial" w:hAnsi="Arial" w:cs="Arial"/>
+                <w:sz w:val="18"/>
+                <w:szCs w:val="18"/>
+              </w:rPr>
+              <w:t xml:space="preserve"> </w:t>
+            </w:r>
+            <w:r>
+              <w:rPr>
+                <w:rFonts w:ascii="Arial" w:hAnsi="Arial" w:cs="Arial"/>
+                <w:sz w:val="18"/>
+                <w:szCs w:val="18"/>
+              </w:rPr>
+              <w:t>M.T</w:t>
+            </w:r>
+            <w:r>
+              <w:rPr>
+                <w:rFonts w:ascii="Arial" w:hAnsi="Arial" w:cs="Arial"/>
+                <w:sz w:val="18"/>
+                <w:szCs w:val="18"/>
+              </w:rPr>
+              <w:t>.</w:t>
+            </w:r>
+          </w:p>
+        </w:tc>
+        <w:tc>
+          <w:tcPr>
+            <w:tcW w:w="360" w:type="dxa"/>
+            <w:tcBorders>
+              <w:top w:val="nil"/>
+              <w:left w:val="nil"/>
+              <w:bottom w:val="nil"/>
+              <w:right w:val="nil"/>
+            </w:tcBorders>
+            <w:noWrap/>
+            <w:vAlign w:val="bottom"/>
+          </w:tcPr>
+          <w:p>
+            <w:pPr>
+              <w:rPr>
+                <w:rFonts w:ascii="Arial" w:hAnsi="Arial" w:cs="Arial"/>
+                <w:sz w:val="20"/>
+                <w:szCs w:val="20"/>
+              </w:rPr>
+            </w:pPr>
+          </w:p>
+        </w:tc>
+        <w:tc>
+          <w:tcPr>
+            <w:tcW w:w="540" w:type="dxa"/>
+            <w:tcBorders>
+              <w:top w:val="nil"/>
+              <w:left w:val="single" w:sz="4" w:space="0" w:color="auto"/>
+              <w:bottom w:val="single" w:sz="4" w:space="0" w:color="auto"/>
+              <w:right w:val="single" w:sz="4" w:space="0" w:color="auto"/>
+            </w:tcBorders>
+            <w:noWrap/>
+            <w:vAlign w:val="bottom"/>
+          </w:tcPr>
+          <w:p>
+            <w:pPr>
+              <w:jc w:val="center"/>
+              <w:rPr>
+                <w:rFonts w:ascii="Arial" w:hAnsi="Arial" w:cs="Arial"/>
+                <w:b/>
+                <w:bCs/>
+                <w:sz w:val="18"/>
+                <w:szCs w:val="18"/>
+              </w:rPr>
+            </w:pPr>
+            <w:r>
+              <w:rPr>
+                <w:rFonts w:ascii="Arial" w:hAnsi="Arial" w:cs="Arial"/>
+                <w:b/>
+                <w:bCs/>
+                <w:sz w:val="18"/>
+                <w:szCs w:val="18"/>
+              </w:rPr>
+              <w:t>7</w:t>
+            </w:r>
+          </w:p>
+        </w:tc>
+        <w:tc>
+          <w:tcPr>
+            <w:tcW w:w="4050" w:type="dxa"/>
+            <w:tcBorders>
+              <w:top w:val="nil"/>
+              <w:left w:val="nil"/>
+              <w:bottom w:val="single" w:sz="4" w:space="0" w:color="auto"/>
+              <w:right w:val="single" w:sz="4" w:space="0" w:color="auto"/>
+            </w:tcBorders>
+            <w:noWrap/>
+            <w:vAlign w:val="bottom"/>
+          </w:tcPr>
+          <w:p>
+            <w:pPr>
+              <w:rPr>
+                <w:rFonts w:ascii="Arial" w:hAnsi="Arial" w:cs="Arial"/>
+                <w:sz w:val="18"/>
+                <w:szCs w:val="18"/>
+              </w:rPr>
+            </w:pPr>
+            <w:r>
+              <w:rPr>
+                <w:rFonts w:ascii="Arial" w:hAnsi="Arial" w:cs="Arial"/>
+                <w:sz w:val="18"/>
+                <w:szCs w:val="18"/>
+                <w:lang w:val="id-ID"/>
+              </w:rPr>
+              <w:t>ANTONIUS</w:t>
+            </w:r>
+            <w:r>
+              <w:rPr>
+                <w:rFonts w:ascii="Arial" w:hAnsi="Arial" w:cs="Arial"/>
+                <w:sz w:val="18"/>
+                <w:szCs w:val="18"/>
+              </w:rPr>
+              <w:t>, S.KOM., M.KOM.</w:t>
+            </w:r>
+          </w:p>
+        </w:tc>
+      </w:tr>
+      <w:tr>
+        <w:trPr>
+          <w:trHeight w:val="255"/>
+        </w:trPr>
+        <w:tc>
+          <w:tcPr>
+            <w:tcW w:w="540" w:type="dxa"/>
+            <w:tcBorders>
+              <w:top w:val="nil"/>
+              <w:left w:val="single" w:sz="4" w:space="0" w:color="auto"/>
+              <w:bottom w:val="single" w:sz="4" w:space="0" w:color="auto"/>
+              <w:right w:val="single" w:sz="4" w:space="0" w:color="auto"/>
+            </w:tcBorders>
+            <w:noWrap/>
+            <w:vAlign w:val="bottom"/>
+          </w:tcPr>
+          <w:p>
+            <w:pPr>
+              <w:jc w:val="center"/>
+              <w:rPr>
+                <w:rFonts w:ascii="Arial" w:hAnsi="Arial" w:cs="Arial"/>
+                <w:b/>
+                <w:bCs/>
+                <w:sz w:val="18"/>
+                <w:szCs w:val="18"/>
+              </w:rPr>
+            </w:pPr>
+            <w:r>
+              <w:rPr>
+                <w:rFonts w:ascii="Arial" w:hAnsi="Arial" w:cs="Arial"/>
+                <w:b/>
+                <w:bCs/>
+                <w:sz w:val="18"/>
+                <w:szCs w:val="18"/>
+              </w:rPr>
+              <w:t>8</w:t>
+            </w:r>
+          </w:p>
+        </w:tc>
+        <w:tc>
+          <w:tcPr>
+            <w:tcW w:w="4230" w:type="dxa"/>
+            <w:gridSpan w:val="2"/>
+            <w:tcBorders>
+              <w:top w:val="nil"/>
+              <w:left w:val="nil"/>
+              <w:bottom w:val="single" w:sz="4" w:space="0" w:color="auto"/>
+              <w:right w:val="single" w:sz="4" w:space="0" w:color="auto"/>
+            </w:tcBorders>
+            <w:noWrap/>
+            <w:vAlign w:val="bottom"/>
+          </w:tcPr>
+          <w:p>
+            <w:pPr>
+              <w:rPr>
+                <w:rFonts w:ascii="Arial" w:hAnsi="Arial" w:cs="Arial"/>
+                <w:sz w:val="18"/>
+                <w:szCs w:val="18"/>
+              </w:rPr>
+            </w:pPr>
+            <w:r>
+              <w:rPr>
+                <w:rFonts w:ascii="Arial" w:hAnsi="Arial" w:cs="Arial"/>
+                <w:sz w:val="18"/>
+                <w:szCs w:val="18"/>
+              </w:rPr>
+              <w:t>THOMMY WILLAY, S.KOM.,</w:t>
+            </w:r>
+            <w:r>
+              <w:rPr>
+                <w:rFonts w:ascii="Arial" w:hAnsi="Arial" w:cs="Arial"/>
+                <w:sz w:val="18"/>
+                <w:szCs w:val="18"/>
+              </w:rPr>
+              <w:t xml:space="preserve"> </w:t>
+            </w:r>
+            <w:r>
+              <w:rPr>
+                <w:rFonts w:ascii="Arial" w:hAnsi="Arial" w:cs="Arial"/>
+                <w:sz w:val="18"/>
+                <w:szCs w:val="18"/>
+              </w:rPr>
+              <w:t>M.KOM.</w:t>
+            </w:r>
+          </w:p>
+        </w:tc>
+        <w:tc>
+          <w:tcPr>
+            <w:tcW w:w="360" w:type="dxa"/>
+            <w:tcBorders>
+              <w:top w:val="nil"/>
+              <w:left w:val="nil"/>
+              <w:bottom w:val="nil"/>
+              <w:right w:val="nil"/>
+            </w:tcBorders>
+            <w:noWrap/>
+            <w:vAlign w:val="bottom"/>
+          </w:tcPr>
+          <w:p>
+            <w:pPr>
+              <w:rPr>
+                <w:rFonts w:ascii="Arial" w:hAnsi="Arial" w:cs="Arial"/>
+                <w:sz w:val="20"/>
+                <w:szCs w:val="20"/>
+              </w:rPr>
+            </w:pPr>
+          </w:p>
+        </w:tc>
+        <w:tc>
+          <w:tcPr>
+            <w:tcW w:w="540" w:type="dxa"/>
+            <w:tcBorders>
+              <w:top w:val="nil"/>
+              <w:left w:val="single" w:sz="4" w:space="0" w:color="auto"/>
+              <w:bottom w:val="single" w:sz="4" w:space="0" w:color="auto"/>
+              <w:right w:val="single" w:sz="4" w:space="0" w:color="auto"/>
+            </w:tcBorders>
+            <w:noWrap/>
+            <w:vAlign w:val="bottom"/>
+          </w:tcPr>
+          <w:p>
+            <w:pPr>
+              <w:jc w:val="center"/>
+              <w:rPr>
+                <w:rFonts w:ascii="Arial" w:hAnsi="Arial" w:cs="Arial"/>
+                <w:b/>
+                <w:bCs/>
+                <w:sz w:val="18"/>
+                <w:szCs w:val="18"/>
+              </w:rPr>
+            </w:pPr>
+            <w:r>
+              <w:rPr>
+                <w:rFonts w:ascii="Arial" w:hAnsi="Arial" w:cs="Arial"/>
+                <w:b/>
+                <w:bCs/>
+                <w:sz w:val="18"/>
+                <w:szCs w:val="18"/>
+              </w:rPr>
+              <w:t>8</w:t>
+            </w:r>
+          </w:p>
+        </w:tc>
+        <w:tc>
+          <w:tcPr>
+            <w:tcW w:w="4050" w:type="dxa"/>
+            <w:tcBorders>
+              <w:top w:val="nil"/>
+              <w:left w:val="nil"/>
+              <w:bottom w:val="single" w:sz="4" w:space="0" w:color="auto"/>
+              <w:right w:val="single" w:sz="4" w:space="0" w:color="auto"/>
+            </w:tcBorders>
+            <w:noWrap/>
+            <w:vAlign w:val="bottom"/>
+          </w:tcPr>
+          <w:p>
+            <w:pPr>
+              <w:rPr>
+                <w:rFonts w:ascii="Arial" w:hAnsi="Arial" w:cs="Arial"/>
+                <w:sz w:val="18"/>
+                <w:szCs w:val="18"/>
+              </w:rPr>
+            </w:pPr>
+            <w:r>
+              <w:rPr>
+                <w:rFonts w:ascii="Arial" w:hAnsi="Arial" w:cs="Arial"/>
+                <w:sz w:val="18"/>
+                <w:szCs w:val="18"/>
+              </w:rPr>
+              <w:t>ALFRED YULIUS A.P., S.T.,</w:t>
+            </w:r>
+            <w:r>
+              <w:rPr>
+                <w:rFonts w:ascii="Arial" w:hAnsi="Arial" w:cs="Arial"/>
+                <w:sz w:val="18"/>
+                <w:szCs w:val="18"/>
+              </w:rPr>
+              <w:t xml:space="preserve"> </w:t>
+            </w:r>
+            <w:r>
+              <w:rPr>
+                <w:rFonts w:ascii="Arial" w:hAnsi="Arial" w:cs="Arial"/>
+                <w:sz w:val="18"/>
+                <w:szCs w:val="18"/>
+              </w:rPr>
+              <w:t>M.KOM.</w:t>
+            </w:r>
+          </w:p>
+        </w:tc>
+      </w:tr>
+      <w:tr>
+        <w:trPr>
+          <w:trHeight w:val="255"/>
+        </w:trPr>
+        <w:tc>
+          <w:tcPr>
+            <w:tcW w:w="540" w:type="dxa"/>
+            <w:tcBorders>
+              <w:top w:val="nil"/>
+              <w:left w:val="single" w:sz="4" w:space="0" w:color="auto"/>
+              <w:bottom w:val="single" w:sz="4" w:space="0" w:color="auto"/>
+              <w:right w:val="single" w:sz="4" w:space="0" w:color="auto"/>
+            </w:tcBorders>
+            <w:noWrap/>
+            <w:vAlign w:val="bottom"/>
+          </w:tcPr>
+          <w:p>
+            <w:pPr>
+              <w:jc w:val="center"/>
+              <w:rPr>
+                <w:rFonts w:ascii="Arial" w:hAnsi="Arial" w:cs="Arial"/>
+                <w:b/>
+                <w:bCs/>
+                <w:sz w:val="18"/>
+                <w:szCs w:val="18"/>
+              </w:rPr>
+            </w:pPr>
+            <w:r>
+              <w:rPr>
+                <w:rFonts w:ascii="Arial" w:hAnsi="Arial" w:cs="Arial"/>
+                <w:b/>
+                <w:bCs/>
+                <w:sz w:val="18"/>
+                <w:szCs w:val="18"/>
+              </w:rPr>
+              <w:t>9</w:t>
+            </w:r>
+          </w:p>
+        </w:tc>
+        <w:tc>
+          <w:tcPr>
+            <w:tcW w:w="4230" w:type="dxa"/>
+            <w:gridSpan w:val="2"/>
+            <w:tcBorders>
+              <w:top w:val="nil"/>
+              <w:left w:val="nil"/>
+              <w:bottom w:val="single" w:sz="4" w:space="0" w:color="auto"/>
+              <w:right w:val="single" w:sz="4" w:space="0" w:color="auto"/>
+            </w:tcBorders>
+            <w:noWrap/>
+            <w:vAlign w:val="bottom"/>
+          </w:tcPr>
+          <w:p>
+            <w:pPr>
+              <w:rPr>
+                <w:rFonts w:ascii="Arial" w:hAnsi="Arial" w:cs="Arial"/>
+                <w:sz w:val="18"/>
+                <w:szCs w:val="18"/>
+              </w:rPr>
+            </w:pPr>
+            <w:r>
+              <w:rPr>
+                <w:rFonts w:ascii="Arial" w:hAnsi="Arial" w:cs="Arial"/>
+                <w:sz w:val="18"/>
+                <w:szCs w:val="18"/>
+              </w:rPr>
+              <w:t>SANDI TENDEAN, S.KOM.,</w:t>
+            </w:r>
+            <w:r>
+              <w:rPr>
+                <w:rFonts w:ascii="Arial" w:hAnsi="Arial" w:cs="Arial"/>
+                <w:sz w:val="18"/>
+                <w:szCs w:val="18"/>
+              </w:rPr>
+              <w:t xml:space="preserve"> </w:t>
+            </w:r>
+            <w:r>
+              <w:rPr>
+                <w:rFonts w:ascii="Arial" w:hAnsi="Arial" w:cs="Arial"/>
+                <w:sz w:val="18"/>
+                <w:szCs w:val="18"/>
+              </w:rPr>
+              <w:t>M.KOM.</w:t>
+            </w:r>
+          </w:p>
+        </w:tc>
+        <w:tc>
+          <w:tcPr>
+            <w:tcW w:w="360" w:type="dxa"/>
+            <w:tcBorders>
+              <w:top w:val="nil"/>
+              <w:left w:val="nil"/>
+              <w:bottom w:val="nil"/>
+              <w:right w:val="nil"/>
+            </w:tcBorders>
+            <w:noWrap/>
+            <w:vAlign w:val="bottom"/>
+          </w:tcPr>
+          <w:p>
+            <w:pPr>
+              <w:rPr>
+                <w:rFonts w:ascii="Arial" w:hAnsi="Arial" w:cs="Arial"/>
+                <w:sz w:val="20"/>
+                <w:szCs w:val="20"/>
+              </w:rPr>
+            </w:pPr>
+          </w:p>
+        </w:tc>
+        <w:tc>
+          <w:tcPr>
+            <w:tcW w:w="540" w:type="dxa"/>
+            <w:tcBorders>
+              <w:top w:val="nil"/>
+              <w:left w:val="single" w:sz="4" w:space="0" w:color="auto"/>
+              <w:bottom w:val="single" w:sz="4" w:space="0" w:color="auto"/>
+              <w:right w:val="single" w:sz="4" w:space="0" w:color="auto"/>
+            </w:tcBorders>
+            <w:noWrap/>
+            <w:vAlign w:val="bottom"/>
+          </w:tcPr>
+          <w:p>
+            <w:pPr>
+              <w:jc w:val="center"/>
+              <w:rPr>
+                <w:rFonts w:ascii="Arial" w:hAnsi="Arial" w:cs="Arial"/>
+                <w:b/>
+                <w:bCs/>
+                <w:sz w:val="18"/>
+                <w:szCs w:val="18"/>
+              </w:rPr>
+            </w:pPr>
+            <w:r>
+              <w:rPr>
+                <w:rFonts w:ascii="Arial" w:hAnsi="Arial" w:cs="Arial"/>
+                <w:b/>
+                <w:bCs/>
+                <w:sz w:val="18"/>
+                <w:szCs w:val="18"/>
+              </w:rPr>
+              <w:t>9</w:t>
+            </w:r>
+          </w:p>
+        </w:tc>
+        <w:tc>
+          <w:tcPr>
+            <w:tcW w:w="4050" w:type="dxa"/>
+            <w:tcBorders>
+              <w:top w:val="nil"/>
+              <w:left w:val="nil"/>
+              <w:bottom w:val="single" w:sz="4" w:space="0" w:color="auto"/>
+              <w:right w:val="single" w:sz="4" w:space="0" w:color="auto"/>
+            </w:tcBorders>
+            <w:noWrap/>
+            <w:vAlign w:val="bottom"/>
+          </w:tcPr>
+          <w:p>
+            <w:pPr>
+              <w:rPr>
+                <w:rFonts w:ascii="Arial" w:hAnsi="Arial" w:cs="Arial"/>
+                <w:sz w:val="18"/>
+                <w:szCs w:val="18"/>
+                <w:lang w:val="id-ID"/>
+              </w:rPr>
+            </w:pPr>
+            <w:r>
+              <w:rPr>
+                <w:rFonts w:ascii="Arial" w:hAnsi="Arial" w:cs="Arial"/>
+                <w:sz w:val="18"/>
+                <w:szCs w:val="18"/>
+              </w:rPr>
+              <w:t>KARTONO, S.KOM., M.KOM.</w:t>
+            </w:r>
+          </w:p>
+        </w:tc>
+      </w:tr>
+      <w:tr>
+        <w:trPr>
+          <w:trHeight w:val="255"/>
+        </w:trPr>
+        <w:tc>
+          <w:tcPr>
+            <w:tcW w:w="540" w:type="dxa"/>
+            <w:tcBorders>
+              <w:top w:val="nil"/>
+              <w:left w:val="single" w:sz="4" w:space="0" w:color="auto"/>
+              <w:bottom w:val="single" w:sz="4" w:space="0" w:color="auto"/>
+              <w:right w:val="single" w:sz="4" w:space="0" w:color="auto"/>
+            </w:tcBorders>
+            <w:noWrap/>
+            <w:vAlign w:val="bottom"/>
+          </w:tcPr>
+          <w:p>
+            <w:pPr>
+              <w:jc w:val="center"/>
+              <w:rPr>
+                <w:rFonts w:ascii="Arial" w:hAnsi="Arial" w:cs="Arial"/>
+                <w:b/>
+                <w:bCs/>
+                <w:sz w:val="18"/>
+                <w:szCs w:val="18"/>
+              </w:rPr>
+            </w:pPr>
+            <w:r>
+              <w:rPr>
+                <w:rFonts w:ascii="Arial" w:hAnsi="Arial" w:cs="Arial"/>
+                <w:b/>
+                <w:bCs/>
+                <w:sz w:val="18"/>
+                <w:szCs w:val="18"/>
+              </w:rPr>
+              <w:t>10</w:t>
+            </w:r>
+          </w:p>
+        </w:tc>
+        <w:tc>
+          <w:tcPr>
+            <w:tcW w:w="4230" w:type="dxa"/>
+            <w:gridSpan w:val="2"/>
+            <w:tcBorders>
+              <w:top w:val="nil"/>
+              <w:left w:val="nil"/>
+              <w:bottom w:val="single" w:sz="4" w:space="0" w:color="auto"/>
+              <w:right w:val="single" w:sz="4" w:space="0" w:color="auto"/>
+            </w:tcBorders>
+            <w:noWrap/>
+            <w:vAlign w:val="bottom"/>
+          </w:tcPr>
+          <w:p>
+            <w:pPr>
+              <w:rPr>
+                <w:rFonts w:ascii="Arial" w:hAnsi="Arial" w:cs="Arial"/>
+                <w:sz w:val="18"/>
+                <w:szCs w:val="18"/>
+              </w:rPr>
+            </w:pPr>
+            <w:r>
+              <w:rPr>
+                <w:rFonts w:ascii="Arial" w:hAnsi="Arial" w:cs="Arial"/>
+                <w:sz w:val="18"/>
+                <w:szCs w:val="18"/>
+              </w:rPr>
+              <w:t>RICKY I. NDAUMANU, S.KOM.,</w:t>
+            </w:r>
+            <w:r>
+              <w:rPr>
+                <w:rFonts w:ascii="Arial" w:hAnsi="Arial" w:cs="Arial"/>
+                <w:sz w:val="18"/>
+                <w:szCs w:val="18"/>
+              </w:rPr>
+              <w:t xml:space="preserve"> </w:t>
+            </w:r>
+            <w:r>
+              <w:rPr>
+                <w:rFonts w:ascii="Arial" w:hAnsi="Arial" w:cs="Arial"/>
+                <w:sz w:val="18"/>
+                <w:szCs w:val="18"/>
+              </w:rPr>
+              <w:t>M.KOM.</w:t>
+            </w:r>
+          </w:p>
+        </w:tc>
+        <w:tc>
+          <w:tcPr>
+            <w:tcW w:w="360" w:type="dxa"/>
+            <w:tcBorders>
+              <w:top w:val="nil"/>
+              <w:left w:val="nil"/>
+              <w:bottom w:val="nil"/>
+              <w:right w:val="nil"/>
+            </w:tcBorders>
+            <w:noWrap/>
+            <w:vAlign w:val="bottom"/>
+          </w:tcPr>
+          <w:p>
+            <w:pPr>
+              <w:rPr>
+                <w:rFonts w:ascii="Arial" w:hAnsi="Arial" w:cs="Arial"/>
+                <w:sz w:val="20"/>
+                <w:szCs w:val="20"/>
+              </w:rPr>
+            </w:pPr>
+          </w:p>
+        </w:tc>
+        <w:tc>
+          <w:tcPr>
+            <w:tcW w:w="540" w:type="dxa"/>
+            <w:tcBorders>
+              <w:top w:val="nil"/>
+              <w:left w:val="single" w:sz="4" w:space="0" w:color="auto"/>
+              <w:bottom w:val="single" w:sz="4" w:space="0" w:color="auto"/>
+              <w:right w:val="single" w:sz="4" w:space="0" w:color="auto"/>
+            </w:tcBorders>
+            <w:noWrap/>
+            <w:vAlign w:val="bottom"/>
+          </w:tcPr>
+          <w:p>
+            <w:pPr>
+              <w:jc w:val="center"/>
+              <w:rPr>
+                <w:rFonts w:ascii="Arial" w:hAnsi="Arial" w:cs="Arial"/>
+                <w:b/>
+                <w:bCs/>
+                <w:sz w:val="18"/>
+                <w:szCs w:val="18"/>
+              </w:rPr>
+            </w:pPr>
+            <w:r>
+              <w:rPr>
+                <w:rFonts w:ascii="Arial" w:hAnsi="Arial" w:cs="Arial"/>
+                <w:b/>
+                <w:bCs/>
+                <w:sz w:val="18"/>
+                <w:szCs w:val="18"/>
+              </w:rPr>
+              <w:t>10</w:t>
+            </w:r>
+          </w:p>
+        </w:tc>
+        <w:tc>
+          <w:tcPr>
+            <w:tcW w:w="4050" w:type="dxa"/>
+            <w:tcBorders>
+              <w:top w:val="nil"/>
+              <w:left w:val="nil"/>
+              <w:bottom w:val="single" w:sz="4" w:space="0" w:color="auto"/>
+              <w:right w:val="single" w:sz="4" w:space="0" w:color="auto"/>
+            </w:tcBorders>
+            <w:noWrap/>
+            <w:vAlign w:val="bottom"/>
+          </w:tcPr>
+          <w:p>
+            <w:pPr>
+              <w:rPr>
+                <w:rFonts w:ascii="Arial" w:hAnsi="Arial" w:cs="Arial"/>
+                <w:sz w:val="18"/>
+                <w:szCs w:val="18"/>
+              </w:rPr>
+            </w:pPr>
+            <w:r>
+              <w:rPr>
+                <w:rFonts w:ascii="Arial" w:hAnsi="Arial" w:cs="Arial"/>
+                <w:sz w:val="18"/>
+                <w:szCs w:val="18"/>
+              </w:rPr>
+              <w:t>RICKY I. NDAUMANU, S.KOM.,</w:t>
+            </w:r>
+            <w:r>
+              <w:rPr>
+                <w:rFonts w:ascii="Arial" w:hAnsi="Arial" w:cs="Arial"/>
+                <w:sz w:val="18"/>
+                <w:szCs w:val="18"/>
+              </w:rPr>
+              <w:t xml:space="preserve"> </w:t>
+            </w:r>
+            <w:r>
+              <w:rPr>
+                <w:rFonts w:ascii="Arial" w:hAnsi="Arial" w:cs="Arial"/>
+                <w:sz w:val="18"/>
+                <w:szCs w:val="18"/>
+              </w:rPr>
+              <w:t>M.KOM.</w:t>
+            </w:r>
+          </w:p>
+        </w:tc>
+      </w:tr>
+      <w:tr>
+        <w:trPr>
+          <w:trHeight w:val="255"/>
+        </w:trPr>
+        <w:tc>
+          <w:tcPr>
+            <w:tcW w:w="540" w:type="dxa"/>
+            <w:tcBorders>
+              <w:top w:val="nil"/>
+              <w:left w:val="single" w:sz="4" w:space="0" w:color="auto"/>
+              <w:bottom w:val="single" w:sz="4" w:space="0" w:color="auto"/>
+              <w:right w:val="single" w:sz="4" w:space="0" w:color="auto"/>
+            </w:tcBorders>
+            <w:noWrap/>
+            <w:vAlign w:val="bottom"/>
+          </w:tcPr>
+          <w:p>
+            <w:pPr>
+              <w:jc w:val="center"/>
+              <w:rPr>
+                <w:rFonts w:ascii="Arial" w:hAnsi="Arial" w:cs="Arial"/>
+                <w:b/>
+                <w:bCs/>
+                <w:sz w:val="18"/>
+                <w:szCs w:val="18"/>
+              </w:rPr>
+            </w:pPr>
+            <w:r>
+              <w:rPr>
+                <w:rFonts w:ascii="Arial" w:hAnsi="Arial" w:cs="Arial"/>
+                <w:b/>
+                <w:bCs/>
+                <w:sz w:val="18"/>
+                <w:szCs w:val="18"/>
+              </w:rPr>
+              <w:t>11</w:t>
+            </w:r>
+          </w:p>
+        </w:tc>
+        <w:tc>
+          <w:tcPr>
+            <w:tcW w:w="4230" w:type="dxa"/>
+            <w:gridSpan w:val="2"/>
+            <w:tcBorders>
+              <w:top w:val="nil"/>
+              <w:left w:val="nil"/>
+              <w:bottom w:val="single" w:sz="4" w:space="0" w:color="auto"/>
+              <w:right w:val="single" w:sz="4" w:space="0" w:color="auto"/>
+            </w:tcBorders>
+            <w:noWrap/>
+            <w:vAlign w:val="bottom"/>
+          </w:tcPr>
+          <w:p>
+            <w:pPr>
+              <w:rPr>
+                <w:rFonts w:ascii="Arial" w:hAnsi="Arial" w:cs="Arial"/>
+                <w:sz w:val="18"/>
+                <w:szCs w:val="18"/>
+              </w:rPr>
+            </w:pPr>
+            <w:r>
+              <w:rPr>
+                <w:rFonts w:ascii="Arial" w:hAnsi="Arial" w:cs="Arial"/>
+                <w:sz w:val="18"/>
+                <w:szCs w:val="18"/>
+              </w:rPr>
+              <w:t>JIMMY TJEN, PH.D.</w:t>
+            </w:r>
+          </w:p>
+        </w:tc>
+        <w:tc>
+          <w:tcPr>
+            <w:tcW w:w="360" w:type="dxa"/>
+            <w:tcBorders>
+              <w:top w:val="nil"/>
+              <w:left w:val="nil"/>
+              <w:bottom w:val="nil"/>
+              <w:right w:val="nil"/>
+            </w:tcBorders>
+            <w:noWrap/>
+            <w:vAlign w:val="bottom"/>
+          </w:tcPr>
+          <w:p>
+            <w:pPr>
+              <w:rPr>
+                <w:rFonts w:ascii="Arial" w:hAnsi="Arial" w:cs="Arial"/>
+                <w:sz w:val="20"/>
+                <w:szCs w:val="20"/>
+              </w:rPr>
+            </w:pPr>
+          </w:p>
+        </w:tc>
+        <w:tc>
+          <w:tcPr>
+            <w:tcW w:w="540" w:type="dxa"/>
+            <w:tcBorders>
+              <w:top w:val="nil"/>
+              <w:left w:val="single" w:sz="4" w:space="0" w:color="auto"/>
+              <w:bottom w:val="single" w:sz="4" w:space="0" w:color="auto"/>
+              <w:right w:val="single" w:sz="4" w:space="0" w:color="auto"/>
+            </w:tcBorders>
+            <w:noWrap/>
+            <w:vAlign w:val="bottom"/>
+          </w:tcPr>
+          <w:p>
+            <w:pPr>
+              <w:jc w:val="center"/>
+              <w:rPr>
+                <w:rFonts w:ascii="Arial" w:hAnsi="Arial" w:cs="Arial"/>
+                <w:b/>
+                <w:bCs/>
+                <w:sz w:val="18"/>
+                <w:szCs w:val="18"/>
+              </w:rPr>
+            </w:pPr>
+            <w:r>
+              <w:rPr>
+                <w:rFonts w:ascii="Arial" w:hAnsi="Arial" w:cs="Arial"/>
+                <w:b/>
+                <w:bCs/>
+                <w:sz w:val="18"/>
+                <w:szCs w:val="18"/>
+              </w:rPr>
+              <w:t>11</w:t>
+            </w:r>
+          </w:p>
+        </w:tc>
+        <w:tc>
+          <w:tcPr>
+            <w:tcW w:w="4050" w:type="dxa"/>
+            <w:tcBorders>
+              <w:top w:val="nil"/>
+              <w:left w:val="nil"/>
+              <w:bottom w:val="single" w:sz="4" w:space="0" w:color="auto"/>
+              <w:right w:val="single" w:sz="4" w:space="0" w:color="auto"/>
+            </w:tcBorders>
+            <w:noWrap/>
+            <w:vAlign w:val="bottom"/>
+          </w:tcPr>
+          <w:p>
+            <w:pPr>
+              <w:rPr>
+                <w:rFonts w:ascii="Arial" w:hAnsi="Arial" w:cs="Arial"/>
+                <w:sz w:val="18"/>
+                <w:szCs w:val="18"/>
+              </w:rPr>
+            </w:pPr>
+            <w:r>
+              <w:rPr>
+                <w:rFonts w:ascii="Arial" w:hAnsi="Arial" w:cs="Arial"/>
+                <w:sz w:val="18"/>
+                <w:szCs w:val="18"/>
+              </w:rPr>
+              <w:t>MANORANG GULTOM, S.T.,</w:t>
+            </w:r>
+            <w:r>
+              <w:rPr>
+                <w:rFonts w:ascii="Arial" w:hAnsi="Arial" w:cs="Arial"/>
+                <w:sz w:val="18"/>
+                <w:szCs w:val="18"/>
+              </w:rPr>
+              <w:t xml:space="preserve"> </w:t>
+            </w:r>
+            <w:r>
+              <w:rPr>
+                <w:rFonts w:ascii="Arial" w:hAnsi="Arial" w:cs="Arial"/>
+                <w:sz w:val="18"/>
+                <w:szCs w:val="18"/>
+              </w:rPr>
+              <w:t>M.T</w:t>
+            </w:r>
+            <w:r>
+              <w:rPr>
+                <w:rFonts w:ascii="Arial" w:hAnsi="Arial" w:cs="Arial"/>
+                <w:sz w:val="18"/>
+                <w:szCs w:val="18"/>
+              </w:rPr>
+              <w:t>.</w:t>
+            </w:r>
+          </w:p>
+        </w:tc>
+      </w:tr>
+      <w:tr>
+        <w:trPr>
+          <w:trHeight w:val="255"/>
+        </w:trPr>
+        <w:tc>
+          <w:tcPr>
+            <w:tcW w:w="4770" w:type="dxa"/>
+            <w:gridSpan w:val="3"/>
+            <w:tcBorders>
+              <w:top w:val="nil"/>
+              <w:left w:val="nil"/>
+              <w:bottom w:val="nil"/>
+              <w:right w:val="nil"/>
+            </w:tcBorders>
+            <w:noWrap/>
+            <w:vAlign w:val="bottom"/>
+          </w:tcPr>
+          <w:p>
+            <w:pPr>
+              <w:jc w:val="center"/>
+              <w:rPr>
+                <w:rFonts w:ascii="Arial" w:hAnsi="Arial" w:cs="Arial"/>
+                <w:sz w:val="16"/>
+                <w:szCs w:val="16"/>
+              </w:rPr>
+            </w:pPr>
+          </w:p>
+        </w:tc>
+        <w:tc>
+          <w:tcPr>
+            <w:tcW w:w="360" w:type="dxa"/>
+            <w:tcBorders>
+              <w:top w:val="nil"/>
+              <w:left w:val="nil"/>
+              <w:bottom w:val="nil"/>
+              <w:right w:val="nil"/>
+            </w:tcBorders>
+            <w:noWrap/>
+            <w:vAlign w:val="bottom"/>
+          </w:tcPr>
+          <w:p>
+            <w:pPr>
+              <w:rPr>
+                <w:rFonts w:ascii="Arial" w:hAnsi="Arial" w:cs="Arial"/>
+                <w:sz w:val="20"/>
+                <w:szCs w:val="20"/>
+              </w:rPr>
+            </w:pPr>
+          </w:p>
+        </w:tc>
+        <w:tc>
+          <w:tcPr>
+            <w:tcW w:w="540" w:type="dxa"/>
+            <w:tcBorders>
+              <w:top w:val="nil"/>
+              <w:left w:val="single" w:sz="4" w:space="0" w:color="auto"/>
+              <w:bottom w:val="single" w:sz="4" w:space="0" w:color="auto"/>
+              <w:right w:val="single" w:sz="4" w:space="0" w:color="auto"/>
+            </w:tcBorders>
+            <w:noWrap/>
+            <w:vAlign w:val="bottom"/>
+          </w:tcPr>
+          <w:p>
+            <w:pPr>
+              <w:jc w:val="center"/>
+              <w:rPr>
+                <w:rFonts w:ascii="Arial" w:hAnsi="Arial" w:cs="Arial"/>
+                <w:b/>
+                <w:bCs/>
+                <w:sz w:val="18"/>
+                <w:szCs w:val="18"/>
+              </w:rPr>
+            </w:pPr>
+            <w:r>
+              <w:rPr>
+                <w:rFonts w:ascii="Arial" w:hAnsi="Arial" w:cs="Arial"/>
+                <w:b/>
+                <w:bCs/>
+                <w:sz w:val="18"/>
+                <w:szCs w:val="18"/>
+              </w:rPr>
+              <w:t>12</w:t>
+            </w:r>
+          </w:p>
+        </w:tc>
+        <w:tc>
+          <w:tcPr>
+            <w:tcW w:w="4050" w:type="dxa"/>
+            <w:tcBorders>
+              <w:top w:val="nil"/>
+              <w:left w:val="nil"/>
+              <w:bottom w:val="single" w:sz="4" w:space="0" w:color="auto"/>
+              <w:right w:val="single" w:sz="4" w:space="0" w:color="auto"/>
+            </w:tcBorders>
+            <w:noWrap/>
+            <w:vAlign w:val="bottom"/>
+          </w:tcPr>
+          <w:p>
+            <w:pPr>
+              <w:rPr>
+                <w:rFonts w:ascii="Arial" w:hAnsi="Arial" w:cs="Arial"/>
+                <w:sz w:val="18"/>
+                <w:szCs w:val="18"/>
+              </w:rPr>
+            </w:pPr>
+            <w:r>
+              <w:rPr>
+                <w:rFonts w:ascii="Arial" w:hAnsi="Arial" w:cs="Arial"/>
+                <w:sz w:val="18"/>
+                <w:szCs w:val="18"/>
+              </w:rPr>
+              <w:t>SUSANA, S.KOM., M.TI.</w:t>
+            </w:r>
+          </w:p>
+        </w:tc>
+      </w:tr>
+      <w:tr>
+        <w:trPr>
+          <w:trHeight w:val="255"/>
+        </w:trPr>
+        <w:tc>
+          <w:tcPr>
+            <w:tcW w:w="4770" w:type="dxa"/>
+            <w:gridSpan w:val="3"/>
+            <w:tcBorders>
+              <w:top w:val="nil"/>
+              <w:left w:val="nil"/>
+              <w:bottom w:val="nil"/>
+              <w:right w:val="nil"/>
+            </w:tcBorders>
+            <w:noWrap/>
+            <w:vAlign w:val="bottom"/>
+          </w:tcPr>
+          <w:p>
+            <w:pPr>
+              <w:jc w:val="center"/>
+              <w:rPr>
+                <w:rFonts w:ascii="Arial" w:hAnsi="Arial" w:cs="Arial"/>
+                <w:sz w:val="16"/>
+                <w:szCs w:val="16"/>
+              </w:rPr>
+            </w:pPr>
+          </w:p>
+        </w:tc>
+        <w:tc>
+          <w:tcPr>
+            <w:tcW w:w="360" w:type="dxa"/>
+            <w:tcBorders>
+              <w:top w:val="nil"/>
+              <w:left w:val="nil"/>
+              <w:bottom w:val="nil"/>
+              <w:right w:val="nil"/>
+            </w:tcBorders>
+            <w:noWrap/>
+            <w:vAlign w:val="bottom"/>
+          </w:tcPr>
+          <w:p>
+            <w:pPr>
+              <w:rPr>
+                <w:rFonts w:ascii="Arial" w:hAnsi="Arial" w:cs="Arial"/>
+                <w:sz w:val="20"/>
+                <w:szCs w:val="20"/>
+              </w:rPr>
+            </w:pPr>
+          </w:p>
+        </w:tc>
+        <w:tc>
+          <w:tcPr>
+            <w:tcW w:w="540" w:type="dxa"/>
+            <w:tcBorders>
+              <w:top w:val="nil"/>
+              <w:left w:val="single" w:sz="4" w:space="0" w:color="auto"/>
+              <w:bottom w:val="single" w:sz="4" w:space="0" w:color="auto"/>
+              <w:right w:val="single" w:sz="4" w:space="0" w:color="auto"/>
+            </w:tcBorders>
+            <w:noWrap/>
+            <w:vAlign w:val="bottom"/>
+          </w:tcPr>
+          <w:p>
+            <w:pPr>
+              <w:jc w:val="center"/>
+              <w:rPr>
+                <w:rFonts w:ascii="Arial" w:hAnsi="Arial" w:cs="Arial"/>
+                <w:b/>
+                <w:bCs/>
+                <w:sz w:val="18"/>
+                <w:szCs w:val="18"/>
+              </w:rPr>
+            </w:pPr>
+            <w:r>
+              <w:rPr>
+                <w:rFonts w:ascii="Arial" w:hAnsi="Arial" w:cs="Arial"/>
+                <w:b/>
+                <w:bCs/>
+                <w:sz w:val="18"/>
+                <w:szCs w:val="18"/>
+              </w:rPr>
+              <w:t>13</w:t>
+            </w:r>
+          </w:p>
+        </w:tc>
+        <w:tc>
+          <w:tcPr>
+            <w:tcW w:w="4050" w:type="dxa"/>
+            <w:tcBorders>
+              <w:top w:val="nil"/>
+              <w:left w:val="nil"/>
+              <w:bottom w:val="single" w:sz="4" w:space="0" w:color="auto"/>
+              <w:right w:val="single" w:sz="4" w:space="0" w:color="auto"/>
+            </w:tcBorders>
+            <w:noWrap/>
+            <w:vAlign w:val="bottom"/>
+          </w:tcPr>
+          <w:p>
+            <w:pPr>
+              <w:rPr>
+                <w:rFonts w:ascii="Arial" w:hAnsi="Arial" w:cs="Arial"/>
+                <w:sz w:val="18"/>
+                <w:szCs w:val="18"/>
+              </w:rPr>
+            </w:pPr>
+            <w:r>
+              <w:rPr>
+                <w:rFonts w:ascii="Arial" w:hAnsi="Arial" w:cs="Arial"/>
+                <w:sz w:val="18"/>
+                <w:szCs w:val="18"/>
+              </w:rPr>
+              <w:t>HENDRO, S.KOM., M.M., M.TI.</w:t>
+            </w:r>
+          </w:p>
+        </w:tc>
+      </w:tr>
+      <w:tr>
+        <w:trPr>
+          <w:trHeight w:val="255"/>
+        </w:trPr>
+        <w:tc>
+          <w:tcPr>
+            <w:tcW w:w="4770" w:type="dxa"/>
+            <w:gridSpan w:val="3"/>
+            <w:tcBorders>
+              <w:top w:val="nil"/>
+              <w:left w:val="nil"/>
+              <w:bottom w:val="nil"/>
+              <w:right w:val="nil"/>
+            </w:tcBorders>
+            <w:noWrap/>
+            <w:vAlign w:val="bottom"/>
+          </w:tcPr>
+          <w:p>
+            <w:pPr>
+              <w:jc w:val="center"/>
+              <w:rPr>
+                <w:rFonts w:ascii="Arial" w:hAnsi="Arial" w:cs="Arial"/>
+                <w:sz w:val="16"/>
+                <w:szCs w:val="16"/>
+              </w:rPr>
+            </w:pPr>
+          </w:p>
+        </w:tc>
+        <w:tc>
+          <w:tcPr>
+            <w:tcW w:w="360" w:type="dxa"/>
+            <w:tcBorders>
+              <w:top w:val="nil"/>
+              <w:left w:val="nil"/>
+              <w:bottom w:val="nil"/>
+              <w:right w:val="nil"/>
+            </w:tcBorders>
+            <w:noWrap/>
+            <w:vAlign w:val="bottom"/>
+          </w:tcPr>
+          <w:p>
+            <w:pPr>
+              <w:rPr>
+                <w:rFonts w:ascii="Arial" w:hAnsi="Arial" w:cs="Arial"/>
+                <w:sz w:val="20"/>
+                <w:szCs w:val="20"/>
+              </w:rPr>
+            </w:pPr>
+          </w:p>
+        </w:tc>
+        <w:tc>
+          <w:tcPr>
+            <w:tcW w:w="540" w:type="dxa"/>
+            <w:tcBorders>
+              <w:top w:val="nil"/>
+              <w:left w:val="single" w:sz="4" w:space="0" w:color="auto"/>
+              <w:bottom w:val="single" w:sz="4" w:space="0" w:color="auto"/>
+              <w:right w:val="single" w:sz="4" w:space="0" w:color="auto"/>
+            </w:tcBorders>
+            <w:noWrap/>
+            <w:vAlign w:val="bottom"/>
+          </w:tcPr>
+          <w:p>
+            <w:pPr>
+              <w:jc w:val="center"/>
+              <w:rPr>
+                <w:rFonts w:ascii="Arial" w:hAnsi="Arial" w:cs="Arial"/>
+                <w:b/>
+                <w:bCs/>
+                <w:sz w:val="18"/>
+                <w:szCs w:val="18"/>
+              </w:rPr>
+            </w:pPr>
+            <w:r>
+              <w:rPr>
+                <w:rFonts w:ascii="Arial" w:hAnsi="Arial" w:cs="Arial"/>
+                <w:b/>
+                <w:bCs/>
+                <w:sz w:val="18"/>
+                <w:szCs w:val="18"/>
+              </w:rPr>
+              <w:t>14</w:t>
+            </w:r>
+          </w:p>
+        </w:tc>
+        <w:tc>
+          <w:tcPr>
+            <w:tcW w:w="4050" w:type="dxa"/>
+            <w:tcBorders>
+              <w:top w:val="nil"/>
+              <w:left w:val="nil"/>
+              <w:bottom w:val="single" w:sz="4" w:space="0" w:color="auto"/>
+              <w:right w:val="single" w:sz="4" w:space="0" w:color="auto"/>
+            </w:tcBorders>
+            <w:noWrap/>
+            <w:vAlign w:val="bottom"/>
+          </w:tcPr>
+          <w:p>
+            <w:pPr>
+              <w:rPr>
+                <w:rFonts w:ascii="Arial" w:hAnsi="Arial" w:cs="Arial"/>
+                <w:sz w:val="18"/>
+                <w:szCs w:val="18"/>
+              </w:rPr>
+            </w:pPr>
+            <w:r>
+              <w:rPr>
+                <w:rFonts w:ascii="Arial" w:hAnsi="Arial" w:cs="Arial"/>
+                <w:sz w:val="18"/>
+                <w:szCs w:val="18"/>
+              </w:rPr>
+              <w:t>PASKALIA KARTINI, S.T., M.T.</w:t>
+            </w:r>
+          </w:p>
+        </w:tc>
+      </w:tr>
+      <w:tr>
+        <w:trPr>
+          <w:trHeight w:val="255"/>
+        </w:trPr>
+        <w:tc>
+          <w:tcPr>
+            <w:tcW w:w="4770" w:type="dxa"/>
+            <w:gridSpan w:val="3"/>
+            <w:tcBorders>
+              <w:top w:val="nil"/>
+              <w:left w:val="nil"/>
+              <w:bottom w:val="nil"/>
+              <w:right w:val="nil"/>
+            </w:tcBorders>
+            <w:noWrap/>
+            <w:vAlign w:val="bottom"/>
+          </w:tcPr>
+          <w:p>
+            <w:pPr>
+              <w:jc w:val="center"/>
+              <w:rPr>
+                <w:rFonts w:ascii="Arial" w:hAnsi="Arial" w:cs="Arial"/>
+                <w:sz w:val="16"/>
+                <w:szCs w:val="16"/>
+              </w:rPr>
+            </w:pPr>
+          </w:p>
+        </w:tc>
+        <w:tc>
+          <w:tcPr>
+            <w:tcW w:w="360" w:type="dxa"/>
+            <w:tcBorders>
+              <w:top w:val="nil"/>
+              <w:left w:val="nil"/>
+              <w:bottom w:val="nil"/>
+              <w:right w:val="nil"/>
+            </w:tcBorders>
+            <w:noWrap/>
+            <w:vAlign w:val="bottom"/>
+          </w:tcPr>
+          <w:p>
+            <w:pPr>
+              <w:rPr>
+                <w:rFonts w:ascii="Arial" w:hAnsi="Arial" w:cs="Arial"/>
+                <w:sz w:val="20"/>
+                <w:szCs w:val="20"/>
+              </w:rPr>
+            </w:pPr>
+          </w:p>
+        </w:tc>
+        <w:tc>
+          <w:tcPr>
+            <w:tcW w:w="540" w:type="dxa"/>
+            <w:tcBorders>
+              <w:top w:val="nil"/>
+              <w:left w:val="single" w:sz="4" w:space="0" w:color="auto"/>
+              <w:bottom w:val="single" w:sz="4" w:space="0" w:color="auto"/>
+              <w:right w:val="single" w:sz="4" w:space="0" w:color="auto"/>
+            </w:tcBorders>
+            <w:noWrap/>
+            <w:vAlign w:val="bottom"/>
+          </w:tcPr>
+          <w:p>
+            <w:pPr>
+              <w:jc w:val="center"/>
+              <w:rPr>
+                <w:rFonts w:ascii="Arial" w:hAnsi="Arial" w:cs="Arial"/>
+                <w:b/>
+                <w:bCs/>
+                <w:sz w:val="18"/>
+                <w:szCs w:val="18"/>
+              </w:rPr>
+            </w:pPr>
+            <w:r>
+              <w:rPr>
+                <w:rFonts w:ascii="Arial" w:hAnsi="Arial" w:cs="Arial"/>
+                <w:b/>
+                <w:bCs/>
+                <w:sz w:val="18"/>
+                <w:szCs w:val="18"/>
+              </w:rPr>
+              <w:t>15</w:t>
+            </w:r>
+          </w:p>
+        </w:tc>
+        <w:tc>
+          <w:tcPr>
+            <w:tcW w:w="4050" w:type="dxa"/>
+            <w:tcBorders>
+              <w:top w:val="nil"/>
+              <w:left w:val="nil"/>
+              <w:bottom w:val="single" w:sz="4" w:space="0" w:color="auto"/>
+              <w:right w:val="single" w:sz="4" w:space="0" w:color="auto"/>
+            </w:tcBorders>
+            <w:noWrap/>
+            <w:vAlign w:val="bottom"/>
+          </w:tcPr>
+          <w:p>
+            <w:pPr>
+              <w:rPr>
+                <w:rFonts w:ascii="Arial" w:hAnsi="Arial" w:cs="Arial"/>
+                <w:sz w:val="18"/>
+                <w:szCs w:val="18"/>
+              </w:rPr>
+            </w:pPr>
+            <w:r>
+              <w:rPr>
+                <w:rFonts w:ascii="Arial" w:hAnsi="Arial" w:cs="Arial"/>
+                <w:sz w:val="18"/>
+                <w:szCs w:val="18"/>
+              </w:rPr>
+              <w:t>KRISYESIKA, S.KOM., M.T.I.</w:t>
+            </w:r>
+          </w:p>
+        </w:tc>
+      </w:tr>
+      <w:tr>
+        <w:trPr>
+          <w:trHeight w:val="255"/>
+        </w:trPr>
+        <w:tc>
+          <w:tcPr>
+            <w:tcW w:w="4770" w:type="dxa"/>
+            <w:gridSpan w:val="3"/>
+            <w:tcBorders>
+              <w:top w:val="nil"/>
+              <w:left w:val="nil"/>
+              <w:bottom w:val="nil"/>
+              <w:right w:val="nil"/>
+            </w:tcBorders>
+            <w:noWrap/>
+            <w:vAlign w:val="bottom"/>
+          </w:tcPr>
+          <w:p>
+            <w:pPr>
+              <w:jc w:val="center"/>
+              <w:rPr>
+                <w:rFonts w:ascii="Arial" w:hAnsi="Arial" w:cs="Arial"/>
+                <w:sz w:val="16"/>
+                <w:szCs w:val="16"/>
+              </w:rPr>
+            </w:pPr>
+          </w:p>
+        </w:tc>
+        <w:tc>
+          <w:tcPr>
+            <w:tcW w:w="360" w:type="dxa"/>
+            <w:tcBorders>
+              <w:top w:val="nil"/>
+              <w:left w:val="nil"/>
+              <w:bottom w:val="nil"/>
+              <w:right w:val="nil"/>
+            </w:tcBorders>
+            <w:noWrap/>
+            <w:vAlign w:val="bottom"/>
+          </w:tcPr>
+          <w:p>
+            <w:pPr>
+              <w:rPr>
+                <w:rFonts w:ascii="Arial" w:hAnsi="Arial" w:cs="Arial"/>
+                <w:sz w:val="20"/>
+                <w:szCs w:val="20"/>
+              </w:rPr>
+            </w:pPr>
+          </w:p>
+        </w:tc>
+        <w:tc>
+          <w:tcPr>
+            <w:tcW w:w="540" w:type="dxa"/>
+            <w:tcBorders>
+              <w:top w:val="nil"/>
+              <w:left w:val="single" w:sz="4" w:space="0" w:color="auto"/>
+              <w:bottom w:val="single" w:sz="4" w:space="0" w:color="auto"/>
+              <w:right w:val="single" w:sz="4" w:space="0" w:color="auto"/>
+            </w:tcBorders>
+            <w:noWrap/>
+            <w:vAlign w:val="bottom"/>
+          </w:tcPr>
+          <w:p>
+            <w:pPr>
+              <w:jc w:val="center"/>
+              <w:rPr>
+                <w:rFonts w:ascii="Arial" w:hAnsi="Arial" w:cs="Arial"/>
+                <w:b/>
+                <w:bCs/>
+                <w:sz w:val="18"/>
+                <w:szCs w:val="18"/>
+              </w:rPr>
+            </w:pPr>
+            <w:r>
+              <w:rPr>
+                <w:rFonts w:ascii="Arial" w:hAnsi="Arial" w:cs="Arial"/>
+                <w:b/>
+                <w:bCs/>
+                <w:sz w:val="18"/>
+                <w:szCs w:val="18"/>
+              </w:rPr>
+              <w:t>16</w:t>
+            </w:r>
+          </w:p>
+        </w:tc>
+        <w:tc>
+          <w:tcPr>
+            <w:tcW w:w="4050" w:type="dxa"/>
+            <w:tcBorders>
+              <w:top w:val="nil"/>
+              <w:left w:val="nil"/>
+              <w:bottom w:val="single" w:sz="4" w:space="0" w:color="auto"/>
+              <w:right w:val="single" w:sz="4" w:space="0" w:color="auto"/>
+            </w:tcBorders>
+            <w:noWrap/>
+            <w:vAlign w:val="bottom"/>
+          </w:tcPr>
+          <w:p>
+            <w:pPr>
+              <w:rPr>
+                <w:rFonts w:ascii="Arial" w:hAnsi="Arial" w:cs="Arial"/>
+                <w:sz w:val="18"/>
+                <w:szCs w:val="18"/>
+              </w:rPr>
+            </w:pPr>
+            <w:r>
+              <w:rPr>
+                <w:rFonts w:ascii="Arial" w:hAnsi="Arial" w:cs="Arial"/>
+                <w:sz w:val="18"/>
+                <w:szCs w:val="18"/>
+              </w:rPr>
+              <w:t>JIMMY TJEN, PH.D.</w:t>
+            </w:r>
+          </w:p>
+        </w:tc>
+      </w:tr>
+      <w:tr>
+        <w:trPr>
+          <w:trHeight w:val="255"/>
+        </w:trPr>
+        <w:tc>
+          <w:tcPr>
+            <w:tcW w:w="4770" w:type="dxa"/>
+            <w:gridSpan w:val="3"/>
+            <w:tcBorders>
+              <w:top w:val="nil"/>
+              <w:left w:val="nil"/>
+              <w:bottom w:val="nil"/>
+              <w:right w:val="nil"/>
+            </w:tcBorders>
+            <w:noWrap/>
+            <w:vAlign w:val="bottom"/>
+          </w:tcPr>
+          <w:p>
+            <w:pPr>
+              <w:jc w:val="center"/>
+              <w:rPr>
+                <w:rFonts w:ascii="Arial" w:hAnsi="Arial" w:cs="Arial"/>
+                <w:sz w:val="16"/>
+                <w:szCs w:val="16"/>
+              </w:rPr>
+            </w:pPr>
+          </w:p>
+        </w:tc>
+        <w:tc>
+          <w:tcPr>
+            <w:tcW w:w="360" w:type="dxa"/>
+            <w:tcBorders>
+              <w:top w:val="nil"/>
+              <w:left w:val="nil"/>
+              <w:bottom w:val="nil"/>
+              <w:right w:val="nil"/>
+            </w:tcBorders>
+            <w:noWrap/>
+            <w:vAlign w:val="bottom"/>
+          </w:tcPr>
+          <w:p>
+            <w:pPr>
+              <w:rPr>
+                <w:rFonts w:ascii="Arial" w:hAnsi="Arial" w:cs="Arial"/>
+                <w:sz w:val="20"/>
+                <w:szCs w:val="20"/>
+              </w:rPr>
+            </w:pPr>
+          </w:p>
+        </w:tc>
+        <w:tc>
+          <w:tcPr>
+            <w:tcW w:w="540" w:type="dxa"/>
+            <w:tcBorders>
+              <w:top w:val="nil"/>
+              <w:left w:val="single" w:sz="4" w:space="0" w:color="auto"/>
+              <w:bottom w:val="single" w:sz="4" w:space="0" w:color="auto"/>
+              <w:right w:val="single" w:sz="4" w:space="0" w:color="auto"/>
+            </w:tcBorders>
+            <w:noWrap/>
+            <w:vAlign w:val="bottom"/>
+          </w:tcPr>
+          <w:p>
+            <w:pPr>
+              <w:jc w:val="center"/>
+              <w:rPr>
+                <w:rFonts w:ascii="Arial" w:hAnsi="Arial" w:cs="Arial"/>
+                <w:b/>
+                <w:bCs/>
+                <w:sz w:val="18"/>
+                <w:szCs w:val="18"/>
+              </w:rPr>
+            </w:pPr>
+            <w:r>
+              <w:rPr>
+                <w:rFonts w:ascii="Arial" w:hAnsi="Arial" w:cs="Arial"/>
+                <w:b/>
+                <w:bCs/>
+                <w:sz w:val="18"/>
+                <w:szCs w:val="18"/>
+              </w:rPr>
+              <w:t>17</w:t>
+            </w:r>
+          </w:p>
+        </w:tc>
+        <w:tc>
+          <w:tcPr>
+            <w:tcW w:w="4050" w:type="dxa"/>
+            <w:tcBorders>
+              <w:top w:val="nil"/>
+              <w:left w:val="nil"/>
+              <w:bottom w:val="single" w:sz="4" w:space="0" w:color="auto"/>
+              <w:right w:val="single" w:sz="4" w:space="0" w:color="auto"/>
+            </w:tcBorders>
+            <w:noWrap/>
+            <w:vAlign w:val="bottom"/>
+          </w:tcPr>
+          <w:p>
+            <w:pPr>
+              <w:rPr>
+                <w:rFonts w:ascii="Arial" w:hAnsi="Arial" w:cs="Arial"/>
+                <w:sz w:val="18"/>
+                <w:szCs w:val="18"/>
+              </w:rPr>
+            </w:pPr>
+            <w:r>
+              <w:rPr>
+                <w:rFonts w:ascii="Arial" w:hAnsi="Arial" w:cs="Arial"/>
+                <w:sz w:val="18"/>
+                <w:szCs w:val="18"/>
+              </w:rPr>
+              <w:t>AMOK DARMIANTO, S.KOM., M.KOM.</w:t>
+            </w:r>
+          </w:p>
+        </w:tc>
+      </w:tr>
+      <w:tr>
+        <w:trPr>
           <w:trHeight w:val="255"/>
         </w:trPr>
         <w:tc>
@@ -4189,15 +4893,37 @@
         </w:rPr>
         <w:tab/>
       </w:r>
-      <w:r>
-        <w:rPr>
-          <w:color w:val="000000"/>
-          <w:spacing w:val="15"/>
-          <w:sz w:val="20"/>
-          <w:szCs w:val="20"/>
-        </w:rPr>
-        <w:t>Tanggal Ujian</w:t>
-      </w:r>
+      <w:proofErr w:type="spellStart"/>
+      <w:r>
+        <w:rPr>
+          <w:color w:val="000000"/>
+          <w:spacing w:val="15"/>
+          <w:sz w:val="20"/>
+          <w:szCs w:val="20"/>
+        </w:rPr>
+        <w:t>Tanggal</w:t>
+      </w:r>
+      <w:proofErr w:type="spellEnd"/>
+      <w:r>
+        <w:rPr>
+          <w:color w:val="000000"/>
+          <w:spacing w:val="15"/>
+          <w:sz w:val="20"/>
+          <w:szCs w:val="20"/>
+        </w:rPr>
+        <w:t xml:space="preserve"> </w:t>
+      </w:r>
+      <w:proofErr w:type="spellStart"/>
+      <w:r>
+        <w:rPr>
+          <w:color w:val="000000"/>
+          <w:spacing w:val="15"/>
+          <w:sz w:val="20"/>
+          <w:szCs w:val="20"/>
+        </w:rPr>
+        <w:t>Ujian</w:t>
+      </w:r>
+      <w:proofErr w:type="spellEnd"/>
       <w:r>
         <w:rPr>
           <w:color w:val="000000"/>
@@ -4215,7 +4941,27 @@
           <w:sz w:val="20"/>
           <w:szCs w:val="20"/>
         </w:rPr>
-        <w:t xml:space="preserve"> {{sidang_date}}</w:t>
+        <w:t xml:space="preserve"> {{</w:t>
+      </w:r>
+      <w:proofErr w:type="spellStart"/>
+      <w:r>
+        <w:rPr>
+          <w:color w:val="000000"/>
+          <w:spacing w:val="15"/>
+          <w:sz w:val="20"/>
+          <w:szCs w:val="20"/>
+        </w:rPr>
+        <w:t>sidang_date</w:t>
+      </w:r>
+      <w:proofErr w:type="spellEnd"/>
+      <w:r>
+        <w:rPr>
+          <w:color w:val="000000"/>
+          <w:spacing w:val="15"/>
+          <w:sz w:val="20"/>
+          <w:szCs w:val="20"/>
+        </w:rPr>
+        <w:t>}}</w:t>
       </w:r>
     </w:p>
     <w:p>
@@ -4244,8 +4990,19 @@
           <w:szCs w:val="20"/>
         </w:rPr>
         <w:tab/>
-        <w:t>Waktu Ujian</w:t>
-      </w:r>
+        <w:t xml:space="preserve">Waktu </w:t>
+      </w:r>
+      <w:proofErr w:type="spellStart"/>
+      <w:r>
+        <w:rPr>
+          <w:color w:val="000000"/>
+          <w:spacing w:val="15"/>
+          <w:sz w:val="20"/>
+          <w:szCs w:val="20"/>
+        </w:rPr>
+        <w:t>Ujian</w:t>
+      </w:r>
+      <w:proofErr w:type="spellEnd"/>
       <w:r>
         <w:rPr>
           <w:color w:val="000000"/>
@@ -4263,7 +5020,27 @@
           <w:sz w:val="20"/>
           <w:szCs w:val="20"/>
         </w:rPr>
-        <w:t xml:space="preserve"> {{sidang_time}}</w:t>
+        <w:t xml:space="preserve"> {{</w:t>
+      </w:r>
+      <w:proofErr w:type="spellStart"/>
+      <w:r>
+        <w:rPr>
+          <w:color w:val="000000"/>
+          <w:spacing w:val="15"/>
+          <w:sz w:val="20"/>
+          <w:szCs w:val="20"/>
+        </w:rPr>
+        <w:t>sidang_time</w:t>
+      </w:r>
+      <w:proofErr w:type="spellEnd"/>
+      <w:r>
+        <w:rPr>
+          <w:color w:val="000000"/>
+          <w:spacing w:val="15"/>
+          <w:sz w:val="20"/>
+          <w:szCs w:val="20"/>
+        </w:rPr>
+        <w:t>}}</w:t>
       </w:r>
     </w:p>
     <w:p>
@@ -4310,8 +5087,19 @@
           <w:szCs w:val="16"/>
         </w:rPr>
         <w:tab/>
-        <w:t>120 menit</w:t>
-      </w:r>
+        <w:t xml:space="preserve">120 </w:t>
+      </w:r>
+      <w:proofErr w:type="spellStart"/>
+      <w:r>
+        <w:rPr>
+          <w:color w:val="000000"/>
+          <w:spacing w:val="15"/>
+          <w:sz w:val="16"/>
+          <w:szCs w:val="16"/>
+        </w:rPr>
+        <w:t>menit</w:t>
+      </w:r>
+      <w:proofErr w:type="spellEnd"/>
     </w:p>
     <w:p>
       <w:pPr>
@@ -4358,7 +5146,66 @@
           <w:szCs w:val="16"/>
         </w:rPr>
         <w:tab/>
-        <w:t>Rentang waktu 08.00 s.d. 20.00 (WIB)</w:t>
+      </w:r>
+      <w:proofErr w:type="spellStart"/>
+      <w:r>
+        <w:rPr>
+          <w:color w:val="000000"/>
+          <w:spacing w:val="15"/>
+          <w:sz w:val="16"/>
+          <w:szCs w:val="16"/>
+        </w:rPr>
+        <w:t>Rentang</w:t>
+      </w:r>
+      <w:proofErr w:type="spellEnd"/>
+      <w:r>
+        <w:rPr>
+          <w:color w:val="000000"/>
+          <w:spacing w:val="15"/>
+          <w:sz w:val="16"/>
+          <w:szCs w:val="16"/>
+        </w:rPr>
+        <w:t xml:space="preserve"> </w:t>
+      </w:r>
+      <w:proofErr w:type="spellStart"/>
+      <w:r>
+        <w:rPr>
+          <w:color w:val="000000"/>
+          <w:spacing w:val="15"/>
+          <w:sz w:val="16"/>
+          <w:szCs w:val="16"/>
+        </w:rPr>
+        <w:t>waktu</w:t>
+      </w:r>
+      <w:proofErr w:type="spellEnd"/>
+      <w:r>
+        <w:rPr>
+          <w:color w:val="000000"/>
+          <w:spacing w:val="15"/>
+          <w:sz w:val="16"/>
+          <w:szCs w:val="16"/>
+        </w:rPr>
+        <w:t xml:space="preserve"> 08.00 </w:t>
+      </w:r>
+      <w:proofErr w:type="spellStart"/>
+      <w:r>
+        <w:rPr>
+          <w:color w:val="000000"/>
+          <w:spacing w:val="15"/>
+          <w:sz w:val="16"/>
+          <w:szCs w:val="16"/>
+        </w:rPr>
+        <w:t>s.d.</w:t>
+      </w:r>
+      <w:proofErr w:type="spellEnd"/>
+      <w:r>
+        <w:rPr>
+          <w:color w:val="000000"/>
+          <w:spacing w:val="15"/>
+          <w:sz w:val="16"/>
+          <w:szCs w:val="16"/>
+        </w:rPr>
+        <w:t xml:space="preserve"> 20.00 (WIB)</w:t>
       </w:r>
     </w:p>
     <w:p>
@@ -4386,7 +5233,167 @@
           <w:sz w:val="20"/>
           <w:szCs w:val="20"/>
         </w:rPr>
-        <w:t xml:space="preserve">Saya memahami sepenuhnya bahwa keputusan terakhir tetap merupakan kewenangan </w:t>
+        <w:t xml:space="preserve">Saya </w:t>
+      </w:r>
+      <w:proofErr w:type="spellStart"/>
+      <w:r>
+        <w:rPr>
+          <w:color w:val="000000"/>
+          <w:spacing w:val="15"/>
+          <w:sz w:val="20"/>
+          <w:szCs w:val="20"/>
+        </w:rPr>
+        <w:t>memahami</w:t>
+      </w:r>
+      <w:proofErr w:type="spellEnd"/>
+      <w:r>
+        <w:rPr>
+          <w:color w:val="000000"/>
+          <w:spacing w:val="15"/>
+          <w:sz w:val="20"/>
+          <w:szCs w:val="20"/>
+        </w:rPr>
+        <w:t xml:space="preserve"> </w:t>
+      </w:r>
+      <w:proofErr w:type="spellStart"/>
+      <w:r>
+        <w:rPr>
+          <w:color w:val="000000"/>
+          <w:spacing w:val="15"/>
+          <w:sz w:val="20"/>
+          <w:szCs w:val="20"/>
+        </w:rPr>
+        <w:t>sepenuhnya</w:t>
+      </w:r>
+      <w:proofErr w:type="spellEnd"/>
+      <w:r>
+        <w:rPr>
+          <w:color w:val="000000"/>
+          <w:spacing w:val="15"/>
+          <w:sz w:val="20"/>
+          <w:szCs w:val="20"/>
+        </w:rPr>
+        <w:t xml:space="preserve"> </w:t>
+      </w:r>
+      <w:proofErr w:type="spellStart"/>
+      <w:r>
+        <w:rPr>
+          <w:color w:val="000000"/>
+          <w:spacing w:val="15"/>
+          <w:sz w:val="20"/>
+          <w:szCs w:val="20"/>
+        </w:rPr>
+        <w:t>bahwa</w:t>
+      </w:r>
+      <w:proofErr w:type="spellEnd"/>
+      <w:r>
+        <w:rPr>
+          <w:color w:val="000000"/>
+          <w:spacing w:val="15"/>
+          <w:sz w:val="20"/>
+          <w:szCs w:val="20"/>
+        </w:rPr>
+        <w:t xml:space="preserve"> </w:t>
+      </w:r>
+      <w:proofErr w:type="spellStart"/>
+      <w:r>
+        <w:rPr>
+          <w:color w:val="000000"/>
+          <w:spacing w:val="15"/>
+          <w:sz w:val="20"/>
+          <w:szCs w:val="20"/>
+        </w:rPr>
+        <w:t>keputusan</w:t>
+      </w:r>
+      <w:proofErr w:type="spellEnd"/>
+      <w:r>
+        <w:rPr>
+          <w:color w:val="000000"/>
+          <w:spacing w:val="15"/>
+          <w:sz w:val="20"/>
+          <w:szCs w:val="20"/>
+        </w:rPr>
+        <w:t xml:space="preserve"> </w:t>
+      </w:r>
+      <w:proofErr w:type="spellStart"/>
+      <w:r>
+        <w:rPr>
+          <w:color w:val="000000"/>
+          <w:spacing w:val="15"/>
+          <w:sz w:val="20"/>
+          <w:szCs w:val="20"/>
+        </w:rPr>
+        <w:t>terakhir</w:t>
+      </w:r>
+      <w:proofErr w:type="spellEnd"/>
+      <w:r>
+        <w:rPr>
+          <w:color w:val="000000"/>
+          <w:spacing w:val="15"/>
+          <w:sz w:val="20"/>
+          <w:szCs w:val="20"/>
+        </w:rPr>
+        <w:t xml:space="preserve"> </w:t>
+      </w:r>
+      <w:proofErr w:type="spellStart"/>
+      <w:r>
+        <w:rPr>
+          <w:color w:val="000000"/>
+          <w:spacing w:val="15"/>
+          <w:sz w:val="20"/>
+          <w:szCs w:val="20"/>
+        </w:rPr>
+        <w:t>tetap</w:t>
+      </w:r>
+      <w:proofErr w:type="spellEnd"/>
+      <w:r>
+        <w:rPr>
+          <w:color w:val="000000"/>
+          <w:spacing w:val="15"/>
+          <w:sz w:val="20"/>
+          <w:szCs w:val="20"/>
+        </w:rPr>
+        <w:t xml:space="preserve"> </w:t>
+      </w:r>
+      <w:proofErr w:type="spellStart"/>
+      <w:r>
+        <w:rPr>
+          <w:color w:val="000000"/>
+          <w:spacing w:val="15"/>
+          <w:sz w:val="20"/>
+          <w:szCs w:val="20"/>
+        </w:rPr>
+        <w:t>merupakan</w:t>
+      </w:r>
+      <w:proofErr w:type="spellEnd"/>
+      <w:r>
+        <w:rPr>
+          <w:color w:val="000000"/>
+          <w:spacing w:val="15"/>
+          <w:sz w:val="20"/>
+          <w:szCs w:val="20"/>
+        </w:rPr>
+        <w:t xml:space="preserve"> </w:t>
+      </w:r>
+      <w:proofErr w:type="spellStart"/>
+      <w:r>
+        <w:rPr>
+          <w:color w:val="000000"/>
+          <w:spacing w:val="15"/>
+          <w:sz w:val="20"/>
+          <w:szCs w:val="20"/>
+        </w:rPr>
+        <w:t>kewenangan</w:t>
+      </w:r>
+      <w:proofErr w:type="spellEnd"/>
+      <w:r>
+        <w:rPr>
+          <w:color w:val="000000"/>
+          <w:spacing w:val="15"/>
+          <w:sz w:val="20"/>
+          <w:szCs w:val="20"/>
+        </w:rPr>
+        <w:t xml:space="preserve"> </w:t>
       </w:r>
       <w:r>
         <w:rPr>
@@ -4404,7 +5411,147 @@
           <w:sz w:val="20"/>
           <w:szCs w:val="20"/>
         </w:rPr>
-        <w:t>, dan akan saya patuhi serta laksanakan sebagaimana harusnya.</w:t>
+        <w:t xml:space="preserve">, dan </w:t>
+      </w:r>
+      <w:proofErr w:type="spellStart"/>
+      <w:r>
+        <w:rPr>
+          <w:color w:val="000000"/>
+          <w:spacing w:val="15"/>
+          <w:sz w:val="20"/>
+          <w:szCs w:val="20"/>
+        </w:rPr>
+        <w:t>akan</w:t>
+      </w:r>
+      <w:proofErr w:type="spellEnd"/>
+      <w:r>
+        <w:rPr>
+          <w:color w:val="000000"/>
+          <w:spacing w:val="15"/>
+          <w:sz w:val="20"/>
+          <w:szCs w:val="20"/>
+        </w:rPr>
+        <w:t xml:space="preserve"> </w:t>
+      </w:r>
+      <w:proofErr w:type="spellStart"/>
+      <w:r>
+        <w:rPr>
+          <w:color w:val="000000"/>
+          <w:spacing w:val="15"/>
+          <w:sz w:val="20"/>
+          <w:szCs w:val="20"/>
+        </w:rPr>
+        <w:t>saya</w:t>
+      </w:r>
+      <w:proofErr w:type="spellEnd"/>
+      <w:r>
+        <w:rPr>
+          <w:color w:val="000000"/>
+          <w:spacing w:val="15"/>
+          <w:sz w:val="20"/>
+          <w:szCs w:val="20"/>
+        </w:rPr>
+        <w:t xml:space="preserve"> </w:t>
+      </w:r>
+      <w:proofErr w:type="spellStart"/>
+      <w:r>
+        <w:rPr>
+          <w:color w:val="000000"/>
+          <w:spacing w:val="15"/>
+          <w:sz w:val="20"/>
+          <w:szCs w:val="20"/>
+        </w:rPr>
+        <w:t>patuhi</w:t>
+      </w:r>
+      <w:proofErr w:type="spellEnd"/>
+      <w:r>
+        <w:rPr>
+          <w:color w:val="000000"/>
+          <w:spacing w:val="15"/>
+          <w:sz w:val="20"/>
+          <w:szCs w:val="20"/>
+        </w:rPr>
+        <w:t xml:space="preserve"> </w:t>
+      </w:r>
+      <w:proofErr w:type="spellStart"/>
+      <w:r>
+        <w:rPr>
+          <w:color w:val="000000"/>
+          <w:spacing w:val="15"/>
+          <w:sz w:val="20"/>
+          <w:szCs w:val="20"/>
+        </w:rPr>
+        <w:t>serta</w:t>
+      </w:r>
+      <w:proofErr w:type="spellEnd"/>
+      <w:r>
+        <w:rPr>
+          <w:color w:val="000000"/>
+          <w:spacing w:val="15"/>
+          <w:sz w:val="20"/>
+          <w:szCs w:val="20"/>
+        </w:rPr>
+        <w:t xml:space="preserve"> </w:t>
+      </w:r>
+      <w:proofErr w:type="spellStart"/>
+      <w:r>
+        <w:rPr>
+          <w:color w:val="000000"/>
+          <w:spacing w:val="15"/>
+          <w:sz w:val="20"/>
+          <w:szCs w:val="20"/>
+        </w:rPr>
+        <w:t>laksanakan</w:t>
+      </w:r>
+      <w:proofErr w:type="spellEnd"/>
+      <w:r>
+        <w:rPr>
+          <w:color w:val="000000"/>
+          <w:spacing w:val="15"/>
+          <w:sz w:val="20"/>
+          <w:szCs w:val="20"/>
+        </w:rPr>
+        <w:t xml:space="preserve"> </w:t>
+      </w:r>
+      <w:proofErr w:type="spellStart"/>
+      <w:r>
+        <w:rPr>
+          <w:color w:val="000000"/>
+          <w:spacing w:val="15"/>
+          <w:sz w:val="20"/>
+          <w:szCs w:val="20"/>
+        </w:rPr>
+        <w:t>sebagaimana</w:t>
+      </w:r>
+      <w:proofErr w:type="spellEnd"/>
+      <w:r>
+        <w:rPr>
+          <w:color w:val="000000"/>
+          <w:spacing w:val="15"/>
+          <w:sz w:val="20"/>
+          <w:szCs w:val="20"/>
+        </w:rPr>
+        <w:t xml:space="preserve"> </w:t>
+      </w:r>
+      <w:proofErr w:type="spellStart"/>
+      <w:r>
+        <w:rPr>
+          <w:color w:val="000000"/>
+          <w:spacing w:val="15"/>
+          <w:sz w:val="20"/>
+          <w:szCs w:val="20"/>
+        </w:rPr>
+        <w:t>harusnya</w:t>
+      </w:r>
+      <w:proofErr w:type="spellEnd"/>
+      <w:r>
+        <w:rPr>
+          <w:color w:val="000000"/>
+          <w:spacing w:val="15"/>
+          <w:sz w:val="20"/>
+          <w:szCs w:val="20"/>
+        </w:rPr>
+        <w:t>.</w:t>
       </w:r>
     </w:p>
     <w:p>
@@ -4425,14 +5572,105 @@
           <w:szCs w:val="20"/>
         </w:rPr>
       </w:pPr>
-      <w:r>
-        <w:rPr>
-          <w:color w:val="000000"/>
-          <w:spacing w:val="15"/>
-          <w:sz w:val="20"/>
-          <w:szCs w:val="20"/>
-        </w:rPr>
-        <w:t xml:space="preserve">Demikian usulan saya, atas perhatian </w:t>
+      <w:proofErr w:type="spellStart"/>
+      <w:r>
+        <w:rPr>
+          <w:color w:val="000000"/>
+          <w:spacing w:val="15"/>
+          <w:sz w:val="20"/>
+          <w:szCs w:val="20"/>
+        </w:rPr>
+        <w:t>Demikian</w:t>
+      </w:r>
+      <w:proofErr w:type="spellEnd"/>
+      <w:r>
+        <w:rPr>
+          <w:color w:val="000000"/>
+          <w:spacing w:val="15"/>
+          <w:sz w:val="20"/>
+          <w:szCs w:val="20"/>
+        </w:rPr>
+        <w:t xml:space="preserve"> </w:t>
+      </w:r>
+      <w:proofErr w:type="spellStart"/>
+      <w:r>
+        <w:rPr>
+          <w:color w:val="000000"/>
+          <w:spacing w:val="15"/>
+          <w:sz w:val="20"/>
+          <w:szCs w:val="20"/>
+        </w:rPr>
+        <w:t>usulan</w:t>
+      </w:r>
+      <w:proofErr w:type="spellEnd"/>
+      <w:r>
+        <w:rPr>
+          <w:color w:val="000000"/>
+          <w:spacing w:val="15"/>
+          <w:sz w:val="20"/>
+          <w:szCs w:val="20"/>
+        </w:rPr>
+        <w:t xml:space="preserve"> </w:t>
+      </w:r>
+      <w:proofErr w:type="spellStart"/>
+      <w:r>
+        <w:rPr>
+          <w:color w:val="000000"/>
+          <w:spacing w:val="15"/>
+          <w:sz w:val="20"/>
+          <w:szCs w:val="20"/>
+        </w:rPr>
+        <w:t>saya</w:t>
+      </w:r>
+      <w:proofErr w:type="spellEnd"/>
+      <w:r>
+        <w:rPr>
+          <w:color w:val="000000"/>
+          <w:spacing w:val="15"/>
+          <w:sz w:val="20"/>
+          <w:szCs w:val="20"/>
+        </w:rPr>
+        <w:t xml:space="preserve">, </w:t>
+      </w:r>
+      <w:proofErr w:type="spellStart"/>
+      <w:r>
+        <w:rPr>
+          <w:color w:val="000000"/>
+          <w:spacing w:val="15"/>
+          <w:sz w:val="20"/>
+          <w:szCs w:val="20"/>
+        </w:rPr>
+        <w:t>atas</w:t>
+      </w:r>
+      <w:proofErr w:type="spellEnd"/>
+      <w:r>
+        <w:rPr>
+          <w:color w:val="000000"/>
+          <w:spacing w:val="15"/>
+          <w:sz w:val="20"/>
+          <w:szCs w:val="20"/>
+        </w:rPr>
+        <w:t xml:space="preserve"> </w:t>
+      </w:r>
+      <w:proofErr w:type="spellStart"/>
+      <w:r>
+        <w:rPr>
+          <w:color w:val="000000"/>
+          <w:spacing w:val="15"/>
+          <w:sz w:val="20"/>
+          <w:szCs w:val="20"/>
+        </w:rPr>
+        <w:t>perhatian</w:t>
+      </w:r>
+      <w:proofErr w:type="spellEnd"/>
+      <w:r>
+        <w:rPr>
+          <w:color w:val="000000"/>
+          <w:spacing w:val="15"/>
+          <w:sz w:val="20"/>
+          <w:szCs w:val="20"/>
+        </w:rPr>
+        <w:t xml:space="preserve"> </w:t>
       </w:r>
       <w:r>
         <w:rPr>
@@ -4450,7 +5688,67 @@
           <w:sz w:val="20"/>
           <w:szCs w:val="20"/>
         </w:rPr>
-        <w:t>aya ucapkan terima kasih.</w:t>
+        <w:t xml:space="preserve">aya </w:t>
+      </w:r>
+      <w:proofErr w:type="spellStart"/>
+      <w:r>
+        <w:rPr>
+          <w:color w:val="000000"/>
+          <w:spacing w:val="15"/>
+          <w:sz w:val="20"/>
+          <w:szCs w:val="20"/>
+        </w:rPr>
+        <w:t>ucapkan</w:t>
+      </w:r>
+      <w:proofErr w:type="spellEnd"/>
+      <w:r>
+        <w:rPr>
+          <w:color w:val="000000"/>
+          <w:spacing w:val="15"/>
+          <w:sz w:val="20"/>
+          <w:szCs w:val="20"/>
+        </w:rPr>
+        <w:t xml:space="preserve"> </w:t>
+      </w:r>
+      <w:proofErr w:type="spellStart"/>
+      <w:r>
+        <w:rPr>
+          <w:color w:val="000000"/>
+          <w:spacing w:val="15"/>
+          <w:sz w:val="20"/>
+          <w:szCs w:val="20"/>
+        </w:rPr>
+        <w:t>terima</w:t>
+      </w:r>
+      <w:proofErr w:type="spellEnd"/>
+      <w:r>
+        <w:rPr>
+          <w:color w:val="000000"/>
+          <w:spacing w:val="15"/>
+          <w:sz w:val="20"/>
+          <w:szCs w:val="20"/>
+        </w:rPr>
+        <w:t xml:space="preserve"> </w:t>
+      </w:r>
+      <w:proofErr w:type="spellStart"/>
+      <w:r>
+        <w:rPr>
+          <w:color w:val="000000"/>
+          <w:spacing w:val="15"/>
+          <w:sz w:val="20"/>
+          <w:szCs w:val="20"/>
+        </w:rPr>
+        <w:t>kasih</w:t>
+      </w:r>
+      <w:proofErr w:type="spellEnd"/>
+      <w:r>
+        <w:rPr>
+          <w:color w:val="000000"/>
+          <w:spacing w:val="15"/>
+          <w:sz w:val="20"/>
+          <w:szCs w:val="20"/>
+        </w:rPr>
+        <w:t>.</w:t>
       </w:r>
     </w:p>
     <w:p>
@@ -4518,7 +5816,29 @@
           <w:szCs w:val="20"/>
           <w:lang w:val="id-ID"/>
         </w:rPr>
-        <w:t>{{tanggal}}</w:t>
+        <w:t>{{</w:t>
+      </w:r>
+      <w:proofErr w:type="spellStart"/>
+      <w:r>
+        <w:rPr>
+          <w:color w:val="000000"/>
+          <w:spacing w:val="15"/>
+          <w:sz w:val="20"/>
+          <w:szCs w:val="20"/>
+          <w:lang w:val="id-ID"/>
+        </w:rPr>
+        <w:t>today_date</w:t>
+      </w:r>
+      <w:proofErr w:type="spellEnd"/>
+      <w:r>
+        <w:rPr>
+          <w:color w:val="000000"/>
+          <w:spacing w:val="15"/>
+          <w:sz w:val="20"/>
+          <w:szCs w:val="20"/>
+          <w:lang w:val="id-ID"/>
+        </w:rPr>
+        <w:t>}}</w:t>
       </w:r>
     </w:p>
     <w:p>
@@ -4546,7 +5866,27 @@
           <w:sz w:val="20"/>
           <w:szCs w:val="20"/>
         </w:rPr>
-        <w:t>Hormat saya,</w:t>
+        <w:t xml:space="preserve">Hormat </w:t>
+      </w:r>
+      <w:proofErr w:type="spellStart"/>
+      <w:r>
+        <w:rPr>
+          <w:color w:val="000000"/>
+          <w:spacing w:val="15"/>
+          <w:sz w:val="20"/>
+          <w:szCs w:val="20"/>
+        </w:rPr>
+        <w:t>saya</w:t>
+      </w:r>
+      <w:proofErr w:type="spellEnd"/>
+      <w:r>
+        <w:rPr>
+          <w:color w:val="000000"/>
+          <w:spacing w:val="15"/>
+          <w:sz w:val="20"/>
+          <w:szCs w:val="20"/>
+        </w:rPr>
+        <w:t>,</w:t>
       </w:r>
     </w:p>
     <w:p>
@@ -4572,14 +5912,95 @@
           <w:sz w:val="20"/>
           <w:szCs w:val="20"/>
         </w:rPr>
-        <w:t>{{ttd_mahasiswa}}</w:t>
-      </w:r>
-      <w:r>
-        <w:rPr>
-          <w:color w:val="000000"/>
-          <w:spacing w:val="15"/>
-          <w:sz w:val="20"/>
-          <w:szCs w:val="20"/>
+        <w:t>{{</w:t>
+      </w:r>
+      <w:proofErr w:type="spellStart"/>
+      <w:r>
+        <w:rPr>
+          <w:color w:val="000000"/>
+          <w:spacing w:val="15"/>
+          <w:sz w:val="20"/>
+          <w:szCs w:val="20"/>
+        </w:rPr>
+        <w:t>ttd_mahasiswa</w:t>
+      </w:r>
+      <w:proofErr w:type="spellEnd"/>
+      <w:r>
+        <w:rPr>
+          <w:color w:val="000000"/>
+          <w:spacing w:val="15"/>
+          <w:sz w:val="20"/>
+          <w:szCs w:val="20"/>
+        </w:rPr>
+        <w:t>}}</w:t>
+      </w:r>
+    </w:p>
+    <w:p>
+      <w:pPr>
+        <w:tabs>
+          <w:tab w:val="left" w:pos="1335"/>
+        </w:tabs>
+        <w:autoSpaceDE w:val="0"/>
+        <w:autoSpaceDN w:val="0"/>
+        <w:adjustRightInd w:val="0"/>
+        <w:jc w:val="both"/>
+        <w:rPr>
+          <w:b/>
+          <w:bCs/>
+          <w:color w:val="000000"/>
+          <w:spacing w:val="15"/>
+          <w:sz w:val="20"/>
+          <w:szCs w:val="20"/>
+          <w:u w:val="single"/>
+        </w:rPr>
+      </w:pPr>
+      <w:r>
+        <w:rPr>
+          <w:b/>
+          <w:bCs/>
+          <w:color w:val="000000"/>
+          <w:spacing w:val="15"/>
+          <w:sz w:val="20"/>
+          <w:szCs w:val="20"/>
+          <w:u w:val="single"/>
+        </w:rPr>
+        <w:t>{{</w:t>
+      </w:r>
+      <w:proofErr w:type="spellStart"/>
+      <w:r>
+        <w:rPr>
+          <w:b/>
+          <w:bCs/>
+          <w:color w:val="000000"/>
+          <w:spacing w:val="15"/>
+          <w:sz w:val="20"/>
+          <w:szCs w:val="20"/>
+          <w:u w:val="single"/>
+        </w:rPr>
+        <w:t>nama_mahasiswa</w:t>
+      </w:r>
+      <w:proofErr w:type="spellEnd"/>
+      <w:r>
+        <w:rPr>
+          <w:b/>
+          <w:bCs/>
+          <w:color w:val="000000"/>
+          <w:spacing w:val="15"/>
+          <w:sz w:val="20"/>
+          <w:szCs w:val="20"/>
+          <w:u w:val="single"/>
+        </w:rPr>
+        <w:t>}}</w:t>
+      </w:r>
+      <w:r>
+        <w:rPr>
+          <w:b/>
+          <w:bCs/>
+          <w:color w:val="000000"/>
+          <w:spacing w:val="15"/>
+          <w:sz w:val="20"/>
+          <w:szCs w:val="20"/>
+          <w:u w:val="single"/>
         </w:rPr>
         <w:tab/>
       </w:r>
@@ -4603,6 +6024,7 @@
           <w:szCs w:val="18"/>
         </w:rPr>
       </w:pPr>
+      <w:proofErr w:type="gramStart"/>
       <w:r>
         <w:rPr>
           <w:b/>
@@ -4622,8 +6044,9 @@
           <w:szCs w:val="18"/>
           <w:lang w:val="id-ID"/>
         </w:rPr>
-        <w:t xml:space="preserve"> :  </w:t>
-      </w:r>
+        <w:t xml:space="preserve"> :</w:t>
+      </w:r>
+      <w:proofErr w:type="gramEnd"/>
       <w:r>
         <w:rPr>
           <w:b/>
@@ -4633,7 +6056,42 @@
           <w:szCs w:val="18"/>
           <w:lang w:val="id-ID"/>
         </w:rPr>
-        <w:t>{{npm}}</w:t>
+        <w:t xml:space="preserve">  </w:t>
+      </w:r>
+      <w:r>
+        <w:rPr>
+          <w:b/>
+          <w:color w:val="000000"/>
+          <w:spacing w:val="15"/>
+          <w:sz w:val="18"/>
+          <w:szCs w:val="18"/>
+          <w:lang w:val="id-ID"/>
+        </w:rPr>
+        <w:t>{{</w:t>
+      </w:r>
+      <w:proofErr w:type="spellStart"/>
+      <w:r>
+        <w:rPr>
+          <w:b/>
+          <w:color w:val="000000"/>
+          <w:spacing w:val="15"/>
+          <w:sz w:val="18"/>
+          <w:szCs w:val="18"/>
+          <w:lang w:val="id-ID"/>
+        </w:rPr>
+        <w:t>npm</w:t>
+      </w:r>
+      <w:proofErr w:type="spellEnd"/>
+      <w:r>
+        <w:rPr>
+          <w:b/>
+          <w:color w:val="000000"/>
+          <w:spacing w:val="15"/>
+          <w:sz w:val="18"/>
+          <w:szCs w:val="18"/>
+          <w:lang w:val="id-ID"/>
+        </w:rPr>
+        <w:t>}}</w:t>
       </w:r>
     </w:p>
     <w:p>
@@ -4687,13 +6145,39 @@
           <w:szCs w:val="20"/>
         </w:rPr>
       </w:pPr>
-      <w:r>
-        <w:rPr>
-          <w:sz w:val="20"/>
-          <w:szCs w:val="20"/>
-        </w:rPr>
-        <w:t xml:space="preserve">Disposisi Ketua Program Studi </w:t>
-      </w:r>
+      <w:proofErr w:type="spellStart"/>
+      <w:r>
+        <w:rPr>
+          <w:sz w:val="20"/>
+          <w:szCs w:val="20"/>
+        </w:rPr>
+        <w:t>Disposisi</w:t>
+      </w:r>
+      <w:proofErr w:type="spellEnd"/>
+      <w:r>
+        <w:rPr>
+          <w:sz w:val="20"/>
+          <w:szCs w:val="20"/>
+        </w:rPr>
+        <w:t xml:space="preserve"> </w:t>
+      </w:r>
+      <w:proofErr w:type="spellStart"/>
+      <w:r>
+        <w:rPr>
+          <w:sz w:val="20"/>
+          <w:szCs w:val="20"/>
+        </w:rPr>
+        <w:t>Ketua</w:t>
+      </w:r>
+      <w:proofErr w:type="spellEnd"/>
+      <w:r>
+        <w:rPr>
+          <w:sz w:val="20"/>
+          <w:szCs w:val="20"/>
+        </w:rPr>
+        <w:t xml:space="preserve"> Program Studi </w:t>
+      </w:r>
+      <w:proofErr w:type="spellStart"/>
       <w:r>
         <w:rPr>
           <w:sz w:val="20"/>
@@ -4701,6 +6185,8 @@
         </w:rPr>
         <w:t>Informatika</w:t>
       </w:r>
+      <w:proofErr w:type="spellEnd"/>
+      <w:proofErr w:type="gramStart"/>
       <w:r>
         <w:rPr>
           <w:sz w:val="20"/>
@@ -4709,6 +6195,7 @@
         <w:tab/>
         <w:t xml:space="preserve"> :</w:t>
       </w:r>
+      <w:proofErr w:type="gramEnd"/>
     </w:p>
     <w:p>
       <w:pPr>
@@ -4736,7 +6223,22 @@
           <w:szCs w:val="20"/>
         </w:rPr>
         <w:tab/>
-        <w:t>Penguji Utama</w:t>
+      </w:r>
+      <w:proofErr w:type="spellStart"/>
+      <w:r>
+        <w:rPr>
+          <w:sz w:val="20"/>
+          <w:szCs w:val="20"/>
+        </w:rPr>
+        <w:t>Penguji</w:t>
+      </w:r>
+      <w:proofErr w:type="spellEnd"/>
+      <w:r>
+        <w:rPr>
+          <w:sz w:val="20"/>
+          <w:szCs w:val="20"/>
+        </w:rPr>
+        <w:t xml:space="preserve"> Utama</w:t>
       </w:r>
       <w:r>
         <w:rPr>
@@ -4772,8 +6274,24 @@
           <w:szCs w:val="20"/>
         </w:rPr>
         <w:tab/>
-        <w:t xml:space="preserve">Penguji </w:t>
-      </w:r>
+      </w:r>
+      <w:proofErr w:type="spellStart"/>
+      <w:r>
+        <w:rPr>
+          <w:sz w:val="20"/>
+          <w:szCs w:val="20"/>
+        </w:rPr>
+        <w:t>Penguji</w:t>
+      </w:r>
+      <w:proofErr w:type="spellEnd"/>
+      <w:r>
+        <w:rPr>
+          <w:sz w:val="20"/>
+          <w:szCs w:val="20"/>
+        </w:rPr>
+        <w:t xml:space="preserve"> </w:t>
+      </w:r>
+      <w:proofErr w:type="spellStart"/>
       <w:r>
         <w:rPr>
           <w:sz w:val="20"/>
@@ -4781,6 +6299,7 @@
         </w:rPr>
         <w:t>Kedua</w:t>
       </w:r>
+      <w:proofErr w:type="spellEnd"/>
       <w:r>
         <w:rPr>
           <w:sz w:val="20"/>
@@ -4823,13 +6342,31 @@
         </w:rPr>
         <w:t>Hari/</w:t>
       </w:r>
-      <w:r>
-        <w:rPr>
-          <w:sz w:val="20"/>
-          <w:szCs w:val="20"/>
-        </w:rPr>
-        <w:t>Tanggal Ujian</w:t>
-      </w:r>
+      <w:proofErr w:type="spellStart"/>
+      <w:r>
+        <w:rPr>
+          <w:sz w:val="20"/>
+          <w:szCs w:val="20"/>
+        </w:rPr>
+        <w:t>Tanggal</w:t>
+      </w:r>
+      <w:proofErr w:type="spellEnd"/>
+      <w:r>
+        <w:rPr>
+          <w:sz w:val="20"/>
+          <w:szCs w:val="20"/>
+        </w:rPr>
+        <w:t xml:space="preserve"> </w:t>
+      </w:r>
+      <w:proofErr w:type="spellStart"/>
+      <w:r>
+        <w:rPr>
+          <w:sz w:val="20"/>
+          <w:szCs w:val="20"/>
+        </w:rPr>
+        <w:t>Ujian</w:t>
+      </w:r>
+      <w:proofErr w:type="spellEnd"/>
       <w:r>
         <w:rPr>
           <w:sz w:val="20"/>
@@ -4843,7 +6380,23 @@
           <w:sz w:val="20"/>
           <w:szCs w:val="20"/>
         </w:rPr>
-        <w:t xml:space="preserve"> {{sidang_date}}</w:t>
+        <w:t xml:space="preserve"> {{</w:t>
+      </w:r>
+      <w:proofErr w:type="spellStart"/>
+      <w:r>
+        <w:rPr>
+          <w:sz w:val="20"/>
+          <w:szCs w:val="20"/>
+        </w:rPr>
+        <w:t>sidang_date</w:t>
+      </w:r>
+      <w:proofErr w:type="spellEnd"/>
+      <w:r>
+        <w:rPr>
+          <w:sz w:val="20"/>
+          <w:szCs w:val="20"/>
+        </w:rPr>
+        <w:t>}}</w:t>
       </w:r>
     </w:p>
     <w:p>
@@ -4864,8 +6417,17 @@
           <w:szCs w:val="20"/>
         </w:rPr>
         <w:tab/>
-        <w:t>Waktu Ujian</w:t>
-      </w:r>
+        <w:t xml:space="preserve">Waktu </w:t>
+      </w:r>
+      <w:proofErr w:type="spellStart"/>
+      <w:r>
+        <w:rPr>
+          <w:sz w:val="20"/>
+          <w:szCs w:val="20"/>
+        </w:rPr>
+        <w:t>Ujian</w:t>
+      </w:r>
+      <w:proofErr w:type="spellEnd"/>
       <w:r>
         <w:rPr>
           <w:sz w:val="20"/>
@@ -4879,7 +6441,23 @@
           <w:sz w:val="20"/>
           <w:szCs w:val="20"/>
         </w:rPr>
-        <w:t xml:space="preserve"> {{sidang_time}}</w:t>
+        <w:t xml:space="preserve"> {{</w:t>
+      </w:r>
+      <w:proofErr w:type="spellStart"/>
+      <w:r>
+        <w:rPr>
+          <w:sz w:val="20"/>
+          <w:szCs w:val="20"/>
+        </w:rPr>
+        <w:t>sidang_time</w:t>
+      </w:r>
+      <w:proofErr w:type="spellEnd"/>
+      <w:r>
+        <w:rPr>
+          <w:sz w:val="20"/>
+          <w:szCs w:val="20"/>
+        </w:rPr>
+        <w:t>}}</w:t>
       </w:r>
     </w:p>
     <w:p>
@@ -4900,8 +6478,32 @@
           <w:szCs w:val="20"/>
         </w:rPr>
         <w:tab/>
-        <w:t>Tanggal Disposisi</w:t>
-      </w:r>
+      </w:r>
+      <w:proofErr w:type="spellStart"/>
+      <w:r>
+        <w:rPr>
+          <w:sz w:val="20"/>
+          <w:szCs w:val="20"/>
+        </w:rPr>
+        <w:t>Tanggal</w:t>
+      </w:r>
+      <w:proofErr w:type="spellEnd"/>
+      <w:r>
+        <w:rPr>
+          <w:sz w:val="20"/>
+          <w:szCs w:val="20"/>
+        </w:rPr>
+        <w:t xml:space="preserve"> </w:t>
+      </w:r>
+      <w:proofErr w:type="spellStart"/>
+      <w:r>
+        <w:rPr>
+          <w:sz w:val="20"/>
+          <w:szCs w:val="20"/>
+        </w:rPr>
+        <w:t>Disposisi</w:t>
+      </w:r>
+      <w:proofErr w:type="spellEnd"/>
       <w:r>
         <w:rPr>
           <w:sz w:val="20"/>
@@ -4915,7 +6517,23 @@
           <w:sz w:val="20"/>
           <w:szCs w:val="20"/>
         </w:rPr>
-        <w:t xml:space="preserve"> {{disposisi_date}}</w:t>
+        <w:t xml:space="preserve"> {{</w:t>
+      </w:r>
+      <w:proofErr w:type="spellStart"/>
+      <w:r>
+        <w:rPr>
+          <w:sz w:val="20"/>
+          <w:szCs w:val="20"/>
+        </w:rPr>
+        <w:t>disposisi_date</w:t>
+      </w:r>
+      <w:proofErr w:type="spellEnd"/>
+      <w:r>
+        <w:rPr>
+          <w:sz w:val="20"/>
+          <w:szCs w:val="20"/>
+        </w:rPr>
+        <w:t>}}</w:t>
       </w:r>
     </w:p>
     <w:p>
@@ -4938,8 +6556,25 @@
           <w:sz w:val="20"/>
           <w:szCs w:val="20"/>
         </w:rPr>
-        <w:t xml:space="preserve">Tanda Tangan Kaprodi </w:t>
-      </w:r>
+        <w:t xml:space="preserve">Tanda Tangan </w:t>
+      </w:r>
+      <w:proofErr w:type="spellStart"/>
+      <w:r>
+        <w:rPr>
+          <w:sz w:val="20"/>
+          <w:szCs w:val="20"/>
+        </w:rPr>
+        <w:t>Kaprodi</w:t>
+      </w:r>
+      <w:proofErr w:type="spellEnd"/>
+      <w:r>
+        <w:rPr>
+          <w:sz w:val="20"/>
+          <w:szCs w:val="20"/>
+        </w:rPr>
+        <w:t xml:space="preserve"> </w:t>
+      </w:r>
+      <w:proofErr w:type="spellStart"/>
       <w:r>
         <w:rPr>
           <w:sz w:val="20"/>
@@ -4947,6 +6582,7 @@
         </w:rPr>
         <w:t>Informatika</w:t>
       </w:r>
+      <w:proofErr w:type="spellEnd"/>
       <w:r>
         <w:rPr>
           <w:sz w:val="20"/>
@@ -4960,7 +6596,23 @@
           <w:sz w:val="20"/>
           <w:szCs w:val="20"/>
         </w:rPr>
-        <w:t xml:space="preserve"> {{ttd_kaprodi}}</w:t>
+        <w:t xml:space="preserve"> {{</w:t>
+      </w:r>
+      <w:proofErr w:type="spellStart"/>
+      <w:r>
+        <w:rPr>
+          <w:sz w:val="20"/>
+          <w:szCs w:val="20"/>
+        </w:rPr>
+        <w:t>ttd_kaprodi</w:t>
+      </w:r>
+      <w:proofErr w:type="spellEnd"/>
+      <w:r>
+        <w:rPr>
+          <w:sz w:val="20"/>
+          <w:szCs w:val="20"/>
+        </w:rPr>
+        <w:t>}}</w:t>
       </w:r>
     </w:p>
     <w:p>
@@ -4984,48 +6636,228 @@
           <w:sz w:val="22"/>
         </w:rPr>
       </w:pPr>
+      <w:proofErr w:type="spellStart"/>
       <w:r>
         <w:rPr>
           <w:b w:val="0"/>
           <w:sz w:val="22"/>
         </w:rPr>
-        <w:t>Catatan:</w:t>
-      </w:r>
+        <w:t>Catatan</w:t>
+      </w:r>
+      <w:proofErr w:type="spellEnd"/>
       <w:r>
         <w:rPr>
           <w:b w:val="0"/>
           <w:sz w:val="22"/>
         </w:rPr>
-        <w:t xml:space="preserve"> </w:t>
+        <w:t>:</w:t>
       </w:r>
       <w:r>
         <w:rPr>
           <w:b w:val="0"/>
           <w:sz w:val="22"/>
         </w:rPr>
-        <w:tab/>
+        <w:t xml:space="preserve"> </w:t>
       </w:r>
       <w:r>
         <w:rPr>
           <w:b w:val="0"/>
           <w:sz w:val="22"/>
         </w:rPr>
-        <w:t>Harus diketik dengan rapi</w:t>
+        <w:tab/>
       </w:r>
       <w:r>
         <w:rPr>
           <w:b w:val="0"/>
           <w:sz w:val="22"/>
         </w:rPr>
-        <w:t>. Khusus</w:t>
-      </w:r>
+        <w:t xml:space="preserve">Harus </w:t>
+      </w:r>
+      <w:proofErr w:type="spellStart"/>
       <w:r>
         <w:rPr>
           <w:b w:val="0"/>
           <w:sz w:val="22"/>
         </w:rPr>
-        <w:t xml:space="preserve"> bagian tanggal ujian, waktu ujian, dan disposisi kaprodi dikosongkan</w:t>
-      </w:r>
+        <w:t>diketik</w:t>
+      </w:r>
+      <w:proofErr w:type="spellEnd"/>
+      <w:r>
+        <w:rPr>
+          <w:b w:val="0"/>
+          <w:sz w:val="22"/>
+        </w:rPr>
+        <w:t xml:space="preserve"> </w:t>
+      </w:r>
+      <w:proofErr w:type="spellStart"/>
+      <w:r>
+        <w:rPr>
+          <w:b w:val="0"/>
+          <w:sz w:val="22"/>
+        </w:rPr>
+        <w:t>dengan</w:t>
+      </w:r>
+      <w:proofErr w:type="spellEnd"/>
+      <w:r>
+        <w:rPr>
+          <w:b w:val="0"/>
+          <w:sz w:val="22"/>
+        </w:rPr>
+        <w:t xml:space="preserve"> </w:t>
+      </w:r>
+      <w:proofErr w:type="spellStart"/>
+      <w:r>
+        <w:rPr>
+          <w:b w:val="0"/>
+          <w:sz w:val="22"/>
+        </w:rPr>
+        <w:t>rapi</w:t>
+      </w:r>
+      <w:proofErr w:type="spellEnd"/>
+      <w:r>
+        <w:rPr>
+          <w:b w:val="0"/>
+          <w:sz w:val="22"/>
+        </w:rPr>
+        <w:t xml:space="preserve">. </w:t>
+      </w:r>
+      <w:proofErr w:type="spellStart"/>
+      <w:r>
+        <w:rPr>
+          <w:b w:val="0"/>
+          <w:sz w:val="22"/>
+        </w:rPr>
+        <w:t>Khusus</w:t>
+      </w:r>
+      <w:proofErr w:type="spellEnd"/>
+      <w:r>
+        <w:rPr>
+          <w:b w:val="0"/>
+          <w:sz w:val="22"/>
+        </w:rPr>
+        <w:t xml:space="preserve"> </w:t>
+      </w:r>
+      <w:proofErr w:type="spellStart"/>
+      <w:r>
+        <w:rPr>
+          <w:b w:val="0"/>
+          <w:sz w:val="22"/>
+        </w:rPr>
+        <w:t>bagian</w:t>
+      </w:r>
+      <w:proofErr w:type="spellEnd"/>
+      <w:r>
+        <w:rPr>
+          <w:b w:val="0"/>
+          <w:sz w:val="22"/>
+        </w:rPr>
+        <w:t xml:space="preserve"> </w:t>
+      </w:r>
+      <w:proofErr w:type="spellStart"/>
+      <w:r>
+        <w:rPr>
+          <w:b w:val="0"/>
+          <w:sz w:val="22"/>
+        </w:rPr>
+        <w:t>tanggal</w:t>
+      </w:r>
+      <w:proofErr w:type="spellEnd"/>
+      <w:r>
+        <w:rPr>
+          <w:b w:val="0"/>
+          <w:sz w:val="22"/>
+        </w:rPr>
+        <w:t xml:space="preserve"> </w:t>
+      </w:r>
+      <w:proofErr w:type="spellStart"/>
+      <w:r>
+        <w:rPr>
+          <w:b w:val="0"/>
+          <w:sz w:val="22"/>
+        </w:rPr>
+        <w:t>ujian</w:t>
+      </w:r>
+      <w:proofErr w:type="spellEnd"/>
+      <w:r>
+        <w:rPr>
+          <w:b w:val="0"/>
+          <w:sz w:val="22"/>
+        </w:rPr>
+        <w:t xml:space="preserve">, </w:t>
+      </w:r>
+      <w:proofErr w:type="spellStart"/>
+      <w:r>
+        <w:rPr>
+          <w:b w:val="0"/>
+          <w:sz w:val="22"/>
+        </w:rPr>
+        <w:t>waktu</w:t>
+      </w:r>
+      <w:proofErr w:type="spellEnd"/>
+      <w:r>
+        <w:rPr>
+          <w:b w:val="0"/>
+          <w:sz w:val="22"/>
+        </w:rPr>
+        <w:t xml:space="preserve"> </w:t>
+      </w:r>
+      <w:proofErr w:type="spellStart"/>
+      <w:r>
+        <w:rPr>
+          <w:b w:val="0"/>
+          <w:sz w:val="22"/>
+        </w:rPr>
+        <w:t>ujian</w:t>
+      </w:r>
+      <w:proofErr w:type="spellEnd"/>
+      <w:r>
+        <w:rPr>
+          <w:b w:val="0"/>
+          <w:sz w:val="22"/>
+        </w:rPr>
+        <w:t xml:space="preserve">, dan </w:t>
+      </w:r>
+      <w:proofErr w:type="spellStart"/>
+      <w:r>
+        <w:rPr>
+          <w:b w:val="0"/>
+          <w:sz w:val="22"/>
+        </w:rPr>
+        <w:t>disposisi</w:t>
+      </w:r>
+      <w:proofErr w:type="spellEnd"/>
+      <w:r>
+        <w:rPr>
+          <w:b w:val="0"/>
+          <w:sz w:val="22"/>
+        </w:rPr>
+        <w:t xml:space="preserve"> </w:t>
+      </w:r>
+      <w:proofErr w:type="spellStart"/>
+      <w:r>
+        <w:rPr>
+          <w:b w:val="0"/>
+          <w:sz w:val="22"/>
+        </w:rPr>
+        <w:t>kaprodi</w:t>
+      </w:r>
+      <w:proofErr w:type="spellEnd"/>
+      <w:r>
+        <w:rPr>
+          <w:b w:val="0"/>
+          <w:sz w:val="22"/>
+        </w:rPr>
+        <w:t xml:space="preserve"> </w:t>
+      </w:r>
+      <w:proofErr w:type="spellStart"/>
+      <w:r>
+        <w:rPr>
+          <w:b w:val="0"/>
+          <w:sz w:val="22"/>
+        </w:rPr>
+        <w:t>dikosongkan</w:t>
+      </w:r>
+      <w:proofErr w:type="spellEnd"/>
     </w:p>
     <w:sectPr>
       <w:pgSz w:w="12240" w:h="20160" w:code="5"/>
